--- a/code-graph/CODE-GRAPH.docx
+++ b/code-graph/CODE-GRAPH.docx
@@ -13,7 +13,7 @@
           <w:color w:val="251C53"/>
           <w:sz w:val="36"/>
         </w:rPr>
-        <w:t>CODE-GRAPH.md — Bản đồ codebase: KZTEK Multi-Agent Workspace</w:t>
+        <w:t>CODE-GRAPH.md — Bản đồ codebase: Remote Control Tool (CCU ↔ ZCU)</w:t>
       </w:r>
     </w:p>
     <w:p>
@@ -31,7 +31,7 @@
         <w:rPr>
           <w:sz w:val="21"/>
         </w:rPr>
-        <w:t xml:space="preserve"> 2026-07-12 | </w:t>
+        <w:t xml:space="preserve"> 2026-07-26 | </w:t>
       </w:r>
       <w:r>
         <w:rPr>
@@ -57,7 +57,7 @@
         <w:rPr>
           <w:sz w:val="21"/>
         </w:rPr>
-        <w:t xml:space="preserve"> 1.0</w:t>
+        <w:t xml:space="preserve"> 2.0</w:t>
       </w:r>
     </w:p>
     <w:p>
@@ -110,13 +110,13 @@
           <w:b/>
           <w:color w:val="4A3F8C"/>
         </w:rPr>
-        <w:t>LƯU Ý QUAN TRỌNG:</w:t>
+        <w:t>Ghi chú version 2.0:</w:t>
       </w:r>
       <w:r>
         <w:rPr>
           <w:color w:val="4A3F8C"/>
         </w:rPr>
-        <w:t xml:space="preserve"> Đây là AI Agent Framework workspace, KHÔNG phải codebase sản phẩm. Thư mục </w:t>
+        <w:t xml:space="preserve"> Bản v1.0 (2026-07-12) mô tả workspace agent framework cũ (không đúng repo này) — đã viết lại toàn bộ theo khảo sát thực tế repo </w:t>
       </w:r>
       <w:r>
         <w:rPr>
@@ -124,20 +124,27 @@
           <w:color w:val="F05922"/>
           <w:sz w:val="18"/>
         </w:rPr>
-        <w:t>src/</w:t>
+        <w:t>6.RemoteControlTool</w:t>
       </w:r>
       <w:r>
         <w:rPr>
           <w:color w:val="4A3F8C"/>
         </w:rPr>
-        <w:t xml:space="preserve"> không tồn tại. File này mô tả cấu trúc framework agent orchestration + thư viện UI C# WinForms. </w:t>
+        <w:t xml:space="preserve"> sau đợt audit-fix 41 phát hiện (plan </w:t>
       </w:r>
       <w:r>
         <w:rPr>
-          <w:b/>
+          <w:rFonts w:ascii="Courier New" w:hAnsi="Courier New"/>
+          <w:color w:val="F05922"/>
+          <w:sz w:val="18"/>
+        </w:rPr>
+        <w:t>PLAN-remote-control-audit-fix-2026-07-26</w:t>
+      </w:r>
+      <w:r>
+        <w:rPr>
           <w:color w:val="4A3F8C"/>
         </w:rPr>
-        <w:t>File này sẽ được điền đầy đủ chi tiết khi có project sản phẩm thực tế bắt đầu phát triển trong workspace này.</w:t>
+        <w:t>).</w:t>
       </w:r>
     </w:p>
     <w:p>
@@ -169,7 +176,396 @@
         <w:rPr>
           <w:sz w:val="21"/>
         </w:rPr>
-        <w:t>Workspace điều phối AI agents cho KZTEK — Multi-Agent Orchestration Framework. Định nghĩa chain of command, routing table, và workflow cho 17+ agents. Không có backend/frontend sản phẩm riêng tại workspace này — chỉ có định nghĩa agent, templates, scripts hỗ trợ, và thư viện UI C# WinForms dùng chung.</w:t>
+        <w:t>Hệ thống Remote Control CCU↔ZCU: điều khiển từ xa các máy ZCU (Linux, X11) từ máy quản lý CCU (Windows/Linux). Gồm 3 project .NET:</w:t>
+      </w:r>
+    </w:p>
+    <w:tbl>
+      <w:tblPr>
+        <w:tblStyle w:val="TableGrid"/>
+        <w:tblW w:type="auto" w:w="0"/>
+        <w:tblLook w:firstColumn="1" w:firstRow="1" w:lastColumn="0" w:lastRow="0" w:noHBand="0" w:noVBand="1" w:val="04A0"/>
+      </w:tblPr>
+      <w:tblGrid>
+        <w:gridCol w:w="3230"/>
+        <w:gridCol w:w="3230"/>
+        <w:gridCol w:w="3230"/>
+      </w:tblGrid>
+      <w:tr>
+        <w:tc>
+          <w:tcPr>
+            <w:tcW w:type="dxa" w:w="3230"/>
+            <w:shd w:val="clear" w:color="auto" w:fill="251C53"/>
+            <w:tcBorders>
+              <w:top w:val="single" w:sz="4" w:space="0" w:color="251C53"/>
+              <w:left w:val="single" w:sz="4" w:space="0" w:color="251C53"/>
+              <w:bottom w:val="single" w:sz="4" w:space="0" w:color="251C53"/>
+              <w:right w:val="single" w:sz="4" w:space="0" w:color="251C53"/>
+            </w:tcBorders>
+          </w:tcPr>
+          <w:p>
+            <w:r>
+              <w:rPr>
+                <w:b/>
+                <w:color w:val="FFFFFF"/>
+                <w:sz w:val="20"/>
+              </w:rPr>
+              <w:t>Project</w:t>
+            </w:r>
+          </w:p>
+        </w:tc>
+        <w:tc>
+          <w:tcPr>
+            <w:tcW w:type="dxa" w:w="3230"/>
+            <w:shd w:val="clear" w:color="auto" w:fill="251C53"/>
+            <w:tcBorders>
+              <w:top w:val="single" w:sz="4" w:space="0" w:color="251C53"/>
+              <w:left w:val="single" w:sz="4" w:space="0" w:color="251C53"/>
+              <w:bottom w:val="single" w:sz="4" w:space="0" w:color="251C53"/>
+              <w:right w:val="single" w:sz="4" w:space="0" w:color="251C53"/>
+            </w:tcBorders>
+          </w:tcPr>
+          <w:p>
+            <w:r>
+              <w:rPr>
+                <w:b/>
+                <w:color w:val="FFFFFF"/>
+                <w:sz w:val="20"/>
+              </w:rPr>
+              <w:t>Vai trò</w:t>
+            </w:r>
+          </w:p>
+        </w:tc>
+        <w:tc>
+          <w:tcPr>
+            <w:tcW w:type="dxa" w:w="3230"/>
+            <w:shd w:val="clear" w:color="auto" w:fill="251C53"/>
+            <w:tcBorders>
+              <w:top w:val="single" w:sz="4" w:space="0" w:color="251C53"/>
+              <w:left w:val="single" w:sz="4" w:space="0" w:color="251C53"/>
+              <w:bottom w:val="single" w:sz="4" w:space="0" w:color="251C53"/>
+              <w:right w:val="single" w:sz="4" w:space="0" w:color="251C53"/>
+            </w:tcBorders>
+          </w:tcPr>
+          <w:p>
+            <w:r>
+              <w:rPr>
+                <w:b/>
+                <w:color w:val="FFFFFF"/>
+                <w:sz w:val="20"/>
+              </w:rPr>
+              <w:t>Nền tảng</w:t>
+            </w:r>
+          </w:p>
+        </w:tc>
+      </w:tr>
+      <w:tr>
+        <w:tc>
+          <w:tcPr>
+            <w:tcW w:type="dxa" w:w="3230"/>
+            <w:tcBorders>
+              <w:top w:val="single" w:sz="4" w:space="0" w:color="CBCBCB"/>
+              <w:left w:val="single" w:sz="4" w:space="0" w:color="CBCBCB"/>
+              <w:bottom w:val="single" w:sz="4" w:space="0" w:color="CBCBCB"/>
+              <w:right w:val="single" w:sz="4" w:space="0" w:color="CBCBCB"/>
+            </w:tcBorders>
+          </w:tcPr>
+          <w:p>
+            <w:r>
+              <w:rPr>
+                <w:sz w:val="20"/>
+              </w:rPr>
+              <w:t>---</w:t>
+            </w:r>
+          </w:p>
+        </w:tc>
+        <w:tc>
+          <w:tcPr>
+            <w:tcW w:type="dxa" w:w="3230"/>
+            <w:tcBorders>
+              <w:top w:val="single" w:sz="4" w:space="0" w:color="CBCBCB"/>
+              <w:left w:val="single" w:sz="4" w:space="0" w:color="CBCBCB"/>
+              <w:bottom w:val="single" w:sz="4" w:space="0" w:color="CBCBCB"/>
+              <w:right w:val="single" w:sz="4" w:space="0" w:color="CBCBCB"/>
+            </w:tcBorders>
+          </w:tcPr>
+          <w:p>
+            <w:r>
+              <w:rPr>
+                <w:sz w:val="20"/>
+              </w:rPr>
+              <w:t>---</w:t>
+            </w:r>
+          </w:p>
+        </w:tc>
+        <w:tc>
+          <w:tcPr>
+            <w:tcW w:type="dxa" w:w="3230"/>
+            <w:tcBorders>
+              <w:top w:val="single" w:sz="4" w:space="0" w:color="CBCBCB"/>
+              <w:left w:val="single" w:sz="4" w:space="0" w:color="CBCBCB"/>
+              <w:bottom w:val="single" w:sz="4" w:space="0" w:color="CBCBCB"/>
+              <w:right w:val="single" w:sz="4" w:space="0" w:color="CBCBCB"/>
+            </w:tcBorders>
+          </w:tcPr>
+          <w:p>
+            <w:r>
+              <w:rPr>
+                <w:sz w:val="20"/>
+              </w:rPr>
+              <w:t>---</w:t>
+            </w:r>
+          </w:p>
+        </w:tc>
+      </w:tr>
+      <w:tr>
+        <w:tc>
+          <w:tcPr>
+            <w:tcW w:type="dxa" w:w="3230"/>
+            <w:shd w:val="clear" w:color="auto" w:fill="B8B3D6"/>
+            <w:tcBorders>
+              <w:top w:val="single" w:sz="4" w:space="0" w:color="CBCBCB"/>
+              <w:left w:val="single" w:sz="4" w:space="0" w:color="CBCBCB"/>
+              <w:bottom w:val="single" w:sz="4" w:space="0" w:color="CBCBCB"/>
+              <w:right w:val="single" w:sz="4" w:space="0" w:color="CBCBCB"/>
+            </w:tcBorders>
+          </w:tcPr>
+          <w:p>
+            <w:r>
+              <w:rPr>
+                <w:rFonts w:ascii="Courier New" w:hAnsi="Courier New"/>
+                <w:color w:val="F05922"/>
+                <w:sz w:val="20"/>
+              </w:rPr>
+              <w:t>IPGS.RemoteControl.ZcuAgent</w:t>
+            </w:r>
+          </w:p>
+        </w:tc>
+        <w:tc>
+          <w:tcPr>
+            <w:tcW w:type="dxa" w:w="3230"/>
+            <w:shd w:val="clear" w:color="auto" w:fill="B8B3D6"/>
+            <w:tcBorders>
+              <w:top w:val="single" w:sz="4" w:space="0" w:color="CBCBCB"/>
+              <w:left w:val="single" w:sz="4" w:space="0" w:color="CBCBCB"/>
+              <w:bottom w:val="single" w:sz="4" w:space="0" w:color="CBCBCB"/>
+              <w:right w:val="single" w:sz="4" w:space="0" w:color="CBCBCB"/>
+            </w:tcBorders>
+          </w:tcPr>
+          <w:p>
+            <w:r>
+              <w:rPr>
+                <w:sz w:val="20"/>
+              </w:rPr>
+              <w:t>Service chạy trên ZCU (Linux): capture màn hình X11 (XShm/XGetImage), inject chuột/phím (XTest), TCP server 1-client, chat/clipboard</w:t>
+            </w:r>
+          </w:p>
+        </w:tc>
+        <w:tc>
+          <w:tcPr>
+            <w:tcW w:type="dxa" w:w="3230"/>
+            <w:shd w:val="clear" w:color="auto" w:fill="B8B3D6"/>
+            <w:tcBorders>
+              <w:top w:val="single" w:sz="4" w:space="0" w:color="CBCBCB"/>
+              <w:left w:val="single" w:sz="4" w:space="0" w:color="CBCBCB"/>
+              <w:bottom w:val="single" w:sz="4" w:space="0" w:color="CBCBCB"/>
+              <w:right w:val="single" w:sz="4" w:space="0" w:color="CBCBCB"/>
+            </w:tcBorders>
+          </w:tcPr>
+          <w:p>
+            <w:r>
+              <w:rPr>
+                <w:sz w:val="20"/>
+              </w:rPr>
+              <w:t>linux-x64</w:t>
+            </w:r>
+          </w:p>
+        </w:tc>
+      </w:tr>
+      <w:tr>
+        <w:tc>
+          <w:tcPr>
+            <w:tcW w:type="dxa" w:w="3230"/>
+            <w:tcBorders>
+              <w:top w:val="single" w:sz="4" w:space="0" w:color="CBCBCB"/>
+              <w:left w:val="single" w:sz="4" w:space="0" w:color="CBCBCB"/>
+              <w:bottom w:val="single" w:sz="4" w:space="0" w:color="CBCBCB"/>
+              <w:right w:val="single" w:sz="4" w:space="0" w:color="CBCBCB"/>
+            </w:tcBorders>
+          </w:tcPr>
+          <w:p>
+            <w:r>
+              <w:rPr>
+                <w:rFonts w:ascii="Courier New" w:hAnsi="Courier New"/>
+                <w:color w:val="F05922"/>
+                <w:sz w:val="20"/>
+              </w:rPr>
+              <w:t>IPGS.RemoteControl.CcuClient</w:t>
+            </w:r>
+          </w:p>
+        </w:tc>
+        <w:tc>
+          <w:tcPr>
+            <w:tcW w:type="dxa" w:w="3230"/>
+            <w:tcBorders>
+              <w:top w:val="single" w:sz="4" w:space="0" w:color="CBCBCB"/>
+              <w:left w:val="single" w:sz="4" w:space="0" w:color="CBCBCB"/>
+              <w:bottom w:val="single" w:sz="4" w:space="0" w:color="CBCBCB"/>
+              <w:right w:val="single" w:sz="4" w:space="0" w:color="CBCBCB"/>
+            </w:tcBorders>
+          </w:tcPr>
+          <w:p>
+            <w:r>
+              <w:rPr>
+                <w:sz w:val="20"/>
+              </w:rPr>
+              <w:t>Class library: TCP client + protocol codec, SSH installer/deployer, WoL, discovery, profile store (DPAPI)</w:t>
+            </w:r>
+          </w:p>
+        </w:tc>
+        <w:tc>
+          <w:tcPr>
+            <w:tcW w:type="dxa" w:w="3230"/>
+            <w:tcBorders>
+              <w:top w:val="single" w:sz="4" w:space="0" w:color="CBCBCB"/>
+              <w:left w:val="single" w:sz="4" w:space="0" w:color="CBCBCB"/>
+              <w:bottom w:val="single" w:sz="4" w:space="0" w:color="CBCBCB"/>
+              <w:right w:val="single" w:sz="4" w:space="0" w:color="CBCBCB"/>
+            </w:tcBorders>
+          </w:tcPr>
+          <w:p>
+            <w:r>
+              <w:rPr>
+                <w:sz w:val="20"/>
+              </w:rPr>
+              <w:t>win-x64 + linux-x64</w:t>
+            </w:r>
+          </w:p>
+        </w:tc>
+      </w:tr>
+      <w:tr>
+        <w:tc>
+          <w:tcPr>
+            <w:tcW w:type="dxa" w:w="3230"/>
+            <w:shd w:val="clear" w:color="auto" w:fill="B8B3D6"/>
+            <w:tcBorders>
+              <w:top w:val="single" w:sz="4" w:space="0" w:color="CBCBCB"/>
+              <w:left w:val="single" w:sz="4" w:space="0" w:color="CBCBCB"/>
+              <w:bottom w:val="single" w:sz="4" w:space="0" w:color="CBCBCB"/>
+              <w:right w:val="single" w:sz="4" w:space="0" w:color="CBCBCB"/>
+            </w:tcBorders>
+          </w:tcPr>
+          <w:p>
+            <w:r>
+              <w:rPr>
+                <w:rFonts w:ascii="Courier New" w:hAnsi="Courier New"/>
+                <w:color w:val="F05922"/>
+                <w:sz w:val="20"/>
+              </w:rPr>
+              <w:t>IPGS.RemoteControl.CcuUI</w:t>
+            </w:r>
+          </w:p>
+        </w:tc>
+        <w:tc>
+          <w:tcPr>
+            <w:tcW w:type="dxa" w:w="3230"/>
+            <w:shd w:val="clear" w:color="auto" w:fill="B8B3D6"/>
+            <w:tcBorders>
+              <w:top w:val="single" w:sz="4" w:space="0" w:color="CBCBCB"/>
+              <w:left w:val="single" w:sz="4" w:space="0" w:color="CBCBCB"/>
+              <w:bottom w:val="single" w:sz="4" w:space="0" w:color="CBCBCB"/>
+              <w:right w:val="single" w:sz="4" w:space="0" w:color="CBCBCB"/>
+            </w:tcBorders>
+          </w:tcPr>
+          <w:p>
+            <w:r>
+              <w:rPr>
+                <w:sz w:val="20"/>
+              </w:rPr>
+              <w:t>App Avalonia 12: viewer/manager — remote screen, multi-remote, file manager, cron, bulk action, kiosk deploy</w:t>
+            </w:r>
+          </w:p>
+        </w:tc>
+        <w:tc>
+          <w:tcPr>
+            <w:tcW w:type="dxa" w:w="3230"/>
+            <w:shd w:val="clear" w:color="auto" w:fill="B8B3D6"/>
+            <w:tcBorders>
+              <w:top w:val="single" w:sz="4" w:space="0" w:color="CBCBCB"/>
+              <w:left w:val="single" w:sz="4" w:space="0" w:color="CBCBCB"/>
+              <w:bottom w:val="single" w:sz="4" w:space="0" w:color="CBCBCB"/>
+              <w:right w:val="single" w:sz="4" w:space="0" w:color="CBCBCB"/>
+            </w:tcBorders>
+          </w:tcPr>
+          <w:p>
+            <w:r>
+              <w:rPr>
+                <w:sz w:val="20"/>
+              </w:rPr>
+              <w:t>win-x64 + linux-x64</w:t>
+            </w:r>
+          </w:p>
+        </w:tc>
+      </w:tr>
+    </w:tbl>
+    <w:p/>
+    <w:p>
+      <w:pPr>
+        <w:spacing w:after="80"/>
+      </w:pPr>
+      <w:r>
+        <w:rPr>
+          <w:b/>
+          <w:sz w:val="21"/>
+        </w:rPr>
+        <w:t>Tech stack:</w:t>
+      </w:r>
+      <w:r>
+        <w:rPr>
+          <w:sz w:val="21"/>
+        </w:rPr>
+        <w:t xml:space="preserve"> .NET 8, Avalonia 12 (CcuUI — dùng </w:t>
+      </w:r>
+      <w:r>
+        <w:rPr>
+          <w:rFonts w:ascii="Courier New" w:hAnsi="Courier New"/>
+          <w:color w:val="F05922"/>
+          <w:sz w:val="18"/>
+        </w:rPr>
+        <w:t>KztekComponentAvalonia</w:t>
+      </w:r>
+      <w:r>
+        <w:rPr>
+          <w:sz w:val="21"/>
+        </w:rPr>
+        <w:t xml:space="preserve"> từ </w:t>
+      </w:r>
+      <w:r>
+        <w:rPr>
+          <w:rFonts w:ascii="Courier New" w:hAnsi="Courier New"/>
+          <w:color w:val="F05922"/>
+          <w:sz w:val="18"/>
+        </w:rPr>
+        <w:t>E:\KZTEK\Code_Git\5.BaseUI</w:t>
+      </w:r>
+      <w:r>
+        <w:rPr>
+          <w:sz w:val="21"/>
+        </w:rPr>
+        <w:t>), SSH.NET (Renci), SkiaSharp (decode JPEG), X11/XTest/XShm P/Invoke (ZcuAgent), DPAPI (</w:t>
+      </w:r>
+      <w:r>
+        <w:rPr>
+          <w:rFonts w:ascii="Courier New" w:hAnsi="Courier New"/>
+          <w:color w:val="F05922"/>
+          <w:sz w:val="18"/>
+        </w:rPr>
+        <w:t>System.Security.Cryptography.ProtectedData</w:t>
+      </w:r>
+      <w:r>
+        <w:rPr>
+          <w:sz w:val="21"/>
+        </w:rPr>
+        <w:t>).</w:t>
       </w:r>
     </w:p>
     <w:p>
@@ -181,138 +577,69 @@
           <w:b/>
           <w:sz w:val="21"/>
         </w:rPr>
-        <w:t>Tech stack:</w:t>
+        <w:t>Phụ thuộc giữa project:</w:t>
       </w:r>
-    </w:p>
-    <w:p>
-      <w:pPr>
-        <w:pStyle w:val="ListBullet"/>
-        <w:spacing w:after="20"/>
-        <w:ind w:left="283"/>
-      </w:pPr>
       <w:r>
         <w:rPr>
           <w:sz w:val="21"/>
         </w:rPr>
-        <w:t>Agent framework: Gemini Agent (</w:t>
+        <w:t xml:space="preserve"> </w:t>
       </w:r>
       <w:r>
         <w:rPr>
           <w:rFonts w:ascii="Courier New" w:hAnsi="Courier New"/>
           <w:color w:val="F05922"/>
-          <w:sz w:val="21"/>
+          <w:sz w:val="18"/>
         </w:rPr>
-        <w:t>.gemini/</w:t>
+        <w:t>CcuUI</w:t>
       </w:r>
       <w:r>
         <w:rPr>
           <w:sz w:val="21"/>
         </w:rPr>
-        <w:t xml:space="preserve"> config, GEMINI.md, RULES.md, WORKFLOW.md)</w:t>
-      </w:r>
-    </w:p>
-    <w:p>
-      <w:pPr>
-        <w:pStyle w:val="ListBullet"/>
-        <w:spacing w:after="20"/>
-        <w:ind w:left="283"/>
-      </w:pPr>
-      <w:r>
-        <w:rPr>
-          <w:sz w:val="21"/>
-        </w:rPr>
-        <w:t>UI Component Library: C# WinForms (</w:t>
+        <w:t xml:space="preserve"> → </w:t>
       </w:r>
       <w:r>
         <w:rPr>
           <w:rFonts w:ascii="Courier New" w:hAnsi="Courier New"/>
           <w:color w:val="F05922"/>
-          <w:sz w:val="21"/>
+          <w:sz w:val="18"/>
         </w:rPr>
-        <w:t>KztekComponent/</w:t>
+        <w:t>CcuClient</w:t>
       </w:r>
       <w:r>
         <w:rPr>
           <w:sz w:val="21"/>
         </w:rPr>
-        <w:t xml:space="preserve"> — .NET, dùng cho các project sản phẩm C# KZTEK)</w:t>
-      </w:r>
-    </w:p>
-    <w:p>
-      <w:pPr>
-        <w:pStyle w:val="ListBullet"/>
-        <w:spacing w:after="20"/>
-        <w:ind w:left="283"/>
-      </w:pPr>
-      <w:r>
-        <w:rPr>
-          <w:sz w:val="21"/>
-        </w:rPr>
-        <w:t>Scripting: Python 3 (</w:t>
+        <w:t xml:space="preserve">; </w:t>
       </w:r>
       <w:r>
         <w:rPr>
           <w:rFonts w:ascii="Courier New" w:hAnsi="Courier New"/>
           <w:color w:val="F05922"/>
-          <w:sz w:val="21"/>
+          <w:sz w:val="18"/>
         </w:rPr>
-        <w:t>scripts/md_to_docx_kztek.py</w:t>
+        <w:t>ZcuAgent</w:t>
       </w:r>
       <w:r>
         <w:rPr>
           <w:sz w:val="21"/>
         </w:rPr>
-        <w:t>), Bash (</w:t>
+        <w:t xml:space="preserve"> độc lập nhưng dùng chung protocol (copy codec logic). KHÔNG build 3 project song song (tranh chấp </w:t>
       </w:r>
       <w:r>
         <w:rPr>
           <w:rFonts w:ascii="Courier New" w:hAnsi="Courier New"/>
           <w:color w:val="F05922"/>
-          <w:sz w:val="21"/>
+          <w:sz w:val="18"/>
         </w:rPr>
-        <w:t>scripts/review-package.sh</w:t>
+        <w:t>obj/</w:t>
       </w:r>
       <w:r>
         <w:rPr>
           <w:sz w:val="21"/>
         </w:rPr>
-        <w:t>)</w:t>
-      </w:r>
-    </w:p>
-    <w:p>
-      <w:pPr>
-        <w:spacing w:after="80"/>
-      </w:pPr>
-      <w:r>
-        <w:rPr>
-          <w:b/>
-          <w:sz w:val="21"/>
-        </w:rPr>
-        <w:t>Deploy:</w:t>
-      </w:r>
-      <w:r>
-        <w:rPr>
-          <w:sz w:val="21"/>
-        </w:rPr>
-        <w:t xml:space="preserve"> N/A — workspace agent configuration, không deploy độc lập</w:t>
-      </w:r>
-    </w:p>
-    <w:p>
-      <w:pPr>
-        <w:spacing w:after="80"/>
-      </w:pPr>
-      <w:r>
-        <w:rPr>
-          <w:b/>
-          <w:sz w:val="21"/>
-        </w:rPr>
-        <w:t>Môi trường:</w:t>
-      </w:r>
-      <w:r>
-        <w:rPr>
-          <w:sz w:val="21"/>
-        </w:rPr>
-        <w:t xml:space="preserve"> Cloud sandbox (claude.ai) hoặc Local (VSCode Extension)</w:t>
+        <w:t xml:space="preserve"> của project chung).</w:t>
       </w:r>
     </w:p>
     <w:p>
@@ -348,49 +675,65 @@
           <w:color w:val="251C53"/>
           <w:sz w:val="18"/>
         </w:rPr>
-        <w:t>/home/user/claude/               ← Workspace root</w:t>
+        <w:t>6.RemoteControlTool/</w:t>
         <w:br/>
-        <w:t>├── .gemini/                     ← Agent framework configuration</w:t>
+        <w:t>├── IPGS.RemoteControl.ZcuAgent/        ← Linux service (systemd)</w:t>
         <w:br/>
-        <w:t>│   ├── agents/                  ← Định nghĩa 17+ agents (task-planner, senior-developer, ...)</w:t>
+        <w:t>│   ├── Program.cs / RemoteControlHostedService.cs</w:t>
         <w:br/>
-        <w:t>│   ├── commands/                ← Skills/commands (/ship, /verify-pr, scope-check, ...)</w:t>
+        <w:t>│   ├── AgentOptions.cs                 ← Options: Port, Token, AllowedClientIPs, EnableDesktopIntegration</w:t>
         <w:br/>
-        <w:t>│   ├── evals/                   ← Eval files theo EDD (task-planner, senior-developer, qa-engineer)</w:t>
+        <w:t>│   ├── Interfaces.cs                   ← IScreenCapturer, IFrameEncoder, IInputInjector</w:t>
         <w:br/>
-        <w:t>│   ├── hooks/                   ← Hook bảo vệ config (config-protection.js)</w:t>
+        <w:t>│   ├── Auth/AuthManager.cs             ← Token + IP whitelist (deny-by-default, fail-fast placeholder)</w:t>
         <w:br/>
-        <w:t>│   ├── plans/                   ← Plan files (docs/plans/PLAN-*.md) — runtime, không commit</w:t>
+        <w:t>│   ├── Net/TcpServer.cs, ClientSession.cs  ← 1 client/lượt; watchdog PONG tách task riêng</w:t>
         <w:br/>
-        <w:t>│   ├── shared/                  ← CORE.md (context chung), GOTCHAS.md</w:t>
+        <w:t>│   ├── Capture/X11ScreenCapturer.cs, JpegEncoder.cs</w:t>
         <w:br/>
-        <w:t>│   └── templates/               ← PLAN-template.md, EVAL-template.md, CODE-GRAPH-template.md</w:t>
+        <w:t>│   ├── Input/KeyboardInjector.cs, MouseInjector.cs</w:t>
         <w:br/>
-        <w:t>├── KztekComponent/              ← Thư viện C# WinForms components (xem chi tiết bên dưới)</w:t>
+        <w:t>│   ├── Interop/X11Interop.cs, XShmInterop.cs, XTestInterop.cs, X11ErrorTracker.cs</w:t>
         <w:br/>
-        <w:t>│   ├── Controls/                ← 28 custom controls (KzButton, KzDataGrid, KzTextBox, ...)</w:t>
+        <w:t>│   └── appsettings.json                ← ⚠️ file mẫu — installer ghi đè khi deploy thật</w:t>
         <w:br/>
-        <w:t>│   ├── Theme/                   ← KzEnums.cs, KzTokens.cs, KzThemeHelper.cs</w:t>
+        <w:t>├── IPGS.RemoteControl.CcuClient/       ← Class library</w:t>
         <w:br/>
-        <w:t>│   └── Properties/              ← AssemblyInfo.cs</w:t>
+        <w:t>│   ├── RemoteControlClient.cs          ← TCP client, reconnect, heartbeat (IRemoteControlClient)</w:t>
         <w:br/>
-        <w:t>├── code-graph/                  ← Bản đồ codebase (file này)</w:t>
+        <w:t>│   ├── Protocol/MessageCodec.cs, MessageTypes.cs, ProtocolException.cs</w:t>
         <w:br/>
-        <w:t>├── docs/                        ← Tài liệu dự án (agents, research, planning)</w:t>
+        <w:t>│   ├── ComputerProfile.cs / ComputerProfileStore.cs (IComputerProfileStore)  ← profiles.json + DPAPI</w:t>
         <w:br/>
-        <w:t>│   └── research/                ← Báo cáo nghiên cứu repo ngoài (RESEARCH-*.md)</w:t>
+        <w:t>│   ├── ComputerStatusChecker.cs / ComputerConnectivityStatus.cs</w:t>
         <w:br/>
-        <w:t>├── scripts/                     ← Helper scripts</w:t>
+        <w:t>│   ├── ShellQuote.cs                   ← [MỚI] escape/validate tham số shell SSH (internal)</w:t>
         <w:br/>
-        <w:t>│   ├── md_to_docx_kztek.py     ← Xuất .md → .docx + .pdf với brand KZTEK</w:t>
+        <w:t>│   ├── SecretProtector.cs              ← [MỚI] DPAPI enc:v1: + migrate plaintext</w:t>
         <w:br/>
-        <w:t>│   └── review-package.sh        ← Tạo diff handoff cho code review</w:t>
+        <w:t>│   ├── RemoteAppInstallService.cs / ZcuRemoteInstallerService.cs / KioskDeployService.cs  ← SSH sudo installer</w:t>
         <w:br/>
-        <w:t>├── GEMINI.md                    ← Quy tắc bắt buộc cho Gemini Agent (agent config gốc)</w:t>
+        <w:t>│   ├── ZcuAgentDiscoveryService.cs</w:t>
         <w:br/>
-        <w:t>├── RULES.md                     ← Quy tắc tổ chức, phân cấp, luồng giao việc</w:t>
+        <w:t>│   └── Services/WakeOnLanService.cs</w:t>
         <w:br/>
-        <w:t>└── WORKFLOW.md                  ← Ví dụ workflow mẫu theo từng scenario</w:t>
+        <w:t>└── IPGS.RemoteControl.CcuUI/           ← App Avalonia</w:t>
+        <w:br/>
+        <w:t xml:space="preserve">    ├── App.axaml(.cs), Program.cs, KeyboardMapper.cs</w:t>
+        <w:br/>
+        <w:t xml:space="preserve">    ├── Services/SessionRecorder.cs (AVI), LicenseManagerService.cs (⚠️ dead code — không enforce, quyết định user)</w:t>
+        <w:br/>
+        <w:t xml:space="preserve">    ├── ViewModels/RemoteScreenViewModel.cs</w:t>
+        <w:br/>
+        <w:t xml:space="preserve">    ├── Converters/</w:t>
+        <w:br/>
+        <w:t xml:space="preserve">    └── Views/  ← 18 window/control (ConnectionEntry = main window; RemoteScreen, MultiRemote,</w:t>
+        <w:br/>
+        <w:t xml:space="preserve">        FileManager, RemoteCommand, BulkAction, CronJob, HealthMonitor, NetworkScan,</w:t>
+        <w:br/>
+        <w:t xml:space="preserve">        KioskDeploy, RemoteAppInstall, ZcuSetupWizard, SystemInventory, ComputerEdit,</w:t>
+        <w:br/>
+        <w:t xml:space="preserve">        License, RemoteScreenControl, SessionPickerWindow [MỚI], ConfirmDeleteDialog [MỚI])</w:t>
       </w:r>
     </w:p>
     <w:p>
@@ -611,7 +954,7 @@
               <w:rPr>
                 <w:sz w:val="20"/>
               </w:rPr>
-              <w:t>TodoApp (C# WinForms)</w:t>
+              <w:t>Protocol codec</w:t>
             </w:r>
           </w:p>
         </w:tc>
@@ -633,7 +976,7 @@
                 <w:color w:val="F05922"/>
                 <w:sz w:val="20"/>
               </w:rPr>
-              <w:t>src/TodoApp/</w:t>
+              <w:t>CcuClient/Protocol/</w:t>
             </w:r>
           </w:p>
         </w:tc>
@@ -653,7 +996,15 @@
               <w:rPr>
                 <w:sz w:val="20"/>
               </w:rPr>
-              <w:t>Ứng dụng Quản lý công việc (Todo) C# Windows Forms</w:t>
+              <w:t xml:space="preserve">Frame TCP: HELLO/AUTH/PING/FrameJpeg/Key/Mouse/Chat/Clipboard — mọi decoder validate độ dài → </w:t>
+            </w:r>
+            <w:r>
+              <w:rPr>
+                <w:rFonts w:ascii="Courier New" w:hAnsi="Courier New"/>
+                <w:color w:val="F05922"/>
+                <w:sz w:val="20"/>
+              </w:rPr>
+              <w:t>ProtocolException</w:t>
             </w:r>
           </w:p>
         </w:tc>
@@ -675,7 +1026,7 @@
                 <w:color w:val="F05922"/>
                 <w:sz w:val="20"/>
               </w:rPr>
-              <w:t>Program.cs</w:t>
+              <w:t>MessageCodec.cs</w:t>
             </w:r>
             <w:r>
               <w:rPr>
@@ -689,35 +1040,7 @@
                 <w:color w:val="F05922"/>
                 <w:sz w:val="20"/>
               </w:rPr>
-              <w:t>Form1.cs</w:t>
-            </w:r>
-            <w:r>
-              <w:rPr>
-                <w:sz w:val="20"/>
-              </w:rPr>
-              <w:t xml:space="preserve">, </w:t>
-            </w:r>
-            <w:r>
-              <w:rPr>
-                <w:rFonts w:ascii="Courier New" w:hAnsi="Courier New"/>
-                <w:color w:val="F05922"/>
-                <w:sz w:val="20"/>
-              </w:rPr>
-              <w:t>Models/TodoItem.cs</w:t>
-            </w:r>
-            <w:r>
-              <w:rPr>
-                <w:sz w:val="20"/>
-              </w:rPr>
-              <w:t xml:space="preserve">, </w:t>
-            </w:r>
-            <w:r>
-              <w:rPr>
-                <w:rFonts w:ascii="Courier New" w:hAnsi="Courier New"/>
-                <w:color w:val="F05922"/>
-                <w:sz w:val="20"/>
-              </w:rPr>
-              <w:t>Services/TodoService.cs</w:t>
+              <w:t>MessageTypes.cs</w:t>
             </w:r>
           </w:p>
         </w:tc>
@@ -738,7 +1061,7 @@
               <w:rPr>
                 <w:sz w:val="20"/>
               </w:rPr>
-              <w:t>Agent Definitions</w:t>
+              <w:t>TCP client</w:t>
             </w:r>
           </w:p>
         </w:tc>
@@ -759,7 +1082,7 @@
                 <w:color w:val="F05922"/>
                 <w:sz w:val="20"/>
               </w:rPr>
-              <w:t>.gemini/agents/</w:t>
+              <w:t>CcuClient/RemoteControlClient.cs</w:t>
             </w:r>
           </w:p>
         </w:tc>
@@ -778,7 +1101,7 @@
               <w:rPr>
                 <w:sz w:val="20"/>
               </w:rPr>
-              <w:t>Định nghĩa vai trò, model, tools, quy trình cho mỗi agent</w:t>
+              <w:t>Reconnect có backoff, dispose sạch mọi path lỗi handshake, heartbeat Interlocked</w:t>
             </w:r>
           </w:p>
         </w:tc>
@@ -799,55 +1122,7 @@
                 <w:color w:val="F05922"/>
                 <w:sz w:val="20"/>
               </w:rPr>
-              <w:t>task-planner.md</w:t>
-            </w:r>
-            <w:r>
-              <w:rPr>
-                <w:sz w:val="20"/>
-              </w:rPr>
-              <w:t xml:space="preserve">, </w:t>
-            </w:r>
-            <w:r>
-              <w:rPr>
-                <w:rFonts w:ascii="Courier New" w:hAnsi="Courier New"/>
-                <w:color w:val="F05922"/>
-                <w:sz w:val="20"/>
-              </w:rPr>
-              <w:t>senior-developer.md</w:t>
-            </w:r>
-            <w:r>
-              <w:rPr>
-                <w:sz w:val="20"/>
-              </w:rPr>
-              <w:t xml:space="preserve">, </w:t>
-            </w:r>
-            <w:r>
-              <w:rPr>
-                <w:rFonts w:ascii="Courier New" w:hAnsi="Courier New"/>
-                <w:color w:val="F05922"/>
-                <w:sz w:val="20"/>
-              </w:rPr>
-              <w:t>qa-engineer.md</w:t>
-            </w:r>
-            <w:r>
-              <w:rPr>
-                <w:sz w:val="20"/>
-              </w:rPr>
-              <w:t xml:space="preserve">, </w:t>
-            </w:r>
-            <w:r>
-              <w:rPr>
-                <w:rFonts w:ascii="Courier New" w:hAnsi="Courier New"/>
-                <w:color w:val="F05922"/>
-                <w:sz w:val="20"/>
-              </w:rPr>
-              <w:t>tech-lead.md</w:t>
-            </w:r>
-            <w:r>
-              <w:rPr>
-                <w:sz w:val="20"/>
-              </w:rPr>
-              <w:t>, ...</w:t>
+              <w:t>IRemoteControlClient.cs</w:t>
             </w:r>
           </w:p>
         </w:tc>
@@ -869,7 +1144,7 @@
               <w:rPr>
                 <w:sz w:val="20"/>
               </w:rPr>
-              <w:t>Skills/Commands</w:t>
+              <w:t>Profile store</w:t>
             </w:r>
           </w:p>
         </w:tc>
@@ -891,7 +1166,7 @@
                 <w:color w:val="F05922"/>
                 <w:sz w:val="20"/>
               </w:rPr>
-              <w:t>.gemini/commands/</w:t>
+              <w:t>CcuClient/ComputerProfileStore.cs</w:t>
             </w:r>
           </w:p>
         </w:tc>
@@ -911,7 +1186,43 @@
               <w:rPr>
                 <w:sz w:val="20"/>
               </w:rPr>
-              <w:t>Các skill có thể gọi qua slash command</w:t>
+              <w:t xml:space="preserve">Lưu </w:t>
+            </w:r>
+            <w:r>
+              <w:rPr>
+                <w:rFonts w:ascii="Courier New" w:hAnsi="Courier New"/>
+                <w:color w:val="F05922"/>
+                <w:sz w:val="20"/>
+              </w:rPr>
+              <w:t>%APPDATA%\iPGS\RemoteControl\profiles.json</w:t>
+            </w:r>
+            <w:r>
+              <w:rPr>
+                <w:sz w:val="20"/>
+              </w:rPr>
+              <w:t xml:space="preserve">; atomic write (tmp+Move); backup </w:t>
+            </w:r>
+            <w:r>
+              <w:rPr>
+                <w:rFonts w:ascii="Courier New" w:hAnsi="Courier New"/>
+                <w:color w:val="F05922"/>
+                <w:sz w:val="20"/>
+              </w:rPr>
+              <w:t>.corrupt-*</w:t>
+            </w:r>
+            <w:r>
+              <w:rPr>
+                <w:sz w:val="20"/>
+              </w:rPr>
+              <w:t xml:space="preserve">; DPAPI qua </w:t>
+            </w:r>
+            <w:r>
+              <w:rPr>
+                <w:rFonts w:ascii="Courier New" w:hAnsi="Courier New"/>
+                <w:color w:val="F05922"/>
+                <w:sz w:val="20"/>
+              </w:rPr>
+              <w:t>SecretProtector</w:t>
             </w:r>
           </w:p>
         </w:tc>
@@ -933,7 +1244,7 @@
                 <w:color w:val="F05922"/>
                 <w:sz w:val="20"/>
               </w:rPr>
-              <w:t>ship.md</w:t>
+              <w:t>ComputerProfile.cs</w:t>
             </w:r>
             <w:r>
               <w:rPr>
@@ -947,35 +1258,7 @@
                 <w:color w:val="F05922"/>
                 <w:sz w:val="20"/>
               </w:rPr>
-              <w:t>verify-pr.md</w:t>
-            </w:r>
-            <w:r>
-              <w:rPr>
-                <w:sz w:val="20"/>
-              </w:rPr>
-              <w:t xml:space="preserve">, </w:t>
-            </w:r>
-            <w:r>
-              <w:rPr>
-                <w:rFonts w:ascii="Courier New" w:hAnsi="Courier New"/>
-                <w:color w:val="F05922"/>
-                <w:sz w:val="20"/>
-              </w:rPr>
-              <w:t>scope-check.md</w:t>
-            </w:r>
-            <w:r>
-              <w:rPr>
-                <w:sz w:val="20"/>
-              </w:rPr>
-              <w:t xml:space="preserve">, </w:t>
-            </w:r>
-            <w:r>
-              <w:rPr>
-                <w:rFonts w:ascii="Courier New" w:hAnsi="Courier New"/>
-                <w:color w:val="F05922"/>
-                <w:sz w:val="20"/>
-              </w:rPr>
-              <w:t>security-audit-stride.md</w:t>
+              <w:t>SecretProtector.cs</w:t>
             </w:r>
           </w:p>
         </w:tc>
@@ -996,7 +1279,7 @@
               <w:rPr>
                 <w:sz w:val="20"/>
               </w:rPr>
-              <w:t>Eval Files</w:t>
+              <w:t>Shell safety</w:t>
             </w:r>
           </w:p>
         </w:tc>
@@ -1017,7 +1300,7 @@
                 <w:color w:val="F05922"/>
                 <w:sz w:val="20"/>
               </w:rPr>
-              <w:t>.gemini/evals/</w:t>
+              <w:t>CcuClient/ShellQuote.cs</w:t>
             </w:r>
           </w:p>
         </w:tc>
@@ -1034,9 +1317,87 @@
           <w:p>
             <w:r>
               <w:rPr>
-                <w:sz w:val="20"/>
-              </w:rPr>
-              <w:t>Capability Eval theo EDD cho từng agent</w:t>
+                <w:rFonts w:ascii="Courier New" w:hAnsi="Courier New"/>
+                <w:color w:val="F05922"/>
+                <w:sz w:val="20"/>
+              </w:rPr>
+              <w:t>Quote()</w:t>
+            </w:r>
+            <w:r>
+              <w:rPr>
+                <w:sz w:val="20"/>
+              </w:rPr>
+              <w:t xml:space="preserve"> single-quote escape, </w:t>
+            </w:r>
+            <w:r>
+              <w:rPr>
+                <w:rFonts w:ascii="Courier New" w:hAnsi="Courier New"/>
+                <w:color w:val="F05922"/>
+                <w:sz w:val="20"/>
+              </w:rPr>
+              <w:t>ValidateFileName</w:t>
+            </w:r>
+            <w:r>
+              <w:rPr>
+                <w:sz w:val="20"/>
+              </w:rPr>
+              <w:t xml:space="preserve"> (cho phép </w:t>
+            </w:r>
+            <w:r>
+              <w:rPr>
+                <w:rFonts w:ascii="Courier New" w:hAnsi="Courier New"/>
+                <w:color w:val="F05922"/>
+                <w:sz w:val="20"/>
+              </w:rPr>
+              <w:t>~</w:t>
+            </w:r>
+            <w:r>
+              <w:rPr>
+                <w:sz w:val="20"/>
+              </w:rPr>
+              <w:t>/</w:t>
+            </w:r>
+            <w:r>
+              <w:rPr>
+                <w:rFonts w:ascii="Courier New" w:hAnsi="Courier New"/>
+                <w:color w:val="F05922"/>
+                <w:sz w:val="20"/>
+              </w:rPr>
+              <w:t>%</w:t>
+            </w:r>
+            <w:r>
+              <w:rPr>
+                <w:sz w:val="20"/>
+              </w:rPr>
+              <w:t xml:space="preserve"> giữa tên — chuẩn Debian), </w:t>
+            </w:r>
+            <w:r>
+              <w:rPr>
+                <w:rFonts w:ascii="Courier New" w:hAnsi="Courier New"/>
+                <w:color w:val="F05922"/>
+                <w:sz w:val="20"/>
+              </w:rPr>
+              <w:t>ValidateUsername</w:t>
+            </w:r>
+            <w:r>
+              <w:rPr>
+                <w:sz w:val="20"/>
+              </w:rPr>
+              <w:t xml:space="preserve">, </w:t>
+            </w:r>
+            <w:r>
+              <w:rPr>
+                <w:rFonts w:ascii="Courier New" w:hAnsi="Courier New"/>
+                <w:color w:val="F05922"/>
+                <w:sz w:val="20"/>
+              </w:rPr>
+              <w:t>ValidatePackageName</w:t>
+            </w:r>
+            <w:r>
+              <w:rPr>
+                <w:sz w:val="20"/>
+              </w:rPr>
+              <w:t xml:space="preserve"> — dùng bởi 3 installer service</w:t>
             </w:r>
           </w:p>
         </w:tc>
@@ -1053,39 +1414,9 @@
           <w:p>
             <w:r>
               <w:rPr>
-                <w:rFonts w:ascii="Courier New" w:hAnsi="Courier New"/>
-                <w:color w:val="F05922"/>
-                <w:sz w:val="20"/>
-              </w:rPr>
-              <w:t>task-planner.md</w:t>
-            </w:r>
-            <w:r>
-              <w:rPr>
-                <w:sz w:val="20"/>
-              </w:rPr>
-              <w:t xml:space="preserve">, </w:t>
-            </w:r>
-            <w:r>
-              <w:rPr>
-                <w:rFonts w:ascii="Courier New" w:hAnsi="Courier New"/>
-                <w:color w:val="F05922"/>
-                <w:sz w:val="20"/>
-              </w:rPr>
-              <w:t>senior-developer.md</w:t>
-            </w:r>
-            <w:r>
-              <w:rPr>
-                <w:sz w:val="20"/>
-              </w:rPr>
-              <w:t xml:space="preserve">, </w:t>
-            </w:r>
-            <w:r>
-              <w:rPr>
-                <w:rFonts w:ascii="Courier New" w:hAnsi="Courier New"/>
-                <w:color w:val="F05922"/>
-                <w:sz w:val="20"/>
-              </w:rPr>
-              <w:t>qa-engineer.md</w:t>
+                <w:sz w:val="20"/>
+              </w:rPr>
+              <w:t>—</w:t>
             </w:r>
           </w:p>
         </w:tc>
@@ -1107,7 +1438,7 @@
               <w:rPr>
                 <w:sz w:val="20"/>
               </w:rPr>
-              <w:t>Shared Context</w:t>
+              <w:t>SSH installers</w:t>
             </w:r>
           </w:p>
         </w:tc>
@@ -1129,7 +1460,7 @@
                 <w:color w:val="F05922"/>
                 <w:sz w:val="20"/>
               </w:rPr>
-              <w:t>.gemini/shared/</w:t>
+              <w:t>CcuClient/*Service.cs</w:t>
             </w:r>
           </w:p>
         </w:tc>
@@ -1149,7 +1480,43 @@
               <w:rPr>
                 <w:sz w:val="20"/>
               </w:rPr>
-              <w:t>Context chung đọc đầu mỗi session</w:t>
+              <w:t xml:space="preserve">Cài </w:t>
+            </w:r>
+            <w:r>
+              <w:rPr>
+                <w:rFonts w:ascii="Courier New" w:hAnsi="Courier New"/>
+                <w:color w:val="F05922"/>
+                <w:sz w:val="20"/>
+              </w:rPr>
+              <w:t>.deb</w:t>
+            </w:r>
+            <w:r>
+              <w:rPr>
+                <w:sz w:val="20"/>
+              </w:rPr>
+              <w:t>/</w:t>
+            </w:r>
+            <w:r>
+              <w:rPr>
+                <w:rFonts w:ascii="Courier New" w:hAnsi="Courier New"/>
+                <w:color w:val="F05922"/>
+                <w:sz w:val="20"/>
+              </w:rPr>
+              <w:t>.sh</w:t>
+            </w:r>
+            <w:r>
+              <w:rPr>
+                <w:sz w:val="20"/>
+              </w:rPr>
+              <w:t xml:space="preserve">, deploy ZcuAgent (systemd), kiosk setup — mọi tham số qua </w:t>
+            </w:r>
+            <w:r>
+              <w:rPr>
+                <w:rFonts w:ascii="Courier New" w:hAnsi="Courier New"/>
+                <w:color w:val="F05922"/>
+                <w:sz w:val="20"/>
+              </w:rPr>
+              <w:t>ShellQuote</w:t>
             </w:r>
           </w:p>
         </w:tc>
@@ -1171,7 +1538,7 @@
                 <w:color w:val="F05922"/>
                 <w:sz w:val="20"/>
               </w:rPr>
-              <w:t>CORE.md</w:t>
+              <w:t>RemoteAppInstallService</w:t>
             </w:r>
             <w:r>
               <w:rPr>
@@ -1185,7 +1552,21 @@
                 <w:color w:val="F05922"/>
                 <w:sz w:val="20"/>
               </w:rPr>
-              <w:t>GOTCHAS.md</w:t>
+              <w:t>ZcuRemoteInstallerService</w:t>
+            </w:r>
+            <w:r>
+              <w:rPr>
+                <w:sz w:val="20"/>
+              </w:rPr>
+              <w:t xml:space="preserve">, </w:t>
+            </w:r>
+            <w:r>
+              <w:rPr>
+                <w:rFonts w:ascii="Courier New" w:hAnsi="Courier New"/>
+                <w:color w:val="F05922"/>
+                <w:sz w:val="20"/>
+              </w:rPr>
+              <w:t>KioskDeployService</w:t>
             </w:r>
           </w:p>
         </w:tc>
@@ -1206,7 +1587,7 @@
               <w:rPr>
                 <w:sz w:val="20"/>
               </w:rPr>
-              <w:t>Templates</w:t>
+              <w:t>ZCU session</w:t>
             </w:r>
           </w:p>
         </w:tc>
@@ -1227,7 +1608,7 @@
                 <w:color w:val="F05922"/>
                 <w:sz w:val="20"/>
               </w:rPr>
-              <w:t>.gemini/templates/</w:t>
+              <w:t>ZcuAgent/Net/ClientSession.cs</w:t>
             </w:r>
           </w:p>
         </w:tc>
@@ -1246,7 +1627,21 @@
               <w:rPr>
                 <w:sz w:val="20"/>
               </w:rPr>
-              <w:t>Khung mẫu cho plan, eval, code-graph</w:t>
+              <w:t xml:space="preserve">Capture loop + watchdog PONG (task riêng) + WriteAsync CancelAfter 10s; chat/clipboard qua </w:t>
+            </w:r>
+            <w:r>
+              <w:rPr>
+                <w:rFonts w:ascii="Courier New" w:hAnsi="Courier New"/>
+                <w:color w:val="F05922"/>
+                <w:sz w:val="20"/>
+              </w:rPr>
+              <w:t>ArgumentList</w:t>
+            </w:r>
+            <w:r>
+              <w:rPr>
+                <w:sz w:val="20"/>
+              </w:rPr>
+              <w:t xml:space="preserve"> cap 4KB/256KB</w:t>
             </w:r>
           </w:p>
         </w:tc>
@@ -1267,35 +1662,7 @@
                 <w:color w:val="F05922"/>
                 <w:sz w:val="20"/>
               </w:rPr>
-              <w:t>PLAN-template.md</w:t>
-            </w:r>
-            <w:r>
-              <w:rPr>
-                <w:sz w:val="20"/>
-              </w:rPr>
-              <w:t xml:space="preserve">, </w:t>
-            </w:r>
-            <w:r>
-              <w:rPr>
-                <w:rFonts w:ascii="Courier New" w:hAnsi="Courier New"/>
-                <w:color w:val="F05922"/>
-                <w:sz w:val="20"/>
-              </w:rPr>
-              <w:t>EVAL-template.md</w:t>
-            </w:r>
-            <w:r>
-              <w:rPr>
-                <w:sz w:val="20"/>
-              </w:rPr>
-              <w:t xml:space="preserve">, </w:t>
-            </w:r>
-            <w:r>
-              <w:rPr>
-                <w:rFonts w:ascii="Courier New" w:hAnsi="Courier New"/>
-                <w:color w:val="F05922"/>
-                <w:sz w:val="20"/>
-              </w:rPr>
-              <w:t>CODE-GRAPH-template.md</w:t>
+              <w:t>TcpServer.cs</w:t>
             </w:r>
           </w:p>
         </w:tc>
@@ -1317,7 +1684,7 @@
               <w:rPr>
                 <w:sz w:val="20"/>
               </w:rPr>
-              <w:t>KztekComponent</w:t>
+              <w:t>X11 capture</w:t>
             </w:r>
           </w:p>
         </w:tc>
@@ -1339,7 +1706,7 @@
                 <w:color w:val="F05922"/>
                 <w:sz w:val="20"/>
               </w:rPr>
-              <w:t>KztekComponent/</w:t>
+              <w:t>ZcuAgent/Capture/</w:t>
             </w:r>
           </w:p>
         </w:tc>
@@ -1359,7 +1726,7 @@
               <w:rPr>
                 <w:sz w:val="20"/>
               </w:rPr>
-              <w:t>Thư viện UI C# WinForms — dùng tối đa cho mọi project C# KZTEK</w:t>
+              <w:t>XShm ưu tiên, fallback XGetImage; error tracker scope theo opcode MIT-SHM; ScreenSize publish atomic (holder record + volatile)</w:t>
             </w:r>
           </w:p>
         </w:tc>
@@ -1377,9 +1744,25 @@
           <w:p>
             <w:r>
               <w:rPr>
-                <w:sz w:val="20"/>
-              </w:rPr>
-              <w:t>Xem bảng Controls bên dưới</w:t>
+                <w:rFonts w:ascii="Courier New" w:hAnsi="Courier New"/>
+                <w:color w:val="F05922"/>
+                <w:sz w:val="20"/>
+              </w:rPr>
+              <w:t>X11ScreenCapturer.cs</w:t>
+            </w:r>
+            <w:r>
+              <w:rPr>
+                <w:sz w:val="20"/>
+              </w:rPr>
+              <w:t xml:space="preserve">, </w:t>
+            </w:r>
+            <w:r>
+              <w:rPr>
+                <w:rFonts w:ascii="Courier New" w:hAnsi="Courier New"/>
+                <w:color w:val="F05922"/>
+                <w:sz w:val="20"/>
+              </w:rPr>
+              <w:t>Interop/X11ErrorTracker.cs</w:t>
             </w:r>
           </w:p>
         </w:tc>
@@ -1400,7 +1783,7 @@
               <w:rPr>
                 <w:sz w:val="20"/>
               </w:rPr>
-              <w:t>Scripts</w:t>
+              <w:t>Remote screen UI</w:t>
             </w:r>
           </w:p>
         </w:tc>
@@ -1421,7 +1804,21 @@
                 <w:color w:val="F05922"/>
                 <w:sz w:val="20"/>
               </w:rPr>
-              <w:t>scripts/</w:t>
+              <w:t>CcuUI/Views/RemoteScreenWindow</w:t>
+            </w:r>
+            <w:r>
+              <w:rPr>
+                <w:sz w:val="20"/>
+              </w:rPr>
+              <w:t xml:space="preserve"> + </w:t>
+            </w:r>
+            <w:r>
+              <w:rPr>
+                <w:rFonts w:ascii="Courier New" w:hAnsi="Courier New"/>
+                <w:color w:val="F05922"/>
+                <w:sz w:val="20"/>
+              </w:rPr>
+              <w:t>ViewModels/RemoteScreenViewModel</w:t>
             </w:r>
           </w:p>
         </w:tc>
@@ -1440,7 +1837,21 @@
               <w:rPr>
                 <w:sz w:val="20"/>
               </w:rPr>
-              <w:t>Automation scripts hỗ trợ agent</w:t>
+              <w:t>Decode JPEG → WriteableBitmap (dispose bản cũ), record AVI (</w:t>
+            </w:r>
+            <w:r>
+              <w:rPr>
+                <w:rFonts w:ascii="Courier New" w:hAnsi="Courier New"/>
+                <w:color w:val="F05922"/>
+                <w:sz w:val="20"/>
+              </w:rPr>
+              <w:t>SessionRecorder</w:t>
+            </w:r>
+            <w:r>
+              <w:rPr>
+                <w:sz w:val="20"/>
+              </w:rPr>
+              <w:t xml:space="preserve"> lock + idempotent Dispose)</w:t>
             </w:r>
           </w:p>
         </w:tc>
@@ -1461,21 +1872,229 @@
                 <w:color w:val="F05922"/>
                 <w:sz w:val="20"/>
               </w:rPr>
-              <w:t>md_to_docx_kztek.py</w:t>
-            </w:r>
-            <w:r>
-              <w:rPr>
-                <w:sz w:val="20"/>
-              </w:rPr>
-              <w:t xml:space="preserve">, </w:t>
-            </w:r>
+              <w:t>RemoteScreenControl.axaml.cs</w:t>
+            </w:r>
+          </w:p>
+        </w:tc>
+      </w:tr>
+      <w:tr>
+        <w:tc>
+          <w:tcPr>
+            <w:tcW w:type="dxa" w:w="2422"/>
+            <w:shd w:val="clear" w:color="auto" w:fill="B8B3D6"/>
+            <w:tcBorders>
+              <w:top w:val="single" w:sz="4" w:space="0" w:color="CBCBCB"/>
+              <w:left w:val="single" w:sz="4" w:space="0" w:color="CBCBCB"/>
+              <w:bottom w:val="single" w:sz="4" w:space="0" w:color="CBCBCB"/>
+              <w:right w:val="single" w:sz="4" w:space="0" w:color="CBCBCB"/>
+            </w:tcBorders>
+          </w:tcPr>
+          <w:p>
+            <w:r>
+              <w:rPr>
+                <w:sz w:val="20"/>
+              </w:rPr>
+              <w:t>Multi remote</w:t>
+            </w:r>
+          </w:p>
+        </w:tc>
+        <w:tc>
+          <w:tcPr>
+            <w:tcW w:type="dxa" w:w="2422"/>
+            <w:shd w:val="clear" w:color="auto" w:fill="B8B3D6"/>
+            <w:tcBorders>
+              <w:top w:val="single" w:sz="4" w:space="0" w:color="CBCBCB"/>
+              <w:left w:val="single" w:sz="4" w:space="0" w:color="CBCBCB"/>
+              <w:bottom w:val="single" w:sz="4" w:space="0" w:color="CBCBCB"/>
+              <w:right w:val="single" w:sz="4" w:space="0" w:color="CBCBCB"/>
+            </w:tcBorders>
+          </w:tcPr>
+          <w:p>
             <w:r>
               <w:rPr>
                 <w:rFonts w:ascii="Courier New" w:hAnsi="Courier New"/>
                 <w:color w:val="F05922"/>
                 <w:sz w:val="20"/>
               </w:rPr>
-              <w:t>review-package.sh</w:t>
+              <w:t>CcuUI/Views/MultiRemoteWindow</w:t>
+            </w:r>
+          </w:p>
+        </w:tc>
+        <w:tc>
+          <w:tcPr>
+            <w:tcW w:type="dxa" w:w="2422"/>
+            <w:shd w:val="clear" w:color="auto" w:fill="B8B3D6"/>
+            <w:tcBorders>
+              <w:top w:val="single" w:sz="4" w:space="0" w:color="CBCBCB"/>
+              <w:left w:val="single" w:sz="4" w:space="0" w:color="CBCBCB"/>
+              <w:bottom w:val="single" w:sz="4" w:space="0" w:color="CBCBCB"/>
+              <w:right w:val="single" w:sz="4" w:space="0" w:color="CBCBCB"/>
+            </w:tcBorders>
+          </w:tcPr>
+          <w:p>
+            <w:r>
+              <w:rPr>
+                <w:sz w:val="20"/>
+              </w:rPr>
+              <w:t xml:space="preserve">Grid nhiều session; thêm session qua </w:t>
+            </w:r>
+            <w:r>
+              <w:rPr>
+                <w:rFonts w:ascii="Courier New" w:hAnsi="Courier New"/>
+                <w:color w:val="F05922"/>
+                <w:sz w:val="20"/>
+              </w:rPr>
+              <w:t>SessionPickerWindow</w:t>
+            </w:r>
+            <w:r>
+              <w:rPr>
+                <w:sz w:val="20"/>
+              </w:rPr>
+              <w:t xml:space="preserve"> (dialog trả kết quả); tab ẩn pause render (</w:t>
+            </w:r>
+            <w:r>
+              <w:rPr>
+                <w:rFonts w:ascii="Courier New" w:hAnsi="Courier New"/>
+                <w:color w:val="F05922"/>
+                <w:sz w:val="20"/>
+              </w:rPr>
+              <w:t>IsRenderPaused</w:t>
+            </w:r>
+            <w:r>
+              <w:rPr>
+                <w:sz w:val="20"/>
+              </w:rPr>
+              <w:t>)</w:t>
+            </w:r>
+          </w:p>
+        </w:tc>
+        <w:tc>
+          <w:tcPr>
+            <w:tcW w:type="dxa" w:w="2422"/>
+            <w:shd w:val="clear" w:color="auto" w:fill="B8B3D6"/>
+            <w:tcBorders>
+              <w:top w:val="single" w:sz="4" w:space="0" w:color="CBCBCB"/>
+              <w:left w:val="single" w:sz="4" w:space="0" w:color="CBCBCB"/>
+              <w:bottom w:val="single" w:sz="4" w:space="0" w:color="CBCBCB"/>
+              <w:right w:val="single" w:sz="4" w:space="0" w:color="CBCBCB"/>
+            </w:tcBorders>
+          </w:tcPr>
+          <w:p>
+            <w:r>
+              <w:rPr>
+                <w:rFonts w:ascii="Courier New" w:hAnsi="Courier New"/>
+                <w:color w:val="F05922"/>
+                <w:sz w:val="20"/>
+              </w:rPr>
+              <w:t>SessionPickerWindow.axaml.cs</w:t>
+            </w:r>
+          </w:p>
+        </w:tc>
+      </w:tr>
+      <w:tr>
+        <w:tc>
+          <w:tcPr>
+            <w:tcW w:type="dxa" w:w="2422"/>
+            <w:tcBorders>
+              <w:top w:val="single" w:sz="4" w:space="0" w:color="CBCBCB"/>
+              <w:left w:val="single" w:sz="4" w:space="0" w:color="CBCBCB"/>
+              <w:bottom w:val="single" w:sz="4" w:space="0" w:color="CBCBCB"/>
+              <w:right w:val="single" w:sz="4" w:space="0" w:color="CBCBCB"/>
+            </w:tcBorders>
+          </w:tcPr>
+          <w:p>
+            <w:r>
+              <w:rPr>
+                <w:sz w:val="20"/>
+              </w:rPr>
+              <w:t>Remote command / bulk</w:t>
+            </w:r>
+          </w:p>
+        </w:tc>
+        <w:tc>
+          <w:tcPr>
+            <w:tcW w:type="dxa" w:w="2422"/>
+            <w:tcBorders>
+              <w:top w:val="single" w:sz="4" w:space="0" w:color="CBCBCB"/>
+              <w:left w:val="single" w:sz="4" w:space="0" w:color="CBCBCB"/>
+              <w:bottom w:val="single" w:sz="4" w:space="0" w:color="CBCBCB"/>
+              <w:right w:val="single" w:sz="4" w:space="0" w:color="CBCBCB"/>
+            </w:tcBorders>
+          </w:tcPr>
+          <w:p>
+            <w:r>
+              <w:rPr>
+                <w:rFonts w:ascii="Courier New" w:hAnsi="Courier New"/>
+                <w:color w:val="F05922"/>
+                <w:sz w:val="20"/>
+              </w:rPr>
+              <w:t>CcuUI/Views/RemoteCommandWindow</w:t>
+            </w:r>
+            <w:r>
+              <w:rPr>
+                <w:sz w:val="20"/>
+              </w:rPr>
+              <w:t xml:space="preserve">, </w:t>
+            </w:r>
+            <w:r>
+              <w:rPr>
+                <w:rFonts w:ascii="Courier New" w:hAnsi="Courier New"/>
+                <w:color w:val="F05922"/>
+                <w:sz w:val="20"/>
+              </w:rPr>
+              <w:t>BulkActionWindow</w:t>
+            </w:r>
+          </w:p>
+        </w:tc>
+        <w:tc>
+          <w:tcPr>
+            <w:tcW w:type="dxa" w:w="2422"/>
+            <w:tcBorders>
+              <w:top w:val="single" w:sz="4" w:space="0" w:color="CBCBCB"/>
+              <w:left w:val="single" w:sz="4" w:space="0" w:color="CBCBCB"/>
+              <w:bottom w:val="single" w:sz="4" w:space="0" w:color="CBCBCB"/>
+              <w:right w:val="single" w:sz="4" w:space="0" w:color="CBCBCB"/>
+            </w:tcBorders>
+          </w:tcPr>
+          <w:p>
+            <w:r>
+              <w:rPr>
+                <w:sz w:val="20"/>
+              </w:rPr>
+              <w:t>SSH lệnh ad-hoc; sudo password qua STDIN channel (</w:t>
+            </w:r>
+            <w:r>
+              <w:rPr>
+                <w:rFonts w:ascii="Courier New" w:hAnsi="Courier New"/>
+                <w:color w:val="F05922"/>
+                <w:sz w:val="20"/>
+              </w:rPr>
+              <w:t>sudo -S -p ''</w:t>
+            </w:r>
+            <w:r>
+              <w:rPr>
+                <w:sz w:val="20"/>
+              </w:rPr>
+              <w:t>), KHÔNG env/command-line</w:t>
+            </w:r>
+          </w:p>
+        </w:tc>
+        <w:tc>
+          <w:tcPr>
+            <w:tcW w:type="dxa" w:w="2422"/>
+            <w:tcBorders>
+              <w:top w:val="single" w:sz="4" w:space="0" w:color="CBCBCB"/>
+              <w:left w:val="single" w:sz="4" w:space="0" w:color="CBCBCB"/>
+              <w:bottom w:val="single" w:sz="4" w:space="0" w:color="CBCBCB"/>
+              <w:right w:val="single" w:sz="4" w:space="0" w:color="CBCBCB"/>
+            </w:tcBorders>
+          </w:tcPr>
+          <w:p>
+            <w:r>
+              <w:rPr>
+                <w:sz w:val="20"/>
+              </w:rPr>
+              <w:t>—</w:t>
             </w:r>
           </w:p>
         </w:tc>
@@ -1500,3124 +2119,7 @@
           <w:color w:val="F05922"/>
           <w:sz w:val="28"/>
         </w:rPr>
-        <w:t>KztekComponent — Controls có sẵn (C# WinForms)</w:t>
-      </w:r>
-    </w:p>
-    <w:p>
-      <w:pPr>
-        <w:spacing w:before="40" w:after="40"/>
-        <w:ind w:left="567"/>
-        <w:pBdr>
-          <w:left w:val="single" w:sz="12" w:space="10" w:color="F05922"/>
-        </w:pBdr>
-      </w:pPr>
-      <w:r>
-        <w:rPr>
-          <w:b/>
-          <w:color w:val="4A3F8C"/>
-        </w:rPr>
-        <w:t>Coding agents BẮT BUỘC dùng các control này thay vì control .NET gốc</w:t>
-      </w:r>
-      <w:r>
-        <w:rPr>
-          <w:color w:val="4A3F8C"/>
-        </w:rPr>
-        <w:t xml:space="preserve"> khi làm project C# WinForms (§20 GEMINI.md).</w:t>
-      </w:r>
-    </w:p>
-    <w:tbl>
-      <w:tblPr>
-        <w:tblStyle w:val="TableGrid"/>
-        <w:tblW w:type="auto" w:w="0"/>
-        <w:tblLook w:firstColumn="1" w:firstRow="1" w:lastColumn="0" w:lastRow="0" w:noHBand="0" w:noVBand="1" w:val="04A0"/>
-      </w:tblPr>
-      <w:tblGrid>
-        <w:gridCol w:w="2422"/>
-        <w:gridCol w:w="2422"/>
-        <w:gridCol w:w="2422"/>
-        <w:gridCol w:w="2422"/>
-      </w:tblGrid>
-      <w:tr>
-        <w:tc>
-          <w:tcPr>
-            <w:tcW w:type="dxa" w:w="2422"/>
-            <w:shd w:val="clear" w:color="auto" w:fill="251C53"/>
-            <w:tcBorders>
-              <w:top w:val="single" w:sz="4" w:space="0" w:color="251C53"/>
-              <w:left w:val="single" w:sz="4" w:space="0" w:color="251C53"/>
-              <w:bottom w:val="single" w:sz="4" w:space="0" w:color="251C53"/>
-              <w:right w:val="single" w:sz="4" w:space="0" w:color="251C53"/>
-            </w:tcBorders>
-          </w:tcPr>
-          <w:p>
-            <w:r>
-              <w:rPr>
-                <w:b/>
-                <w:color w:val="FFFFFF"/>
-                <w:sz w:val="20"/>
-              </w:rPr>
-              <w:t>Control</w:t>
-            </w:r>
-          </w:p>
-        </w:tc>
-        <w:tc>
-          <w:tcPr>
-            <w:tcW w:type="dxa" w:w="2422"/>
-            <w:shd w:val="clear" w:color="auto" w:fill="251C53"/>
-            <w:tcBorders>
-              <w:top w:val="single" w:sz="4" w:space="0" w:color="251C53"/>
-              <w:left w:val="single" w:sz="4" w:space="0" w:color="251C53"/>
-              <w:bottom w:val="single" w:sz="4" w:space="0" w:color="251C53"/>
-              <w:right w:val="single" w:sz="4" w:space="0" w:color="251C53"/>
-            </w:tcBorders>
-          </w:tcPr>
-          <w:p>
-            <w:r>
-              <w:rPr>
-                <w:b/>
-                <w:color w:val="FFFFFF"/>
-                <w:sz w:val="20"/>
-              </w:rPr>
-              <w:t>Path</w:t>
-            </w:r>
-          </w:p>
-        </w:tc>
-        <w:tc>
-          <w:tcPr>
-            <w:tcW w:type="dxa" w:w="2422"/>
-            <w:shd w:val="clear" w:color="auto" w:fill="251C53"/>
-            <w:tcBorders>
-              <w:top w:val="single" w:sz="4" w:space="0" w:color="251C53"/>
-              <w:left w:val="single" w:sz="4" w:space="0" w:color="251C53"/>
-              <w:bottom w:val="single" w:sz="4" w:space="0" w:color="251C53"/>
-              <w:right w:val="single" w:sz="4" w:space="0" w:color="251C53"/>
-            </w:tcBorders>
-          </w:tcPr>
-          <w:p>
-            <w:r>
-              <w:rPr>
-                <w:b/>
-                <w:color w:val="FFFFFF"/>
-                <w:sz w:val="20"/>
-              </w:rPr>
-              <w:t>Tương đương .NET gốc</w:t>
-            </w:r>
-          </w:p>
-        </w:tc>
-        <w:tc>
-          <w:tcPr>
-            <w:tcW w:type="dxa" w:w="2422"/>
-            <w:shd w:val="clear" w:color="auto" w:fill="251C53"/>
-            <w:tcBorders>
-              <w:top w:val="single" w:sz="4" w:space="0" w:color="251C53"/>
-              <w:left w:val="single" w:sz="4" w:space="0" w:color="251C53"/>
-              <w:bottom w:val="single" w:sz="4" w:space="0" w:color="251C53"/>
-              <w:right w:val="single" w:sz="4" w:space="0" w:color="251C53"/>
-            </w:tcBorders>
-          </w:tcPr>
-          <w:p>
-            <w:r>
-              <w:rPr>
-                <w:b/>
-                <w:color w:val="FFFFFF"/>
-                <w:sz w:val="20"/>
-              </w:rPr>
-              <w:t>Ghi chú</w:t>
-            </w:r>
-          </w:p>
-        </w:tc>
-      </w:tr>
-      <w:tr>
-        <w:tc>
-          <w:tcPr>
-            <w:tcW w:type="dxa" w:w="2422"/>
-            <w:tcBorders>
-              <w:top w:val="single" w:sz="4" w:space="0" w:color="CBCBCB"/>
-              <w:left w:val="single" w:sz="4" w:space="0" w:color="CBCBCB"/>
-              <w:bottom w:val="single" w:sz="4" w:space="0" w:color="CBCBCB"/>
-              <w:right w:val="single" w:sz="4" w:space="0" w:color="CBCBCB"/>
-            </w:tcBorders>
-          </w:tcPr>
-          <w:p>
-            <w:r>
-              <w:rPr>
-                <w:sz w:val="20"/>
-              </w:rPr>
-              <w:t>---------</w:t>
-            </w:r>
-          </w:p>
-        </w:tc>
-        <w:tc>
-          <w:tcPr>
-            <w:tcW w:type="dxa" w:w="2422"/>
-            <w:tcBorders>
-              <w:top w:val="single" w:sz="4" w:space="0" w:color="CBCBCB"/>
-              <w:left w:val="single" w:sz="4" w:space="0" w:color="CBCBCB"/>
-              <w:bottom w:val="single" w:sz="4" w:space="0" w:color="CBCBCB"/>
-              <w:right w:val="single" w:sz="4" w:space="0" w:color="CBCBCB"/>
-            </w:tcBorders>
-          </w:tcPr>
-          <w:p>
-            <w:r>
-              <w:rPr>
-                <w:sz w:val="20"/>
-              </w:rPr>
-              <w:t>------</w:t>
-            </w:r>
-          </w:p>
-        </w:tc>
-        <w:tc>
-          <w:tcPr>
-            <w:tcW w:type="dxa" w:w="2422"/>
-            <w:tcBorders>
-              <w:top w:val="single" w:sz="4" w:space="0" w:color="CBCBCB"/>
-              <w:left w:val="single" w:sz="4" w:space="0" w:color="CBCBCB"/>
-              <w:bottom w:val="single" w:sz="4" w:space="0" w:color="CBCBCB"/>
-              <w:right w:val="single" w:sz="4" w:space="0" w:color="CBCBCB"/>
-            </w:tcBorders>
-          </w:tcPr>
-          <w:p>
-            <w:r>
-              <w:rPr>
-                <w:sz w:val="20"/>
-              </w:rPr>
-              <w:t>---------------------</w:t>
-            </w:r>
-          </w:p>
-        </w:tc>
-        <w:tc>
-          <w:tcPr>
-            <w:tcW w:type="dxa" w:w="2422"/>
-            <w:tcBorders>
-              <w:top w:val="single" w:sz="4" w:space="0" w:color="CBCBCB"/>
-              <w:left w:val="single" w:sz="4" w:space="0" w:color="CBCBCB"/>
-              <w:bottom w:val="single" w:sz="4" w:space="0" w:color="CBCBCB"/>
-              <w:right w:val="single" w:sz="4" w:space="0" w:color="CBCBCB"/>
-            </w:tcBorders>
-          </w:tcPr>
-          <w:p>
-            <w:r>
-              <w:rPr>
-                <w:sz w:val="20"/>
-              </w:rPr>
-              <w:t>---------</w:t>
-            </w:r>
-          </w:p>
-        </w:tc>
-      </w:tr>
-      <w:tr>
-        <w:tc>
-          <w:tcPr>
-            <w:tcW w:type="dxa" w:w="2422"/>
-            <w:shd w:val="clear" w:color="auto" w:fill="B8B3D6"/>
-            <w:tcBorders>
-              <w:top w:val="single" w:sz="4" w:space="0" w:color="CBCBCB"/>
-              <w:left w:val="single" w:sz="4" w:space="0" w:color="CBCBCB"/>
-              <w:bottom w:val="single" w:sz="4" w:space="0" w:color="CBCBCB"/>
-              <w:right w:val="single" w:sz="4" w:space="0" w:color="CBCBCB"/>
-            </w:tcBorders>
-          </w:tcPr>
-          <w:p>
-            <w:r>
-              <w:rPr>
-                <w:rFonts w:ascii="Courier New" w:hAnsi="Courier New"/>
-                <w:color w:val="F05922"/>
-                <w:sz w:val="20"/>
-              </w:rPr>
-              <w:t>KzButton</w:t>
-            </w:r>
-          </w:p>
-        </w:tc>
-        <w:tc>
-          <w:tcPr>
-            <w:tcW w:type="dxa" w:w="2422"/>
-            <w:shd w:val="clear" w:color="auto" w:fill="B8B3D6"/>
-            <w:tcBorders>
-              <w:top w:val="single" w:sz="4" w:space="0" w:color="CBCBCB"/>
-              <w:left w:val="single" w:sz="4" w:space="0" w:color="CBCBCB"/>
-              <w:bottom w:val="single" w:sz="4" w:space="0" w:color="CBCBCB"/>
-              <w:right w:val="single" w:sz="4" w:space="0" w:color="CBCBCB"/>
-            </w:tcBorders>
-          </w:tcPr>
-          <w:p>
-            <w:r>
-              <w:rPr>
-                <w:rFonts w:ascii="Courier New" w:hAnsi="Courier New"/>
-                <w:color w:val="F05922"/>
-                <w:sz w:val="20"/>
-              </w:rPr>
-              <w:t>Controls/KzButton.cs</w:t>
-            </w:r>
-          </w:p>
-        </w:tc>
-        <w:tc>
-          <w:tcPr>
-            <w:tcW w:type="dxa" w:w="2422"/>
-            <w:shd w:val="clear" w:color="auto" w:fill="B8B3D6"/>
-            <w:tcBorders>
-              <w:top w:val="single" w:sz="4" w:space="0" w:color="CBCBCB"/>
-              <w:left w:val="single" w:sz="4" w:space="0" w:color="CBCBCB"/>
-              <w:bottom w:val="single" w:sz="4" w:space="0" w:color="CBCBCB"/>
-              <w:right w:val="single" w:sz="4" w:space="0" w:color="CBCBCB"/>
-            </w:tcBorders>
-          </w:tcPr>
-          <w:p>
-            <w:r>
-              <w:rPr>
-                <w:rFonts w:ascii="Courier New" w:hAnsi="Courier New"/>
-                <w:color w:val="F05922"/>
-                <w:sz w:val="20"/>
-              </w:rPr>
-              <w:t>Button</w:t>
-            </w:r>
-          </w:p>
-        </w:tc>
-        <w:tc>
-          <w:tcPr>
-            <w:tcW w:type="dxa" w:w="2422"/>
-            <w:shd w:val="clear" w:color="auto" w:fill="B8B3D6"/>
-            <w:tcBorders>
-              <w:top w:val="single" w:sz="4" w:space="0" w:color="CBCBCB"/>
-              <w:left w:val="single" w:sz="4" w:space="0" w:color="CBCBCB"/>
-              <w:bottom w:val="single" w:sz="4" w:space="0" w:color="CBCBCB"/>
-              <w:right w:val="single" w:sz="4" w:space="0" w:color="CBCBCB"/>
-            </w:tcBorders>
-          </w:tcPr>
-          <w:p>
-            <w:r>
-              <w:rPr>
-                <w:sz w:val="20"/>
-              </w:rPr>
-              <w:t>Button theo brand KZTEK</w:t>
-            </w:r>
-          </w:p>
-        </w:tc>
-      </w:tr>
-      <w:tr>
-        <w:tc>
-          <w:tcPr>
-            <w:tcW w:type="dxa" w:w="2422"/>
-            <w:tcBorders>
-              <w:top w:val="single" w:sz="4" w:space="0" w:color="CBCBCB"/>
-              <w:left w:val="single" w:sz="4" w:space="0" w:color="CBCBCB"/>
-              <w:bottom w:val="single" w:sz="4" w:space="0" w:color="CBCBCB"/>
-              <w:right w:val="single" w:sz="4" w:space="0" w:color="CBCBCB"/>
-            </w:tcBorders>
-          </w:tcPr>
-          <w:p>
-            <w:r>
-              <w:rPr>
-                <w:rFonts w:ascii="Courier New" w:hAnsi="Courier New"/>
-                <w:color w:val="F05922"/>
-                <w:sz w:val="20"/>
-              </w:rPr>
-              <w:t>KzTextBox</w:t>
-            </w:r>
-          </w:p>
-        </w:tc>
-        <w:tc>
-          <w:tcPr>
-            <w:tcW w:type="dxa" w:w="2422"/>
-            <w:tcBorders>
-              <w:top w:val="single" w:sz="4" w:space="0" w:color="CBCBCB"/>
-              <w:left w:val="single" w:sz="4" w:space="0" w:color="CBCBCB"/>
-              <w:bottom w:val="single" w:sz="4" w:space="0" w:color="CBCBCB"/>
-              <w:right w:val="single" w:sz="4" w:space="0" w:color="CBCBCB"/>
-            </w:tcBorders>
-          </w:tcPr>
-          <w:p>
-            <w:r>
-              <w:rPr>
-                <w:rFonts w:ascii="Courier New" w:hAnsi="Courier New"/>
-                <w:color w:val="F05922"/>
-                <w:sz w:val="20"/>
-              </w:rPr>
-              <w:t>Controls/KzTextBox.cs</w:t>
-            </w:r>
-          </w:p>
-        </w:tc>
-        <w:tc>
-          <w:tcPr>
-            <w:tcW w:type="dxa" w:w="2422"/>
-            <w:tcBorders>
-              <w:top w:val="single" w:sz="4" w:space="0" w:color="CBCBCB"/>
-              <w:left w:val="single" w:sz="4" w:space="0" w:color="CBCBCB"/>
-              <w:bottom w:val="single" w:sz="4" w:space="0" w:color="CBCBCB"/>
-              <w:right w:val="single" w:sz="4" w:space="0" w:color="CBCBCB"/>
-            </w:tcBorders>
-          </w:tcPr>
-          <w:p>
-            <w:r>
-              <w:rPr>
-                <w:rFonts w:ascii="Courier New" w:hAnsi="Courier New"/>
-                <w:color w:val="F05922"/>
-                <w:sz w:val="20"/>
-              </w:rPr>
-              <w:t>TextBox</w:t>
-            </w:r>
-          </w:p>
-        </w:tc>
-        <w:tc>
-          <w:tcPr>
-            <w:tcW w:type="dxa" w:w="2422"/>
-            <w:tcBorders>
-              <w:top w:val="single" w:sz="4" w:space="0" w:color="CBCBCB"/>
-              <w:left w:val="single" w:sz="4" w:space="0" w:color="CBCBCB"/>
-              <w:bottom w:val="single" w:sz="4" w:space="0" w:color="CBCBCB"/>
-              <w:right w:val="single" w:sz="4" w:space="0" w:color="CBCBCB"/>
-            </w:tcBorders>
-          </w:tcPr>
-          <w:p>
-            <w:r>
-              <w:rPr>
-                <w:sz w:val="20"/>
-              </w:rPr>
-              <w:t>TextBox với validation</w:t>
-            </w:r>
-          </w:p>
-        </w:tc>
-      </w:tr>
-      <w:tr>
-        <w:tc>
-          <w:tcPr>
-            <w:tcW w:type="dxa" w:w="2422"/>
-            <w:shd w:val="clear" w:color="auto" w:fill="B8B3D6"/>
-            <w:tcBorders>
-              <w:top w:val="single" w:sz="4" w:space="0" w:color="CBCBCB"/>
-              <w:left w:val="single" w:sz="4" w:space="0" w:color="CBCBCB"/>
-              <w:bottom w:val="single" w:sz="4" w:space="0" w:color="CBCBCB"/>
-              <w:right w:val="single" w:sz="4" w:space="0" w:color="CBCBCB"/>
-            </w:tcBorders>
-          </w:tcPr>
-          <w:p>
-            <w:r>
-              <w:rPr>
-                <w:rFonts w:ascii="Courier New" w:hAnsi="Courier New"/>
-                <w:color w:val="F05922"/>
-                <w:sz w:val="20"/>
-              </w:rPr>
-              <w:t>KzPasswordTextBox</w:t>
-            </w:r>
-          </w:p>
-        </w:tc>
-        <w:tc>
-          <w:tcPr>
-            <w:tcW w:type="dxa" w:w="2422"/>
-            <w:shd w:val="clear" w:color="auto" w:fill="B8B3D6"/>
-            <w:tcBorders>
-              <w:top w:val="single" w:sz="4" w:space="0" w:color="CBCBCB"/>
-              <w:left w:val="single" w:sz="4" w:space="0" w:color="CBCBCB"/>
-              <w:bottom w:val="single" w:sz="4" w:space="0" w:color="CBCBCB"/>
-              <w:right w:val="single" w:sz="4" w:space="0" w:color="CBCBCB"/>
-            </w:tcBorders>
-          </w:tcPr>
-          <w:p>
-            <w:r>
-              <w:rPr>
-                <w:rFonts w:ascii="Courier New" w:hAnsi="Courier New"/>
-                <w:color w:val="F05922"/>
-                <w:sz w:val="20"/>
-              </w:rPr>
-              <w:t>Controls/KzPasswordTextBox.cs</w:t>
-            </w:r>
-          </w:p>
-        </w:tc>
-        <w:tc>
-          <w:tcPr>
-            <w:tcW w:type="dxa" w:w="2422"/>
-            <w:shd w:val="clear" w:color="auto" w:fill="B8B3D6"/>
-            <w:tcBorders>
-              <w:top w:val="single" w:sz="4" w:space="0" w:color="CBCBCB"/>
-              <w:left w:val="single" w:sz="4" w:space="0" w:color="CBCBCB"/>
-              <w:bottom w:val="single" w:sz="4" w:space="0" w:color="CBCBCB"/>
-              <w:right w:val="single" w:sz="4" w:space="0" w:color="CBCBCB"/>
-            </w:tcBorders>
-          </w:tcPr>
-          <w:p>
-            <w:r>
-              <w:rPr>
-                <w:rFonts w:ascii="Courier New" w:hAnsi="Courier New"/>
-                <w:color w:val="F05922"/>
-                <w:sz w:val="20"/>
-              </w:rPr>
-              <w:t>TextBox (PasswordChar)</w:t>
-            </w:r>
-          </w:p>
-        </w:tc>
-        <w:tc>
-          <w:tcPr>
-            <w:tcW w:type="dxa" w:w="2422"/>
-            <w:shd w:val="clear" w:color="auto" w:fill="B8B3D6"/>
-            <w:tcBorders>
-              <w:top w:val="single" w:sz="4" w:space="0" w:color="CBCBCB"/>
-              <w:left w:val="single" w:sz="4" w:space="0" w:color="CBCBCB"/>
-              <w:bottom w:val="single" w:sz="4" w:space="0" w:color="CBCBCB"/>
-              <w:right w:val="single" w:sz="4" w:space="0" w:color="CBCBCB"/>
-            </w:tcBorders>
-          </w:tcPr>
-          <w:p>
-            <w:r>
-              <w:rPr>
-                <w:sz w:val="20"/>
-              </w:rPr>
-              <w:t>Input mật khẩu</w:t>
-            </w:r>
-          </w:p>
-        </w:tc>
-      </w:tr>
-      <w:tr>
-        <w:tc>
-          <w:tcPr>
-            <w:tcW w:type="dxa" w:w="2422"/>
-            <w:tcBorders>
-              <w:top w:val="single" w:sz="4" w:space="0" w:color="CBCBCB"/>
-              <w:left w:val="single" w:sz="4" w:space="0" w:color="CBCBCB"/>
-              <w:bottom w:val="single" w:sz="4" w:space="0" w:color="CBCBCB"/>
-              <w:right w:val="single" w:sz="4" w:space="0" w:color="CBCBCB"/>
-            </w:tcBorders>
-          </w:tcPr>
-          <w:p>
-            <w:r>
-              <w:rPr>
-                <w:rFonts w:ascii="Courier New" w:hAnsi="Courier New"/>
-                <w:color w:val="F05922"/>
-                <w:sz w:val="20"/>
-              </w:rPr>
-              <w:t>KzIPTextbox</w:t>
-            </w:r>
-          </w:p>
-        </w:tc>
-        <w:tc>
-          <w:tcPr>
-            <w:tcW w:type="dxa" w:w="2422"/>
-            <w:tcBorders>
-              <w:top w:val="single" w:sz="4" w:space="0" w:color="CBCBCB"/>
-              <w:left w:val="single" w:sz="4" w:space="0" w:color="CBCBCB"/>
-              <w:bottom w:val="single" w:sz="4" w:space="0" w:color="CBCBCB"/>
-              <w:right w:val="single" w:sz="4" w:space="0" w:color="CBCBCB"/>
-            </w:tcBorders>
-          </w:tcPr>
-          <w:p>
-            <w:r>
-              <w:rPr>
-                <w:rFonts w:ascii="Courier New" w:hAnsi="Courier New"/>
-                <w:color w:val="F05922"/>
-                <w:sz w:val="20"/>
-              </w:rPr>
-              <w:t>Controls/KzIPTextbox.cs</w:t>
-            </w:r>
-          </w:p>
-        </w:tc>
-        <w:tc>
-          <w:tcPr>
-            <w:tcW w:type="dxa" w:w="2422"/>
-            <w:tcBorders>
-              <w:top w:val="single" w:sz="4" w:space="0" w:color="CBCBCB"/>
-              <w:left w:val="single" w:sz="4" w:space="0" w:color="CBCBCB"/>
-              <w:bottom w:val="single" w:sz="4" w:space="0" w:color="CBCBCB"/>
-              <w:right w:val="single" w:sz="4" w:space="0" w:color="CBCBCB"/>
-            </w:tcBorders>
-          </w:tcPr>
-          <w:p>
-            <w:r>
-              <w:rPr>
-                <w:rFonts w:ascii="Courier New" w:hAnsi="Courier New"/>
-                <w:color w:val="F05922"/>
-                <w:sz w:val="20"/>
-              </w:rPr>
-              <w:t>TextBox</w:t>
-            </w:r>
-            <w:r>
-              <w:rPr>
-                <w:sz w:val="20"/>
-              </w:rPr>
-              <w:t xml:space="preserve"> (custom)</w:t>
-            </w:r>
-          </w:p>
-        </w:tc>
-        <w:tc>
-          <w:tcPr>
-            <w:tcW w:type="dxa" w:w="2422"/>
-            <w:tcBorders>
-              <w:top w:val="single" w:sz="4" w:space="0" w:color="CBCBCB"/>
-              <w:left w:val="single" w:sz="4" w:space="0" w:color="CBCBCB"/>
-              <w:bottom w:val="single" w:sz="4" w:space="0" w:color="CBCBCB"/>
-              <w:right w:val="single" w:sz="4" w:space="0" w:color="CBCBCB"/>
-            </w:tcBorders>
-          </w:tcPr>
-          <w:p>
-            <w:r>
-              <w:rPr>
-                <w:sz w:val="20"/>
-              </w:rPr>
-              <w:t>Input địa chỉ IP</w:t>
-            </w:r>
-          </w:p>
-        </w:tc>
-      </w:tr>
-      <w:tr>
-        <w:tc>
-          <w:tcPr>
-            <w:tcW w:type="dxa" w:w="2422"/>
-            <w:shd w:val="clear" w:color="auto" w:fill="B8B3D6"/>
-            <w:tcBorders>
-              <w:top w:val="single" w:sz="4" w:space="0" w:color="CBCBCB"/>
-              <w:left w:val="single" w:sz="4" w:space="0" w:color="CBCBCB"/>
-              <w:bottom w:val="single" w:sz="4" w:space="0" w:color="CBCBCB"/>
-              <w:right w:val="single" w:sz="4" w:space="0" w:color="CBCBCB"/>
-            </w:tcBorders>
-          </w:tcPr>
-          <w:p>
-            <w:r>
-              <w:rPr>
-                <w:rFonts w:ascii="Courier New" w:hAnsi="Courier New"/>
-                <w:color w:val="F05922"/>
-                <w:sz w:val="20"/>
-              </w:rPr>
-              <w:t>KzDataGrid</w:t>
-            </w:r>
-          </w:p>
-        </w:tc>
-        <w:tc>
-          <w:tcPr>
-            <w:tcW w:type="dxa" w:w="2422"/>
-            <w:shd w:val="clear" w:color="auto" w:fill="B8B3D6"/>
-            <w:tcBorders>
-              <w:top w:val="single" w:sz="4" w:space="0" w:color="CBCBCB"/>
-              <w:left w:val="single" w:sz="4" w:space="0" w:color="CBCBCB"/>
-              <w:bottom w:val="single" w:sz="4" w:space="0" w:color="CBCBCB"/>
-              <w:right w:val="single" w:sz="4" w:space="0" w:color="CBCBCB"/>
-            </w:tcBorders>
-          </w:tcPr>
-          <w:p>
-            <w:r>
-              <w:rPr>
-                <w:rFonts w:ascii="Courier New" w:hAnsi="Courier New"/>
-                <w:color w:val="F05922"/>
-                <w:sz w:val="20"/>
-              </w:rPr>
-              <w:t>Controls/KzDataGrid.cs</w:t>
-            </w:r>
-          </w:p>
-        </w:tc>
-        <w:tc>
-          <w:tcPr>
-            <w:tcW w:type="dxa" w:w="2422"/>
-            <w:shd w:val="clear" w:color="auto" w:fill="B8B3D6"/>
-            <w:tcBorders>
-              <w:top w:val="single" w:sz="4" w:space="0" w:color="CBCBCB"/>
-              <w:left w:val="single" w:sz="4" w:space="0" w:color="CBCBCB"/>
-              <w:bottom w:val="single" w:sz="4" w:space="0" w:color="CBCBCB"/>
-              <w:right w:val="single" w:sz="4" w:space="0" w:color="CBCBCB"/>
-            </w:tcBorders>
-          </w:tcPr>
-          <w:p>
-            <w:r>
-              <w:rPr>
-                <w:rFonts w:ascii="Courier New" w:hAnsi="Courier New"/>
-                <w:color w:val="F05922"/>
-                <w:sz w:val="20"/>
-              </w:rPr>
-              <w:t>DataGridView</w:t>
-            </w:r>
-          </w:p>
-        </w:tc>
-        <w:tc>
-          <w:tcPr>
-            <w:tcW w:type="dxa" w:w="2422"/>
-            <w:shd w:val="clear" w:color="auto" w:fill="B8B3D6"/>
-            <w:tcBorders>
-              <w:top w:val="single" w:sz="4" w:space="0" w:color="CBCBCB"/>
-              <w:left w:val="single" w:sz="4" w:space="0" w:color="CBCBCB"/>
-              <w:bottom w:val="single" w:sz="4" w:space="0" w:color="CBCBCB"/>
-              <w:right w:val="single" w:sz="4" w:space="0" w:color="CBCBCB"/>
-            </w:tcBorders>
-          </w:tcPr>
-          <w:p>
-            <w:r>
-              <w:rPr>
-                <w:sz w:val="20"/>
-              </w:rPr>
-              <w:t>Grid với virtualization</w:t>
-            </w:r>
-          </w:p>
-        </w:tc>
-      </w:tr>
-      <w:tr>
-        <w:tc>
-          <w:tcPr>
-            <w:tcW w:type="dxa" w:w="2422"/>
-            <w:tcBorders>
-              <w:top w:val="single" w:sz="4" w:space="0" w:color="CBCBCB"/>
-              <w:left w:val="single" w:sz="4" w:space="0" w:color="CBCBCB"/>
-              <w:bottom w:val="single" w:sz="4" w:space="0" w:color="CBCBCB"/>
-              <w:right w:val="single" w:sz="4" w:space="0" w:color="CBCBCB"/>
-            </w:tcBorders>
-          </w:tcPr>
-          <w:p>
-            <w:r>
-              <w:rPr>
-                <w:rFonts w:ascii="Courier New" w:hAnsi="Courier New"/>
-                <w:color w:val="F05922"/>
-                <w:sz w:val="20"/>
-              </w:rPr>
-              <w:t>KzCombobox</w:t>
-            </w:r>
-          </w:p>
-        </w:tc>
-        <w:tc>
-          <w:tcPr>
-            <w:tcW w:type="dxa" w:w="2422"/>
-            <w:tcBorders>
-              <w:top w:val="single" w:sz="4" w:space="0" w:color="CBCBCB"/>
-              <w:left w:val="single" w:sz="4" w:space="0" w:color="CBCBCB"/>
-              <w:bottom w:val="single" w:sz="4" w:space="0" w:color="CBCBCB"/>
-              <w:right w:val="single" w:sz="4" w:space="0" w:color="CBCBCB"/>
-            </w:tcBorders>
-          </w:tcPr>
-          <w:p>
-            <w:r>
-              <w:rPr>
-                <w:rFonts w:ascii="Courier New" w:hAnsi="Courier New"/>
-                <w:color w:val="F05922"/>
-                <w:sz w:val="20"/>
-              </w:rPr>
-              <w:t>Controls/KzCombobox.cs</w:t>
-            </w:r>
-          </w:p>
-        </w:tc>
-        <w:tc>
-          <w:tcPr>
-            <w:tcW w:type="dxa" w:w="2422"/>
-            <w:tcBorders>
-              <w:top w:val="single" w:sz="4" w:space="0" w:color="CBCBCB"/>
-              <w:left w:val="single" w:sz="4" w:space="0" w:color="CBCBCB"/>
-              <w:bottom w:val="single" w:sz="4" w:space="0" w:color="CBCBCB"/>
-              <w:right w:val="single" w:sz="4" w:space="0" w:color="CBCBCB"/>
-            </w:tcBorders>
-          </w:tcPr>
-          <w:p>
-            <w:r>
-              <w:rPr>
-                <w:rFonts w:ascii="Courier New" w:hAnsi="Courier New"/>
-                <w:color w:val="F05922"/>
-                <w:sz w:val="20"/>
-              </w:rPr>
-              <w:t>ComboBox</w:t>
-            </w:r>
-          </w:p>
-        </w:tc>
-        <w:tc>
-          <w:tcPr>
-            <w:tcW w:type="dxa" w:w="2422"/>
-            <w:tcBorders>
-              <w:top w:val="single" w:sz="4" w:space="0" w:color="CBCBCB"/>
-              <w:left w:val="single" w:sz="4" w:space="0" w:color="CBCBCB"/>
-              <w:bottom w:val="single" w:sz="4" w:space="0" w:color="CBCBCB"/>
-              <w:right w:val="single" w:sz="4" w:space="0" w:color="CBCBCB"/>
-            </w:tcBorders>
-          </w:tcPr>
-          <w:p>
-            <w:r>
-              <w:rPr>
-                <w:sz w:val="20"/>
-              </w:rPr>
-              <w:t>Dropdown theo brand</w:t>
-            </w:r>
-          </w:p>
-        </w:tc>
-      </w:tr>
-      <w:tr>
-        <w:tc>
-          <w:tcPr>
-            <w:tcW w:type="dxa" w:w="2422"/>
-            <w:shd w:val="clear" w:color="auto" w:fill="B8B3D6"/>
-            <w:tcBorders>
-              <w:top w:val="single" w:sz="4" w:space="0" w:color="CBCBCB"/>
-              <w:left w:val="single" w:sz="4" w:space="0" w:color="CBCBCB"/>
-              <w:bottom w:val="single" w:sz="4" w:space="0" w:color="CBCBCB"/>
-              <w:right w:val="single" w:sz="4" w:space="0" w:color="CBCBCB"/>
-            </w:tcBorders>
-          </w:tcPr>
-          <w:p>
-            <w:r>
-              <w:rPr>
-                <w:rFonts w:ascii="Courier New" w:hAnsi="Courier New"/>
-                <w:color w:val="F05922"/>
-                <w:sz w:val="20"/>
-              </w:rPr>
-              <w:t>KzCheckBox</w:t>
-            </w:r>
-          </w:p>
-        </w:tc>
-        <w:tc>
-          <w:tcPr>
-            <w:tcW w:type="dxa" w:w="2422"/>
-            <w:shd w:val="clear" w:color="auto" w:fill="B8B3D6"/>
-            <w:tcBorders>
-              <w:top w:val="single" w:sz="4" w:space="0" w:color="CBCBCB"/>
-              <w:left w:val="single" w:sz="4" w:space="0" w:color="CBCBCB"/>
-              <w:bottom w:val="single" w:sz="4" w:space="0" w:color="CBCBCB"/>
-              <w:right w:val="single" w:sz="4" w:space="0" w:color="CBCBCB"/>
-            </w:tcBorders>
-          </w:tcPr>
-          <w:p>
-            <w:r>
-              <w:rPr>
-                <w:rFonts w:ascii="Courier New" w:hAnsi="Courier New"/>
-                <w:color w:val="F05922"/>
-                <w:sz w:val="20"/>
-              </w:rPr>
-              <w:t>Controls/KzCheckBox.cs</w:t>
-            </w:r>
-          </w:p>
-        </w:tc>
-        <w:tc>
-          <w:tcPr>
-            <w:tcW w:type="dxa" w:w="2422"/>
-            <w:shd w:val="clear" w:color="auto" w:fill="B8B3D6"/>
-            <w:tcBorders>
-              <w:top w:val="single" w:sz="4" w:space="0" w:color="CBCBCB"/>
-              <w:left w:val="single" w:sz="4" w:space="0" w:color="CBCBCB"/>
-              <w:bottom w:val="single" w:sz="4" w:space="0" w:color="CBCBCB"/>
-              <w:right w:val="single" w:sz="4" w:space="0" w:color="CBCBCB"/>
-            </w:tcBorders>
-          </w:tcPr>
-          <w:p>
-            <w:r>
-              <w:rPr>
-                <w:rFonts w:ascii="Courier New" w:hAnsi="Courier New"/>
-                <w:color w:val="F05922"/>
-                <w:sz w:val="20"/>
-              </w:rPr>
-              <w:t>CheckBox</w:t>
-            </w:r>
-          </w:p>
-        </w:tc>
-        <w:tc>
-          <w:tcPr>
-            <w:tcW w:type="dxa" w:w="2422"/>
-            <w:shd w:val="clear" w:color="auto" w:fill="B8B3D6"/>
-            <w:tcBorders>
-              <w:top w:val="single" w:sz="4" w:space="0" w:color="CBCBCB"/>
-              <w:left w:val="single" w:sz="4" w:space="0" w:color="CBCBCB"/>
-              <w:bottom w:val="single" w:sz="4" w:space="0" w:color="CBCBCB"/>
-              <w:right w:val="single" w:sz="4" w:space="0" w:color="CBCBCB"/>
-            </w:tcBorders>
-          </w:tcPr>
-          <w:p>
-            <w:r>
-              <w:rPr>
-                <w:sz w:val="20"/>
-              </w:rPr>
-              <w:t>Checkbox theo brand</w:t>
-            </w:r>
-          </w:p>
-        </w:tc>
-      </w:tr>
-      <w:tr>
-        <w:tc>
-          <w:tcPr>
-            <w:tcW w:type="dxa" w:w="2422"/>
-            <w:tcBorders>
-              <w:top w:val="single" w:sz="4" w:space="0" w:color="CBCBCB"/>
-              <w:left w:val="single" w:sz="4" w:space="0" w:color="CBCBCB"/>
-              <w:bottom w:val="single" w:sz="4" w:space="0" w:color="CBCBCB"/>
-              <w:right w:val="single" w:sz="4" w:space="0" w:color="CBCBCB"/>
-            </w:tcBorders>
-          </w:tcPr>
-          <w:p>
-            <w:r>
-              <w:rPr>
-                <w:rFonts w:ascii="Courier New" w:hAnsi="Courier New"/>
-                <w:color w:val="F05922"/>
-                <w:sz w:val="20"/>
-              </w:rPr>
-              <w:t>KzCheckedListBox</w:t>
-            </w:r>
-          </w:p>
-        </w:tc>
-        <w:tc>
-          <w:tcPr>
-            <w:tcW w:type="dxa" w:w="2422"/>
-            <w:tcBorders>
-              <w:top w:val="single" w:sz="4" w:space="0" w:color="CBCBCB"/>
-              <w:left w:val="single" w:sz="4" w:space="0" w:color="CBCBCB"/>
-              <w:bottom w:val="single" w:sz="4" w:space="0" w:color="CBCBCB"/>
-              <w:right w:val="single" w:sz="4" w:space="0" w:color="CBCBCB"/>
-            </w:tcBorders>
-          </w:tcPr>
-          <w:p>
-            <w:r>
-              <w:rPr>
-                <w:rFonts w:ascii="Courier New" w:hAnsi="Courier New"/>
-                <w:color w:val="F05922"/>
-                <w:sz w:val="20"/>
-              </w:rPr>
-              <w:t>Controls/KzCheckedListBox.cs</w:t>
-            </w:r>
-          </w:p>
-        </w:tc>
-        <w:tc>
-          <w:tcPr>
-            <w:tcW w:type="dxa" w:w="2422"/>
-            <w:tcBorders>
-              <w:top w:val="single" w:sz="4" w:space="0" w:color="CBCBCB"/>
-              <w:left w:val="single" w:sz="4" w:space="0" w:color="CBCBCB"/>
-              <w:bottom w:val="single" w:sz="4" w:space="0" w:color="CBCBCB"/>
-              <w:right w:val="single" w:sz="4" w:space="0" w:color="CBCBCB"/>
-            </w:tcBorders>
-          </w:tcPr>
-          <w:p>
-            <w:r>
-              <w:rPr>
-                <w:rFonts w:ascii="Courier New" w:hAnsi="Courier New"/>
-                <w:color w:val="F05922"/>
-                <w:sz w:val="20"/>
-              </w:rPr>
-              <w:t>CheckedListBox</w:t>
-            </w:r>
-          </w:p>
-        </w:tc>
-        <w:tc>
-          <w:tcPr>
-            <w:tcW w:type="dxa" w:w="2422"/>
-            <w:tcBorders>
-              <w:top w:val="single" w:sz="4" w:space="0" w:color="CBCBCB"/>
-              <w:left w:val="single" w:sz="4" w:space="0" w:color="CBCBCB"/>
-              <w:bottom w:val="single" w:sz="4" w:space="0" w:color="CBCBCB"/>
-              <w:right w:val="single" w:sz="4" w:space="0" w:color="CBCBCB"/>
-            </w:tcBorders>
-          </w:tcPr>
-          <w:p>
-            <w:r>
-              <w:rPr>
-                <w:sz w:val="20"/>
-              </w:rPr>
-              <w:t>Multi-select list</w:t>
-            </w:r>
-          </w:p>
-        </w:tc>
-      </w:tr>
-      <w:tr>
-        <w:tc>
-          <w:tcPr>
-            <w:tcW w:type="dxa" w:w="2422"/>
-            <w:shd w:val="clear" w:color="auto" w:fill="B8B3D6"/>
-            <w:tcBorders>
-              <w:top w:val="single" w:sz="4" w:space="0" w:color="CBCBCB"/>
-              <w:left w:val="single" w:sz="4" w:space="0" w:color="CBCBCB"/>
-              <w:bottom w:val="single" w:sz="4" w:space="0" w:color="CBCBCB"/>
-              <w:right w:val="single" w:sz="4" w:space="0" w:color="CBCBCB"/>
-            </w:tcBorders>
-          </w:tcPr>
-          <w:p>
-            <w:r>
-              <w:rPr>
-                <w:rFonts w:ascii="Courier New" w:hAnsi="Courier New"/>
-                <w:color w:val="F05922"/>
-                <w:sz w:val="20"/>
-              </w:rPr>
-              <w:t>KzRadioButton</w:t>
-            </w:r>
-          </w:p>
-        </w:tc>
-        <w:tc>
-          <w:tcPr>
-            <w:tcW w:type="dxa" w:w="2422"/>
-            <w:shd w:val="clear" w:color="auto" w:fill="B8B3D6"/>
-            <w:tcBorders>
-              <w:top w:val="single" w:sz="4" w:space="0" w:color="CBCBCB"/>
-              <w:left w:val="single" w:sz="4" w:space="0" w:color="CBCBCB"/>
-              <w:bottom w:val="single" w:sz="4" w:space="0" w:color="CBCBCB"/>
-              <w:right w:val="single" w:sz="4" w:space="0" w:color="CBCBCB"/>
-            </w:tcBorders>
-          </w:tcPr>
-          <w:p>
-            <w:r>
-              <w:rPr>
-                <w:rFonts w:ascii="Courier New" w:hAnsi="Courier New"/>
-                <w:color w:val="F05922"/>
-                <w:sz w:val="20"/>
-              </w:rPr>
-              <w:t>Controls/KzRadioButton.cs</w:t>
-            </w:r>
-          </w:p>
-        </w:tc>
-        <w:tc>
-          <w:tcPr>
-            <w:tcW w:type="dxa" w:w="2422"/>
-            <w:shd w:val="clear" w:color="auto" w:fill="B8B3D6"/>
-            <w:tcBorders>
-              <w:top w:val="single" w:sz="4" w:space="0" w:color="CBCBCB"/>
-              <w:left w:val="single" w:sz="4" w:space="0" w:color="CBCBCB"/>
-              <w:bottom w:val="single" w:sz="4" w:space="0" w:color="CBCBCB"/>
-              <w:right w:val="single" w:sz="4" w:space="0" w:color="CBCBCB"/>
-            </w:tcBorders>
-          </w:tcPr>
-          <w:p>
-            <w:r>
-              <w:rPr>
-                <w:rFonts w:ascii="Courier New" w:hAnsi="Courier New"/>
-                <w:color w:val="F05922"/>
-                <w:sz w:val="20"/>
-              </w:rPr>
-              <w:t>RadioButton</w:t>
-            </w:r>
-          </w:p>
-        </w:tc>
-        <w:tc>
-          <w:tcPr>
-            <w:tcW w:type="dxa" w:w="2422"/>
-            <w:shd w:val="clear" w:color="auto" w:fill="B8B3D6"/>
-            <w:tcBorders>
-              <w:top w:val="single" w:sz="4" w:space="0" w:color="CBCBCB"/>
-              <w:left w:val="single" w:sz="4" w:space="0" w:color="CBCBCB"/>
-              <w:bottom w:val="single" w:sz="4" w:space="0" w:color="CBCBCB"/>
-              <w:right w:val="single" w:sz="4" w:space="0" w:color="CBCBCB"/>
-            </w:tcBorders>
-          </w:tcPr>
-          <w:p>
-            <w:r>
-              <w:rPr>
-                <w:sz w:val="20"/>
-              </w:rPr>
-              <w:t>Radio theo brand</w:t>
-            </w:r>
-          </w:p>
-        </w:tc>
-      </w:tr>
-      <w:tr>
-        <w:tc>
-          <w:tcPr>
-            <w:tcW w:type="dxa" w:w="2422"/>
-            <w:tcBorders>
-              <w:top w:val="single" w:sz="4" w:space="0" w:color="CBCBCB"/>
-              <w:left w:val="single" w:sz="4" w:space="0" w:color="CBCBCB"/>
-              <w:bottom w:val="single" w:sz="4" w:space="0" w:color="CBCBCB"/>
-              <w:right w:val="single" w:sz="4" w:space="0" w:color="CBCBCB"/>
-            </w:tcBorders>
-          </w:tcPr>
-          <w:p>
-            <w:r>
-              <w:rPr>
-                <w:rFonts w:ascii="Courier New" w:hAnsi="Courier New"/>
-                <w:color w:val="F05922"/>
-                <w:sz w:val="20"/>
-              </w:rPr>
-              <w:t>KzLabel</w:t>
-            </w:r>
-          </w:p>
-        </w:tc>
-        <w:tc>
-          <w:tcPr>
-            <w:tcW w:type="dxa" w:w="2422"/>
-            <w:tcBorders>
-              <w:top w:val="single" w:sz="4" w:space="0" w:color="CBCBCB"/>
-              <w:left w:val="single" w:sz="4" w:space="0" w:color="CBCBCB"/>
-              <w:bottom w:val="single" w:sz="4" w:space="0" w:color="CBCBCB"/>
-              <w:right w:val="single" w:sz="4" w:space="0" w:color="CBCBCB"/>
-            </w:tcBorders>
-          </w:tcPr>
-          <w:p>
-            <w:r>
-              <w:rPr>
-                <w:rFonts w:ascii="Courier New" w:hAnsi="Courier New"/>
-                <w:color w:val="F05922"/>
-                <w:sz w:val="20"/>
-              </w:rPr>
-              <w:t>Controls/KzLabel.cs</w:t>
-            </w:r>
-          </w:p>
-        </w:tc>
-        <w:tc>
-          <w:tcPr>
-            <w:tcW w:type="dxa" w:w="2422"/>
-            <w:tcBorders>
-              <w:top w:val="single" w:sz="4" w:space="0" w:color="CBCBCB"/>
-              <w:left w:val="single" w:sz="4" w:space="0" w:color="CBCBCB"/>
-              <w:bottom w:val="single" w:sz="4" w:space="0" w:color="CBCBCB"/>
-              <w:right w:val="single" w:sz="4" w:space="0" w:color="CBCBCB"/>
-            </w:tcBorders>
-          </w:tcPr>
-          <w:p>
-            <w:r>
-              <w:rPr>
-                <w:rFonts w:ascii="Courier New" w:hAnsi="Courier New"/>
-                <w:color w:val="F05922"/>
-                <w:sz w:val="20"/>
-              </w:rPr>
-              <w:t>Label</w:t>
-            </w:r>
-          </w:p>
-        </w:tc>
-        <w:tc>
-          <w:tcPr>
-            <w:tcW w:type="dxa" w:w="2422"/>
-            <w:tcBorders>
-              <w:top w:val="single" w:sz="4" w:space="0" w:color="CBCBCB"/>
-              <w:left w:val="single" w:sz="4" w:space="0" w:color="CBCBCB"/>
-              <w:bottom w:val="single" w:sz="4" w:space="0" w:color="CBCBCB"/>
-              <w:right w:val="single" w:sz="4" w:space="0" w:color="CBCBCB"/>
-            </w:tcBorders>
-          </w:tcPr>
-          <w:p>
-            <w:r>
-              <w:rPr>
-                <w:sz w:val="20"/>
-              </w:rPr>
-              <w:t>Label theo brand</w:t>
-            </w:r>
-          </w:p>
-        </w:tc>
-      </w:tr>
-      <w:tr>
-        <w:tc>
-          <w:tcPr>
-            <w:tcW w:type="dxa" w:w="2422"/>
-            <w:shd w:val="clear" w:color="auto" w:fill="B8B3D6"/>
-            <w:tcBorders>
-              <w:top w:val="single" w:sz="4" w:space="0" w:color="CBCBCB"/>
-              <w:left w:val="single" w:sz="4" w:space="0" w:color="CBCBCB"/>
-              <w:bottom w:val="single" w:sz="4" w:space="0" w:color="CBCBCB"/>
-              <w:right w:val="single" w:sz="4" w:space="0" w:color="CBCBCB"/>
-            </w:tcBorders>
-          </w:tcPr>
-          <w:p>
-            <w:r>
-              <w:rPr>
-                <w:rFonts w:ascii="Courier New" w:hAnsi="Courier New"/>
-                <w:color w:val="F05922"/>
-                <w:sz w:val="20"/>
-              </w:rPr>
-              <w:t>KzNumericUpDown</w:t>
-            </w:r>
-          </w:p>
-        </w:tc>
-        <w:tc>
-          <w:tcPr>
-            <w:tcW w:type="dxa" w:w="2422"/>
-            <w:shd w:val="clear" w:color="auto" w:fill="B8B3D6"/>
-            <w:tcBorders>
-              <w:top w:val="single" w:sz="4" w:space="0" w:color="CBCBCB"/>
-              <w:left w:val="single" w:sz="4" w:space="0" w:color="CBCBCB"/>
-              <w:bottom w:val="single" w:sz="4" w:space="0" w:color="CBCBCB"/>
-              <w:right w:val="single" w:sz="4" w:space="0" w:color="CBCBCB"/>
-            </w:tcBorders>
-          </w:tcPr>
-          <w:p>
-            <w:r>
-              <w:rPr>
-                <w:rFonts w:ascii="Courier New" w:hAnsi="Courier New"/>
-                <w:color w:val="F05922"/>
-                <w:sz w:val="20"/>
-              </w:rPr>
-              <w:t>Controls/KzNumericUpDown.cs</w:t>
-            </w:r>
-          </w:p>
-        </w:tc>
-        <w:tc>
-          <w:tcPr>
-            <w:tcW w:type="dxa" w:w="2422"/>
-            <w:shd w:val="clear" w:color="auto" w:fill="B8B3D6"/>
-            <w:tcBorders>
-              <w:top w:val="single" w:sz="4" w:space="0" w:color="CBCBCB"/>
-              <w:left w:val="single" w:sz="4" w:space="0" w:color="CBCBCB"/>
-              <w:bottom w:val="single" w:sz="4" w:space="0" w:color="CBCBCB"/>
-              <w:right w:val="single" w:sz="4" w:space="0" w:color="CBCBCB"/>
-            </w:tcBorders>
-          </w:tcPr>
-          <w:p>
-            <w:r>
-              <w:rPr>
-                <w:rFonts w:ascii="Courier New" w:hAnsi="Courier New"/>
-                <w:color w:val="F05922"/>
-                <w:sz w:val="20"/>
-              </w:rPr>
-              <w:t>NumericUpDown</w:t>
-            </w:r>
-          </w:p>
-        </w:tc>
-        <w:tc>
-          <w:tcPr>
-            <w:tcW w:type="dxa" w:w="2422"/>
-            <w:shd w:val="clear" w:color="auto" w:fill="B8B3D6"/>
-            <w:tcBorders>
-              <w:top w:val="single" w:sz="4" w:space="0" w:color="CBCBCB"/>
-              <w:left w:val="single" w:sz="4" w:space="0" w:color="CBCBCB"/>
-              <w:bottom w:val="single" w:sz="4" w:space="0" w:color="CBCBCB"/>
-              <w:right w:val="single" w:sz="4" w:space="0" w:color="CBCBCB"/>
-            </w:tcBorders>
-          </w:tcPr>
-          <w:p>
-            <w:r>
-              <w:rPr>
-                <w:sz w:val="20"/>
-              </w:rPr>
-              <w:t>Numeric input</w:t>
-            </w:r>
-          </w:p>
-        </w:tc>
-      </w:tr>
-      <w:tr>
-        <w:tc>
-          <w:tcPr>
-            <w:tcW w:type="dxa" w:w="2422"/>
-            <w:tcBorders>
-              <w:top w:val="single" w:sz="4" w:space="0" w:color="CBCBCB"/>
-              <w:left w:val="single" w:sz="4" w:space="0" w:color="CBCBCB"/>
-              <w:bottom w:val="single" w:sz="4" w:space="0" w:color="CBCBCB"/>
-              <w:right w:val="single" w:sz="4" w:space="0" w:color="CBCBCB"/>
-            </w:tcBorders>
-          </w:tcPr>
-          <w:p>
-            <w:r>
-              <w:rPr>
-                <w:rFonts w:ascii="Courier New" w:hAnsi="Courier New"/>
-                <w:color w:val="F05922"/>
-                <w:sz w:val="20"/>
-              </w:rPr>
-              <w:t>KzDateTimePicker</w:t>
-            </w:r>
-          </w:p>
-        </w:tc>
-        <w:tc>
-          <w:tcPr>
-            <w:tcW w:type="dxa" w:w="2422"/>
-            <w:tcBorders>
-              <w:top w:val="single" w:sz="4" w:space="0" w:color="CBCBCB"/>
-              <w:left w:val="single" w:sz="4" w:space="0" w:color="CBCBCB"/>
-              <w:bottom w:val="single" w:sz="4" w:space="0" w:color="CBCBCB"/>
-              <w:right w:val="single" w:sz="4" w:space="0" w:color="CBCBCB"/>
-            </w:tcBorders>
-          </w:tcPr>
-          <w:p>
-            <w:r>
-              <w:rPr>
-                <w:rFonts w:ascii="Courier New" w:hAnsi="Courier New"/>
-                <w:color w:val="F05922"/>
-                <w:sz w:val="20"/>
-              </w:rPr>
-              <w:t>Controls/KzDateTimePicker.cs</w:t>
-            </w:r>
-          </w:p>
-        </w:tc>
-        <w:tc>
-          <w:tcPr>
-            <w:tcW w:type="dxa" w:w="2422"/>
-            <w:tcBorders>
-              <w:top w:val="single" w:sz="4" w:space="0" w:color="CBCBCB"/>
-              <w:left w:val="single" w:sz="4" w:space="0" w:color="CBCBCB"/>
-              <w:bottom w:val="single" w:sz="4" w:space="0" w:color="CBCBCB"/>
-              <w:right w:val="single" w:sz="4" w:space="0" w:color="CBCBCB"/>
-            </w:tcBorders>
-          </w:tcPr>
-          <w:p>
-            <w:r>
-              <w:rPr>
-                <w:rFonts w:ascii="Courier New" w:hAnsi="Courier New"/>
-                <w:color w:val="F05922"/>
-                <w:sz w:val="20"/>
-              </w:rPr>
-              <w:t>DateTimePicker</w:t>
-            </w:r>
-          </w:p>
-        </w:tc>
-        <w:tc>
-          <w:tcPr>
-            <w:tcW w:type="dxa" w:w="2422"/>
-            <w:tcBorders>
-              <w:top w:val="single" w:sz="4" w:space="0" w:color="CBCBCB"/>
-              <w:left w:val="single" w:sz="4" w:space="0" w:color="CBCBCB"/>
-              <w:bottom w:val="single" w:sz="4" w:space="0" w:color="CBCBCB"/>
-              <w:right w:val="single" w:sz="4" w:space="0" w:color="CBCBCB"/>
-            </w:tcBorders>
-          </w:tcPr>
-          <w:p>
-            <w:r>
-              <w:rPr>
-                <w:sz w:val="20"/>
-              </w:rPr>
-              <w:t>Date/time picker</w:t>
-            </w:r>
-          </w:p>
-        </w:tc>
-      </w:tr>
-      <w:tr>
-        <w:tc>
-          <w:tcPr>
-            <w:tcW w:type="dxa" w:w="2422"/>
-            <w:shd w:val="clear" w:color="auto" w:fill="B8B3D6"/>
-            <w:tcBorders>
-              <w:top w:val="single" w:sz="4" w:space="0" w:color="CBCBCB"/>
-              <w:left w:val="single" w:sz="4" w:space="0" w:color="CBCBCB"/>
-              <w:bottom w:val="single" w:sz="4" w:space="0" w:color="CBCBCB"/>
-              <w:right w:val="single" w:sz="4" w:space="0" w:color="CBCBCB"/>
-            </w:tcBorders>
-          </w:tcPr>
-          <w:p>
-            <w:r>
-              <w:rPr>
-                <w:rFonts w:ascii="Courier New" w:hAnsi="Courier New"/>
-                <w:color w:val="F05922"/>
-                <w:sz w:val="20"/>
-              </w:rPr>
-              <w:t>KzPanel</w:t>
-            </w:r>
-          </w:p>
-        </w:tc>
-        <w:tc>
-          <w:tcPr>
-            <w:tcW w:type="dxa" w:w="2422"/>
-            <w:shd w:val="clear" w:color="auto" w:fill="B8B3D6"/>
-            <w:tcBorders>
-              <w:top w:val="single" w:sz="4" w:space="0" w:color="CBCBCB"/>
-              <w:left w:val="single" w:sz="4" w:space="0" w:color="CBCBCB"/>
-              <w:bottom w:val="single" w:sz="4" w:space="0" w:color="CBCBCB"/>
-              <w:right w:val="single" w:sz="4" w:space="0" w:color="CBCBCB"/>
-            </w:tcBorders>
-          </w:tcPr>
-          <w:p>
-            <w:r>
-              <w:rPr>
-                <w:rFonts w:ascii="Courier New" w:hAnsi="Courier New"/>
-                <w:color w:val="F05922"/>
-                <w:sz w:val="20"/>
-              </w:rPr>
-              <w:t>Controls/KzPanel.cs</w:t>
-            </w:r>
-          </w:p>
-        </w:tc>
-        <w:tc>
-          <w:tcPr>
-            <w:tcW w:type="dxa" w:w="2422"/>
-            <w:shd w:val="clear" w:color="auto" w:fill="B8B3D6"/>
-            <w:tcBorders>
-              <w:top w:val="single" w:sz="4" w:space="0" w:color="CBCBCB"/>
-              <w:left w:val="single" w:sz="4" w:space="0" w:color="CBCBCB"/>
-              <w:bottom w:val="single" w:sz="4" w:space="0" w:color="CBCBCB"/>
-              <w:right w:val="single" w:sz="4" w:space="0" w:color="CBCBCB"/>
-            </w:tcBorders>
-          </w:tcPr>
-          <w:p>
-            <w:r>
-              <w:rPr>
-                <w:rFonts w:ascii="Courier New" w:hAnsi="Courier New"/>
-                <w:color w:val="F05922"/>
-                <w:sz w:val="20"/>
-              </w:rPr>
-              <w:t>Panel</w:t>
-            </w:r>
-          </w:p>
-        </w:tc>
-        <w:tc>
-          <w:tcPr>
-            <w:tcW w:type="dxa" w:w="2422"/>
-            <w:shd w:val="clear" w:color="auto" w:fill="B8B3D6"/>
-            <w:tcBorders>
-              <w:top w:val="single" w:sz="4" w:space="0" w:color="CBCBCB"/>
-              <w:left w:val="single" w:sz="4" w:space="0" w:color="CBCBCB"/>
-              <w:bottom w:val="single" w:sz="4" w:space="0" w:color="CBCBCB"/>
-              <w:right w:val="single" w:sz="4" w:space="0" w:color="CBCBCB"/>
-            </w:tcBorders>
-          </w:tcPr>
-          <w:p>
-            <w:r>
-              <w:rPr>
-                <w:sz w:val="20"/>
-              </w:rPr>
-              <w:t>Panel container</w:t>
-            </w:r>
-          </w:p>
-        </w:tc>
-      </w:tr>
-      <w:tr>
-        <w:tc>
-          <w:tcPr>
-            <w:tcW w:type="dxa" w:w="2422"/>
-            <w:tcBorders>
-              <w:top w:val="single" w:sz="4" w:space="0" w:color="CBCBCB"/>
-              <w:left w:val="single" w:sz="4" w:space="0" w:color="CBCBCB"/>
-              <w:bottom w:val="single" w:sz="4" w:space="0" w:color="CBCBCB"/>
-              <w:right w:val="single" w:sz="4" w:space="0" w:color="CBCBCB"/>
-            </w:tcBorders>
-          </w:tcPr>
-          <w:p>
-            <w:r>
-              <w:rPr>
-                <w:rFonts w:ascii="Courier New" w:hAnsi="Courier New"/>
-                <w:color w:val="F05922"/>
-                <w:sz w:val="20"/>
-              </w:rPr>
-              <w:t>KzGroupBox</w:t>
-            </w:r>
-          </w:p>
-        </w:tc>
-        <w:tc>
-          <w:tcPr>
-            <w:tcW w:type="dxa" w:w="2422"/>
-            <w:tcBorders>
-              <w:top w:val="single" w:sz="4" w:space="0" w:color="CBCBCB"/>
-              <w:left w:val="single" w:sz="4" w:space="0" w:color="CBCBCB"/>
-              <w:bottom w:val="single" w:sz="4" w:space="0" w:color="CBCBCB"/>
-              <w:right w:val="single" w:sz="4" w:space="0" w:color="CBCBCB"/>
-            </w:tcBorders>
-          </w:tcPr>
-          <w:p>
-            <w:r>
-              <w:rPr>
-                <w:rFonts w:ascii="Courier New" w:hAnsi="Courier New"/>
-                <w:color w:val="F05922"/>
-                <w:sz w:val="20"/>
-              </w:rPr>
-              <w:t>Controls/KzGroupBox.cs</w:t>
-            </w:r>
-          </w:p>
-        </w:tc>
-        <w:tc>
-          <w:tcPr>
-            <w:tcW w:type="dxa" w:w="2422"/>
-            <w:tcBorders>
-              <w:top w:val="single" w:sz="4" w:space="0" w:color="CBCBCB"/>
-              <w:left w:val="single" w:sz="4" w:space="0" w:color="CBCBCB"/>
-              <w:bottom w:val="single" w:sz="4" w:space="0" w:color="CBCBCB"/>
-              <w:right w:val="single" w:sz="4" w:space="0" w:color="CBCBCB"/>
-            </w:tcBorders>
-          </w:tcPr>
-          <w:p>
-            <w:r>
-              <w:rPr>
-                <w:rFonts w:ascii="Courier New" w:hAnsi="Courier New"/>
-                <w:color w:val="F05922"/>
-                <w:sz w:val="20"/>
-              </w:rPr>
-              <w:t>GroupBox</w:t>
-            </w:r>
-          </w:p>
-        </w:tc>
-        <w:tc>
-          <w:tcPr>
-            <w:tcW w:type="dxa" w:w="2422"/>
-            <w:tcBorders>
-              <w:top w:val="single" w:sz="4" w:space="0" w:color="CBCBCB"/>
-              <w:left w:val="single" w:sz="4" w:space="0" w:color="CBCBCB"/>
-              <w:bottom w:val="single" w:sz="4" w:space="0" w:color="CBCBCB"/>
-              <w:right w:val="single" w:sz="4" w:space="0" w:color="CBCBCB"/>
-            </w:tcBorders>
-          </w:tcPr>
-          <w:p>
-            <w:r>
-              <w:rPr>
-                <w:sz w:val="20"/>
-              </w:rPr>
-              <w:t>Group container</w:t>
-            </w:r>
-          </w:p>
-        </w:tc>
-      </w:tr>
-      <w:tr>
-        <w:tc>
-          <w:tcPr>
-            <w:tcW w:type="dxa" w:w="2422"/>
-            <w:shd w:val="clear" w:color="auto" w:fill="B8B3D6"/>
-            <w:tcBorders>
-              <w:top w:val="single" w:sz="4" w:space="0" w:color="CBCBCB"/>
-              <w:left w:val="single" w:sz="4" w:space="0" w:color="CBCBCB"/>
-              <w:bottom w:val="single" w:sz="4" w:space="0" w:color="CBCBCB"/>
-              <w:right w:val="single" w:sz="4" w:space="0" w:color="CBCBCB"/>
-            </w:tcBorders>
-          </w:tcPr>
-          <w:p>
-            <w:r>
-              <w:rPr>
-                <w:rFonts w:ascii="Courier New" w:hAnsi="Courier New"/>
-                <w:color w:val="F05922"/>
-                <w:sz w:val="20"/>
-              </w:rPr>
-              <w:t>KzTabControl</w:t>
-            </w:r>
-          </w:p>
-        </w:tc>
-        <w:tc>
-          <w:tcPr>
-            <w:tcW w:type="dxa" w:w="2422"/>
-            <w:shd w:val="clear" w:color="auto" w:fill="B8B3D6"/>
-            <w:tcBorders>
-              <w:top w:val="single" w:sz="4" w:space="0" w:color="CBCBCB"/>
-              <w:left w:val="single" w:sz="4" w:space="0" w:color="CBCBCB"/>
-              <w:bottom w:val="single" w:sz="4" w:space="0" w:color="CBCBCB"/>
-              <w:right w:val="single" w:sz="4" w:space="0" w:color="CBCBCB"/>
-            </w:tcBorders>
-          </w:tcPr>
-          <w:p>
-            <w:r>
-              <w:rPr>
-                <w:rFonts w:ascii="Courier New" w:hAnsi="Courier New"/>
-                <w:color w:val="F05922"/>
-                <w:sz w:val="20"/>
-              </w:rPr>
-              <w:t>Controls/KzTabControl.cs</w:t>
-            </w:r>
-          </w:p>
-        </w:tc>
-        <w:tc>
-          <w:tcPr>
-            <w:tcW w:type="dxa" w:w="2422"/>
-            <w:shd w:val="clear" w:color="auto" w:fill="B8B3D6"/>
-            <w:tcBorders>
-              <w:top w:val="single" w:sz="4" w:space="0" w:color="CBCBCB"/>
-              <w:left w:val="single" w:sz="4" w:space="0" w:color="CBCBCB"/>
-              <w:bottom w:val="single" w:sz="4" w:space="0" w:color="CBCBCB"/>
-              <w:right w:val="single" w:sz="4" w:space="0" w:color="CBCBCB"/>
-            </w:tcBorders>
-          </w:tcPr>
-          <w:p>
-            <w:r>
-              <w:rPr>
-                <w:rFonts w:ascii="Courier New" w:hAnsi="Courier New"/>
-                <w:color w:val="F05922"/>
-                <w:sz w:val="20"/>
-              </w:rPr>
-              <w:t>TabControl</w:t>
-            </w:r>
-          </w:p>
-        </w:tc>
-        <w:tc>
-          <w:tcPr>
-            <w:tcW w:type="dxa" w:w="2422"/>
-            <w:shd w:val="clear" w:color="auto" w:fill="B8B3D6"/>
-            <w:tcBorders>
-              <w:top w:val="single" w:sz="4" w:space="0" w:color="CBCBCB"/>
-              <w:left w:val="single" w:sz="4" w:space="0" w:color="CBCBCB"/>
-              <w:bottom w:val="single" w:sz="4" w:space="0" w:color="CBCBCB"/>
-              <w:right w:val="single" w:sz="4" w:space="0" w:color="CBCBCB"/>
-            </w:tcBorders>
-          </w:tcPr>
-          <w:p>
-            <w:r>
-              <w:rPr>
-                <w:sz w:val="20"/>
-              </w:rPr>
-              <w:t>Tab navigation</w:t>
-            </w:r>
-          </w:p>
-        </w:tc>
-      </w:tr>
-      <w:tr>
-        <w:tc>
-          <w:tcPr>
-            <w:tcW w:type="dxa" w:w="2422"/>
-            <w:tcBorders>
-              <w:top w:val="single" w:sz="4" w:space="0" w:color="CBCBCB"/>
-              <w:left w:val="single" w:sz="4" w:space="0" w:color="CBCBCB"/>
-              <w:bottom w:val="single" w:sz="4" w:space="0" w:color="CBCBCB"/>
-              <w:right w:val="single" w:sz="4" w:space="0" w:color="CBCBCB"/>
-            </w:tcBorders>
-          </w:tcPr>
-          <w:p>
-            <w:r>
-              <w:rPr>
-                <w:rFonts w:ascii="Courier New" w:hAnsi="Courier New"/>
-                <w:color w:val="F05922"/>
-                <w:sz w:val="20"/>
-              </w:rPr>
-              <w:t>KzMenuStrip</w:t>
-            </w:r>
-          </w:p>
-        </w:tc>
-        <w:tc>
-          <w:tcPr>
-            <w:tcW w:type="dxa" w:w="2422"/>
-            <w:tcBorders>
-              <w:top w:val="single" w:sz="4" w:space="0" w:color="CBCBCB"/>
-              <w:left w:val="single" w:sz="4" w:space="0" w:color="CBCBCB"/>
-              <w:bottom w:val="single" w:sz="4" w:space="0" w:color="CBCBCB"/>
-              <w:right w:val="single" w:sz="4" w:space="0" w:color="CBCBCB"/>
-            </w:tcBorders>
-          </w:tcPr>
-          <w:p>
-            <w:r>
-              <w:rPr>
-                <w:rFonts w:ascii="Courier New" w:hAnsi="Courier New"/>
-                <w:color w:val="F05922"/>
-                <w:sz w:val="20"/>
-              </w:rPr>
-              <w:t>Controls/KzMenuStrip.cs</w:t>
-            </w:r>
-          </w:p>
-        </w:tc>
-        <w:tc>
-          <w:tcPr>
-            <w:tcW w:type="dxa" w:w="2422"/>
-            <w:tcBorders>
-              <w:top w:val="single" w:sz="4" w:space="0" w:color="CBCBCB"/>
-              <w:left w:val="single" w:sz="4" w:space="0" w:color="CBCBCB"/>
-              <w:bottom w:val="single" w:sz="4" w:space="0" w:color="CBCBCB"/>
-              <w:right w:val="single" w:sz="4" w:space="0" w:color="CBCBCB"/>
-            </w:tcBorders>
-          </w:tcPr>
-          <w:p>
-            <w:r>
-              <w:rPr>
-                <w:rFonts w:ascii="Courier New" w:hAnsi="Courier New"/>
-                <w:color w:val="F05922"/>
-                <w:sz w:val="20"/>
-              </w:rPr>
-              <w:t>MenuStrip</w:t>
-            </w:r>
-          </w:p>
-        </w:tc>
-        <w:tc>
-          <w:tcPr>
-            <w:tcW w:type="dxa" w:w="2422"/>
-            <w:tcBorders>
-              <w:top w:val="single" w:sz="4" w:space="0" w:color="CBCBCB"/>
-              <w:left w:val="single" w:sz="4" w:space="0" w:color="CBCBCB"/>
-              <w:bottom w:val="single" w:sz="4" w:space="0" w:color="CBCBCB"/>
-              <w:right w:val="single" w:sz="4" w:space="0" w:color="CBCBCB"/>
-            </w:tcBorders>
-          </w:tcPr>
-          <w:p>
-            <w:r>
-              <w:rPr>
-                <w:sz w:val="20"/>
-              </w:rPr>
-              <w:t>Top menu</w:t>
-            </w:r>
-          </w:p>
-        </w:tc>
-      </w:tr>
-      <w:tr>
-        <w:tc>
-          <w:tcPr>
-            <w:tcW w:type="dxa" w:w="2422"/>
-            <w:shd w:val="clear" w:color="auto" w:fill="B8B3D6"/>
-            <w:tcBorders>
-              <w:top w:val="single" w:sz="4" w:space="0" w:color="CBCBCB"/>
-              <w:left w:val="single" w:sz="4" w:space="0" w:color="CBCBCB"/>
-              <w:bottom w:val="single" w:sz="4" w:space="0" w:color="CBCBCB"/>
-              <w:right w:val="single" w:sz="4" w:space="0" w:color="CBCBCB"/>
-            </w:tcBorders>
-          </w:tcPr>
-          <w:p>
-            <w:r>
-              <w:rPr>
-                <w:rFonts w:ascii="Courier New" w:hAnsi="Courier New"/>
-                <w:color w:val="F05922"/>
-                <w:sz w:val="20"/>
-              </w:rPr>
-              <w:t>KzContextMenuStrip</w:t>
-            </w:r>
-          </w:p>
-        </w:tc>
-        <w:tc>
-          <w:tcPr>
-            <w:tcW w:type="dxa" w:w="2422"/>
-            <w:shd w:val="clear" w:color="auto" w:fill="B8B3D6"/>
-            <w:tcBorders>
-              <w:top w:val="single" w:sz="4" w:space="0" w:color="CBCBCB"/>
-              <w:left w:val="single" w:sz="4" w:space="0" w:color="CBCBCB"/>
-              <w:bottom w:val="single" w:sz="4" w:space="0" w:color="CBCBCB"/>
-              <w:right w:val="single" w:sz="4" w:space="0" w:color="CBCBCB"/>
-            </w:tcBorders>
-          </w:tcPr>
-          <w:p>
-            <w:r>
-              <w:rPr>
-                <w:rFonts w:ascii="Courier New" w:hAnsi="Courier New"/>
-                <w:color w:val="F05922"/>
-                <w:sz w:val="20"/>
-              </w:rPr>
-              <w:t>Controls/KzContextMenuStrip.cs</w:t>
-            </w:r>
-          </w:p>
-        </w:tc>
-        <w:tc>
-          <w:tcPr>
-            <w:tcW w:type="dxa" w:w="2422"/>
-            <w:shd w:val="clear" w:color="auto" w:fill="B8B3D6"/>
-            <w:tcBorders>
-              <w:top w:val="single" w:sz="4" w:space="0" w:color="CBCBCB"/>
-              <w:left w:val="single" w:sz="4" w:space="0" w:color="CBCBCB"/>
-              <w:bottom w:val="single" w:sz="4" w:space="0" w:color="CBCBCB"/>
-              <w:right w:val="single" w:sz="4" w:space="0" w:color="CBCBCB"/>
-            </w:tcBorders>
-          </w:tcPr>
-          <w:p>
-            <w:r>
-              <w:rPr>
-                <w:rFonts w:ascii="Courier New" w:hAnsi="Courier New"/>
-                <w:color w:val="F05922"/>
-                <w:sz w:val="20"/>
-              </w:rPr>
-              <w:t>ContextMenuStrip</w:t>
-            </w:r>
-          </w:p>
-        </w:tc>
-        <w:tc>
-          <w:tcPr>
-            <w:tcW w:type="dxa" w:w="2422"/>
-            <w:shd w:val="clear" w:color="auto" w:fill="B8B3D6"/>
-            <w:tcBorders>
-              <w:top w:val="single" w:sz="4" w:space="0" w:color="CBCBCB"/>
-              <w:left w:val="single" w:sz="4" w:space="0" w:color="CBCBCB"/>
-              <w:bottom w:val="single" w:sz="4" w:space="0" w:color="CBCBCB"/>
-              <w:right w:val="single" w:sz="4" w:space="0" w:color="CBCBCB"/>
-            </w:tcBorders>
-          </w:tcPr>
-          <w:p>
-            <w:r>
-              <w:rPr>
-                <w:sz w:val="20"/>
-              </w:rPr>
-              <w:t>Right-click menu</w:t>
-            </w:r>
-          </w:p>
-        </w:tc>
-      </w:tr>
-      <w:tr>
-        <w:tc>
-          <w:tcPr>
-            <w:tcW w:type="dxa" w:w="2422"/>
-            <w:tcBorders>
-              <w:top w:val="single" w:sz="4" w:space="0" w:color="CBCBCB"/>
-              <w:left w:val="single" w:sz="4" w:space="0" w:color="CBCBCB"/>
-              <w:bottom w:val="single" w:sz="4" w:space="0" w:color="CBCBCB"/>
-              <w:right w:val="single" w:sz="4" w:space="0" w:color="CBCBCB"/>
-            </w:tcBorders>
-          </w:tcPr>
-          <w:p>
-            <w:r>
-              <w:rPr>
-                <w:rFonts w:ascii="Courier New" w:hAnsi="Courier New"/>
-                <w:color w:val="F05922"/>
-                <w:sz w:val="20"/>
-              </w:rPr>
-              <w:t>KzProgressBar</w:t>
-            </w:r>
-          </w:p>
-        </w:tc>
-        <w:tc>
-          <w:tcPr>
-            <w:tcW w:type="dxa" w:w="2422"/>
-            <w:tcBorders>
-              <w:top w:val="single" w:sz="4" w:space="0" w:color="CBCBCB"/>
-              <w:left w:val="single" w:sz="4" w:space="0" w:color="CBCBCB"/>
-              <w:bottom w:val="single" w:sz="4" w:space="0" w:color="CBCBCB"/>
-              <w:right w:val="single" w:sz="4" w:space="0" w:color="CBCBCB"/>
-            </w:tcBorders>
-          </w:tcPr>
-          <w:p>
-            <w:r>
-              <w:rPr>
-                <w:rFonts w:ascii="Courier New" w:hAnsi="Courier New"/>
-                <w:color w:val="F05922"/>
-                <w:sz w:val="20"/>
-              </w:rPr>
-              <w:t>Controls/KzProgressBar.cs</w:t>
-            </w:r>
-          </w:p>
-        </w:tc>
-        <w:tc>
-          <w:tcPr>
-            <w:tcW w:type="dxa" w:w="2422"/>
-            <w:tcBorders>
-              <w:top w:val="single" w:sz="4" w:space="0" w:color="CBCBCB"/>
-              <w:left w:val="single" w:sz="4" w:space="0" w:color="CBCBCB"/>
-              <w:bottom w:val="single" w:sz="4" w:space="0" w:color="CBCBCB"/>
-              <w:right w:val="single" w:sz="4" w:space="0" w:color="CBCBCB"/>
-            </w:tcBorders>
-          </w:tcPr>
-          <w:p>
-            <w:r>
-              <w:rPr>
-                <w:rFonts w:ascii="Courier New" w:hAnsi="Courier New"/>
-                <w:color w:val="F05922"/>
-                <w:sz w:val="20"/>
-              </w:rPr>
-              <w:t>ProgressBar</w:t>
-            </w:r>
-          </w:p>
-        </w:tc>
-        <w:tc>
-          <w:tcPr>
-            <w:tcW w:type="dxa" w:w="2422"/>
-            <w:tcBorders>
-              <w:top w:val="single" w:sz="4" w:space="0" w:color="CBCBCB"/>
-              <w:left w:val="single" w:sz="4" w:space="0" w:color="CBCBCB"/>
-              <w:bottom w:val="single" w:sz="4" w:space="0" w:color="CBCBCB"/>
-              <w:right w:val="single" w:sz="4" w:space="0" w:color="CBCBCB"/>
-            </w:tcBorders>
-          </w:tcPr>
-          <w:p>
-            <w:r>
-              <w:rPr>
-                <w:sz w:val="20"/>
-              </w:rPr>
-              <w:t>Progress indicator</w:t>
-            </w:r>
-          </w:p>
-        </w:tc>
-      </w:tr>
-      <w:tr>
-        <w:tc>
-          <w:tcPr>
-            <w:tcW w:type="dxa" w:w="2422"/>
-            <w:shd w:val="clear" w:color="auto" w:fill="B8B3D6"/>
-            <w:tcBorders>
-              <w:top w:val="single" w:sz="4" w:space="0" w:color="CBCBCB"/>
-              <w:left w:val="single" w:sz="4" w:space="0" w:color="CBCBCB"/>
-              <w:bottom w:val="single" w:sz="4" w:space="0" w:color="CBCBCB"/>
-              <w:right w:val="single" w:sz="4" w:space="0" w:color="CBCBCB"/>
-            </w:tcBorders>
-          </w:tcPr>
-          <w:p>
-            <w:r>
-              <w:rPr>
-                <w:rFonts w:ascii="Courier New" w:hAnsi="Courier New"/>
-                <w:color w:val="F05922"/>
-                <w:sz w:val="20"/>
-              </w:rPr>
-              <w:t>KzToggleSwitch</w:t>
-            </w:r>
-          </w:p>
-        </w:tc>
-        <w:tc>
-          <w:tcPr>
-            <w:tcW w:type="dxa" w:w="2422"/>
-            <w:shd w:val="clear" w:color="auto" w:fill="B8B3D6"/>
-            <w:tcBorders>
-              <w:top w:val="single" w:sz="4" w:space="0" w:color="CBCBCB"/>
-              <w:left w:val="single" w:sz="4" w:space="0" w:color="CBCBCB"/>
-              <w:bottom w:val="single" w:sz="4" w:space="0" w:color="CBCBCB"/>
-              <w:right w:val="single" w:sz="4" w:space="0" w:color="CBCBCB"/>
-            </w:tcBorders>
-          </w:tcPr>
-          <w:p>
-            <w:r>
-              <w:rPr>
-                <w:rFonts w:ascii="Courier New" w:hAnsi="Courier New"/>
-                <w:color w:val="F05922"/>
-                <w:sz w:val="20"/>
-              </w:rPr>
-              <w:t>Controls/KzToggleSwitch.cs</w:t>
-            </w:r>
-          </w:p>
-        </w:tc>
-        <w:tc>
-          <w:tcPr>
-            <w:tcW w:type="dxa" w:w="2422"/>
-            <w:shd w:val="clear" w:color="auto" w:fill="B8B3D6"/>
-            <w:tcBorders>
-              <w:top w:val="single" w:sz="4" w:space="0" w:color="CBCBCB"/>
-              <w:left w:val="single" w:sz="4" w:space="0" w:color="CBCBCB"/>
-              <w:bottom w:val="single" w:sz="4" w:space="0" w:color="CBCBCB"/>
-              <w:right w:val="single" w:sz="4" w:space="0" w:color="CBCBCB"/>
-            </w:tcBorders>
-          </w:tcPr>
-          <w:p>
-            <w:r>
-              <w:rPr>
-                <w:sz w:val="20"/>
-              </w:rPr>
-              <w:t>(không có tương đương)</w:t>
-            </w:r>
-          </w:p>
-        </w:tc>
-        <w:tc>
-          <w:tcPr>
-            <w:tcW w:type="dxa" w:w="2422"/>
-            <w:shd w:val="clear" w:color="auto" w:fill="B8B3D6"/>
-            <w:tcBorders>
-              <w:top w:val="single" w:sz="4" w:space="0" w:color="CBCBCB"/>
-              <w:left w:val="single" w:sz="4" w:space="0" w:color="CBCBCB"/>
-              <w:bottom w:val="single" w:sz="4" w:space="0" w:color="CBCBCB"/>
-              <w:right w:val="single" w:sz="4" w:space="0" w:color="CBCBCB"/>
-            </w:tcBorders>
-          </w:tcPr>
-          <w:p>
-            <w:r>
-              <w:rPr>
-                <w:sz w:val="20"/>
-              </w:rPr>
-              <w:t>Toggle on/off</w:t>
-            </w:r>
-          </w:p>
-        </w:tc>
-      </w:tr>
-      <w:tr>
-        <w:tc>
-          <w:tcPr>
-            <w:tcW w:type="dxa" w:w="2422"/>
-            <w:tcBorders>
-              <w:top w:val="single" w:sz="4" w:space="0" w:color="CBCBCB"/>
-              <w:left w:val="single" w:sz="4" w:space="0" w:color="CBCBCB"/>
-              <w:bottom w:val="single" w:sz="4" w:space="0" w:color="CBCBCB"/>
-              <w:right w:val="single" w:sz="4" w:space="0" w:color="CBCBCB"/>
-            </w:tcBorders>
-          </w:tcPr>
-          <w:p>
-            <w:r>
-              <w:rPr>
-                <w:rFonts w:ascii="Courier New" w:hAnsi="Courier New"/>
-                <w:color w:val="F05922"/>
-                <w:sz w:val="20"/>
-              </w:rPr>
-              <w:t>KzBadge</w:t>
-            </w:r>
-          </w:p>
-        </w:tc>
-        <w:tc>
-          <w:tcPr>
-            <w:tcW w:type="dxa" w:w="2422"/>
-            <w:tcBorders>
-              <w:top w:val="single" w:sz="4" w:space="0" w:color="CBCBCB"/>
-              <w:left w:val="single" w:sz="4" w:space="0" w:color="CBCBCB"/>
-              <w:bottom w:val="single" w:sz="4" w:space="0" w:color="CBCBCB"/>
-              <w:right w:val="single" w:sz="4" w:space="0" w:color="CBCBCB"/>
-            </w:tcBorders>
-          </w:tcPr>
-          <w:p>
-            <w:r>
-              <w:rPr>
-                <w:rFonts w:ascii="Courier New" w:hAnsi="Courier New"/>
-                <w:color w:val="F05922"/>
-                <w:sz w:val="20"/>
-              </w:rPr>
-              <w:t>Controls/KzBadge.cs</w:t>
-            </w:r>
-          </w:p>
-        </w:tc>
-        <w:tc>
-          <w:tcPr>
-            <w:tcW w:type="dxa" w:w="2422"/>
-            <w:tcBorders>
-              <w:top w:val="single" w:sz="4" w:space="0" w:color="CBCBCB"/>
-              <w:left w:val="single" w:sz="4" w:space="0" w:color="CBCBCB"/>
-              <w:bottom w:val="single" w:sz="4" w:space="0" w:color="CBCBCB"/>
-              <w:right w:val="single" w:sz="4" w:space="0" w:color="CBCBCB"/>
-            </w:tcBorders>
-          </w:tcPr>
-          <w:p>
-            <w:r>
-              <w:rPr>
-                <w:sz w:val="20"/>
-              </w:rPr>
-              <w:t>(không có tương đương)</w:t>
-            </w:r>
-          </w:p>
-        </w:tc>
-        <w:tc>
-          <w:tcPr>
-            <w:tcW w:type="dxa" w:w="2422"/>
-            <w:tcBorders>
-              <w:top w:val="single" w:sz="4" w:space="0" w:color="CBCBCB"/>
-              <w:left w:val="single" w:sz="4" w:space="0" w:color="CBCBCB"/>
-              <w:bottom w:val="single" w:sz="4" w:space="0" w:color="CBCBCB"/>
-              <w:right w:val="single" w:sz="4" w:space="0" w:color="CBCBCB"/>
-            </w:tcBorders>
-          </w:tcPr>
-          <w:p>
-            <w:r>
-              <w:rPr>
-                <w:sz w:val="20"/>
-              </w:rPr>
-              <w:t>Badge/tag hiển thị</w:t>
-            </w:r>
-          </w:p>
-        </w:tc>
-      </w:tr>
-      <w:tr>
-        <w:tc>
-          <w:tcPr>
-            <w:tcW w:type="dxa" w:w="2422"/>
-            <w:shd w:val="clear" w:color="auto" w:fill="B8B3D6"/>
-            <w:tcBorders>
-              <w:top w:val="single" w:sz="4" w:space="0" w:color="CBCBCB"/>
-              <w:left w:val="single" w:sz="4" w:space="0" w:color="CBCBCB"/>
-              <w:bottom w:val="single" w:sz="4" w:space="0" w:color="CBCBCB"/>
-              <w:right w:val="single" w:sz="4" w:space="0" w:color="CBCBCB"/>
-            </w:tcBorders>
-          </w:tcPr>
-          <w:p>
-            <w:r>
-              <w:rPr>
-                <w:rFonts w:ascii="Courier New" w:hAnsi="Courier New"/>
-                <w:color w:val="F05922"/>
-                <w:sz w:val="20"/>
-              </w:rPr>
-              <w:t>KzCard</w:t>
-            </w:r>
-          </w:p>
-        </w:tc>
-        <w:tc>
-          <w:tcPr>
-            <w:tcW w:type="dxa" w:w="2422"/>
-            <w:shd w:val="clear" w:color="auto" w:fill="B8B3D6"/>
-            <w:tcBorders>
-              <w:top w:val="single" w:sz="4" w:space="0" w:color="CBCBCB"/>
-              <w:left w:val="single" w:sz="4" w:space="0" w:color="CBCBCB"/>
-              <w:bottom w:val="single" w:sz="4" w:space="0" w:color="CBCBCB"/>
-              <w:right w:val="single" w:sz="4" w:space="0" w:color="CBCBCB"/>
-            </w:tcBorders>
-          </w:tcPr>
-          <w:p>
-            <w:r>
-              <w:rPr>
-                <w:rFonts w:ascii="Courier New" w:hAnsi="Courier New"/>
-                <w:color w:val="F05922"/>
-                <w:sz w:val="20"/>
-              </w:rPr>
-              <w:t>Controls/KzCard.cs</w:t>
-            </w:r>
-          </w:p>
-        </w:tc>
-        <w:tc>
-          <w:tcPr>
-            <w:tcW w:type="dxa" w:w="2422"/>
-            <w:shd w:val="clear" w:color="auto" w:fill="B8B3D6"/>
-            <w:tcBorders>
-              <w:top w:val="single" w:sz="4" w:space="0" w:color="CBCBCB"/>
-              <w:left w:val="single" w:sz="4" w:space="0" w:color="CBCBCB"/>
-              <w:bottom w:val="single" w:sz="4" w:space="0" w:color="CBCBCB"/>
-              <w:right w:val="single" w:sz="4" w:space="0" w:color="CBCBCB"/>
-            </w:tcBorders>
-          </w:tcPr>
-          <w:p>
-            <w:r>
-              <w:rPr>
-                <w:sz w:val="20"/>
-              </w:rPr>
-              <w:t>(không có tương đương)</w:t>
-            </w:r>
-          </w:p>
-        </w:tc>
-        <w:tc>
-          <w:tcPr>
-            <w:tcW w:type="dxa" w:w="2422"/>
-            <w:shd w:val="clear" w:color="auto" w:fill="B8B3D6"/>
-            <w:tcBorders>
-              <w:top w:val="single" w:sz="4" w:space="0" w:color="CBCBCB"/>
-              <w:left w:val="single" w:sz="4" w:space="0" w:color="CBCBCB"/>
-              <w:bottom w:val="single" w:sz="4" w:space="0" w:color="CBCBCB"/>
-              <w:right w:val="single" w:sz="4" w:space="0" w:color="CBCBCB"/>
-            </w:tcBorders>
-          </w:tcPr>
-          <w:p>
-            <w:r>
-              <w:rPr>
-                <w:sz w:val="20"/>
-              </w:rPr>
-              <w:t>Card layout</w:t>
-            </w:r>
-          </w:p>
-        </w:tc>
-      </w:tr>
-      <w:tr>
-        <w:tc>
-          <w:tcPr>
-            <w:tcW w:type="dxa" w:w="2422"/>
-            <w:tcBorders>
-              <w:top w:val="single" w:sz="4" w:space="0" w:color="CBCBCB"/>
-              <w:left w:val="single" w:sz="4" w:space="0" w:color="CBCBCB"/>
-              <w:bottom w:val="single" w:sz="4" w:space="0" w:color="CBCBCB"/>
-              <w:right w:val="single" w:sz="4" w:space="0" w:color="CBCBCB"/>
-            </w:tcBorders>
-          </w:tcPr>
-          <w:p>
-            <w:r>
-              <w:rPr>
-                <w:rFonts w:ascii="Courier New" w:hAnsi="Courier New"/>
-                <w:color w:val="F05922"/>
-                <w:sz w:val="20"/>
-              </w:rPr>
-              <w:t>KzKpiCard</w:t>
-            </w:r>
-          </w:p>
-        </w:tc>
-        <w:tc>
-          <w:tcPr>
-            <w:tcW w:type="dxa" w:w="2422"/>
-            <w:tcBorders>
-              <w:top w:val="single" w:sz="4" w:space="0" w:color="CBCBCB"/>
-              <w:left w:val="single" w:sz="4" w:space="0" w:color="CBCBCB"/>
-              <w:bottom w:val="single" w:sz="4" w:space="0" w:color="CBCBCB"/>
-              <w:right w:val="single" w:sz="4" w:space="0" w:color="CBCBCB"/>
-            </w:tcBorders>
-          </w:tcPr>
-          <w:p>
-            <w:r>
-              <w:rPr>
-                <w:rFonts w:ascii="Courier New" w:hAnsi="Courier New"/>
-                <w:color w:val="F05922"/>
-                <w:sz w:val="20"/>
-              </w:rPr>
-              <w:t>Controls/KzKpiCard.cs</w:t>
-            </w:r>
-          </w:p>
-        </w:tc>
-        <w:tc>
-          <w:tcPr>
-            <w:tcW w:type="dxa" w:w="2422"/>
-            <w:tcBorders>
-              <w:top w:val="single" w:sz="4" w:space="0" w:color="CBCBCB"/>
-              <w:left w:val="single" w:sz="4" w:space="0" w:color="CBCBCB"/>
-              <w:bottom w:val="single" w:sz="4" w:space="0" w:color="CBCBCB"/>
-              <w:right w:val="single" w:sz="4" w:space="0" w:color="CBCBCB"/>
-            </w:tcBorders>
-          </w:tcPr>
-          <w:p>
-            <w:r>
-              <w:rPr>
-                <w:sz w:val="20"/>
-              </w:rPr>
-              <w:t>(không có tương đương)</w:t>
-            </w:r>
-          </w:p>
-        </w:tc>
-        <w:tc>
-          <w:tcPr>
-            <w:tcW w:type="dxa" w:w="2422"/>
-            <w:tcBorders>
-              <w:top w:val="single" w:sz="4" w:space="0" w:color="CBCBCB"/>
-              <w:left w:val="single" w:sz="4" w:space="0" w:color="CBCBCB"/>
-              <w:bottom w:val="single" w:sz="4" w:space="0" w:color="CBCBCB"/>
-              <w:right w:val="single" w:sz="4" w:space="0" w:color="CBCBCB"/>
-            </w:tcBorders>
-          </w:tcPr>
-          <w:p>
-            <w:r>
-              <w:rPr>
-                <w:sz w:val="20"/>
-              </w:rPr>
-              <w:t>KPI metric card</w:t>
-            </w:r>
-          </w:p>
-        </w:tc>
-      </w:tr>
-      <w:tr>
-        <w:tc>
-          <w:tcPr>
-            <w:tcW w:type="dxa" w:w="2422"/>
-            <w:shd w:val="clear" w:color="auto" w:fill="B8B3D6"/>
-            <w:tcBorders>
-              <w:top w:val="single" w:sz="4" w:space="0" w:color="CBCBCB"/>
-              <w:left w:val="single" w:sz="4" w:space="0" w:color="CBCBCB"/>
-              <w:bottom w:val="single" w:sz="4" w:space="0" w:color="CBCBCB"/>
-              <w:right w:val="single" w:sz="4" w:space="0" w:color="CBCBCB"/>
-            </w:tcBorders>
-          </w:tcPr>
-          <w:p>
-            <w:r>
-              <w:rPr>
-                <w:rFonts w:ascii="Courier New" w:hAnsi="Courier New"/>
-                <w:color w:val="F05922"/>
-                <w:sz w:val="20"/>
-              </w:rPr>
-              <w:t>KzPictureBox</w:t>
-            </w:r>
-          </w:p>
-        </w:tc>
-        <w:tc>
-          <w:tcPr>
-            <w:tcW w:type="dxa" w:w="2422"/>
-            <w:shd w:val="clear" w:color="auto" w:fill="B8B3D6"/>
-            <w:tcBorders>
-              <w:top w:val="single" w:sz="4" w:space="0" w:color="CBCBCB"/>
-              <w:left w:val="single" w:sz="4" w:space="0" w:color="CBCBCB"/>
-              <w:bottom w:val="single" w:sz="4" w:space="0" w:color="CBCBCB"/>
-              <w:right w:val="single" w:sz="4" w:space="0" w:color="CBCBCB"/>
-            </w:tcBorders>
-          </w:tcPr>
-          <w:p>
-            <w:r>
-              <w:rPr>
-                <w:rFonts w:ascii="Courier New" w:hAnsi="Courier New"/>
-                <w:color w:val="F05922"/>
-                <w:sz w:val="20"/>
-              </w:rPr>
-              <w:t>Controls/KzPictureBox.cs</w:t>
-            </w:r>
-          </w:p>
-        </w:tc>
-        <w:tc>
-          <w:tcPr>
-            <w:tcW w:type="dxa" w:w="2422"/>
-            <w:shd w:val="clear" w:color="auto" w:fill="B8B3D6"/>
-            <w:tcBorders>
-              <w:top w:val="single" w:sz="4" w:space="0" w:color="CBCBCB"/>
-              <w:left w:val="single" w:sz="4" w:space="0" w:color="CBCBCB"/>
-              <w:bottom w:val="single" w:sz="4" w:space="0" w:color="CBCBCB"/>
-              <w:right w:val="single" w:sz="4" w:space="0" w:color="CBCBCB"/>
-            </w:tcBorders>
-          </w:tcPr>
-          <w:p>
-            <w:r>
-              <w:rPr>
-                <w:rFonts w:ascii="Courier New" w:hAnsi="Courier New"/>
-                <w:color w:val="F05922"/>
-                <w:sz w:val="20"/>
-              </w:rPr>
-              <w:t>PictureBox</w:t>
-            </w:r>
-          </w:p>
-        </w:tc>
-        <w:tc>
-          <w:tcPr>
-            <w:tcW w:type="dxa" w:w="2422"/>
-            <w:shd w:val="clear" w:color="auto" w:fill="B8B3D6"/>
-            <w:tcBorders>
-              <w:top w:val="single" w:sz="4" w:space="0" w:color="CBCBCB"/>
-              <w:left w:val="single" w:sz="4" w:space="0" w:color="CBCBCB"/>
-              <w:bottom w:val="single" w:sz="4" w:space="0" w:color="CBCBCB"/>
-              <w:right w:val="single" w:sz="4" w:space="0" w:color="CBCBCB"/>
-            </w:tcBorders>
-          </w:tcPr>
-          <w:p>
-            <w:r>
-              <w:rPr>
-                <w:sz w:val="20"/>
-              </w:rPr>
-              <w:t>Image display</w:t>
-            </w:r>
-          </w:p>
-        </w:tc>
-      </w:tr>
-      <w:tr>
-        <w:tc>
-          <w:tcPr>
-            <w:tcW w:type="dxa" w:w="2422"/>
-            <w:tcBorders>
-              <w:top w:val="single" w:sz="4" w:space="0" w:color="CBCBCB"/>
-              <w:left w:val="single" w:sz="4" w:space="0" w:color="CBCBCB"/>
-              <w:bottom w:val="single" w:sz="4" w:space="0" w:color="CBCBCB"/>
-              <w:right w:val="single" w:sz="4" w:space="0" w:color="CBCBCB"/>
-            </w:tcBorders>
-          </w:tcPr>
-          <w:p>
-            <w:r>
-              <w:rPr>
-                <w:rFonts w:ascii="Courier New" w:hAnsi="Courier New"/>
-                <w:color w:val="F05922"/>
-                <w:sz w:val="20"/>
-              </w:rPr>
-              <w:t>KzNavigation</w:t>
-            </w:r>
-          </w:p>
-        </w:tc>
-        <w:tc>
-          <w:tcPr>
-            <w:tcW w:type="dxa" w:w="2422"/>
-            <w:tcBorders>
-              <w:top w:val="single" w:sz="4" w:space="0" w:color="CBCBCB"/>
-              <w:left w:val="single" w:sz="4" w:space="0" w:color="CBCBCB"/>
-              <w:bottom w:val="single" w:sz="4" w:space="0" w:color="CBCBCB"/>
-              <w:right w:val="single" w:sz="4" w:space="0" w:color="CBCBCB"/>
-            </w:tcBorders>
-          </w:tcPr>
-          <w:p>
-            <w:r>
-              <w:rPr>
-                <w:rFonts w:ascii="Courier New" w:hAnsi="Courier New"/>
-                <w:color w:val="F05922"/>
-                <w:sz w:val="20"/>
-              </w:rPr>
-              <w:t>Controls/KzNavigation.cs</w:t>
-            </w:r>
-          </w:p>
-        </w:tc>
-        <w:tc>
-          <w:tcPr>
-            <w:tcW w:type="dxa" w:w="2422"/>
-            <w:tcBorders>
-              <w:top w:val="single" w:sz="4" w:space="0" w:color="CBCBCB"/>
-              <w:left w:val="single" w:sz="4" w:space="0" w:color="CBCBCB"/>
-              <w:bottom w:val="single" w:sz="4" w:space="0" w:color="CBCBCB"/>
-              <w:right w:val="single" w:sz="4" w:space="0" w:color="CBCBCB"/>
-            </w:tcBorders>
-          </w:tcPr>
-          <w:p>
-            <w:r>
-              <w:rPr>
-                <w:sz w:val="20"/>
-              </w:rPr>
-              <w:t>(không có tương đương)</w:t>
-            </w:r>
-          </w:p>
-        </w:tc>
-        <w:tc>
-          <w:tcPr>
-            <w:tcW w:type="dxa" w:w="2422"/>
-            <w:tcBorders>
-              <w:top w:val="single" w:sz="4" w:space="0" w:color="CBCBCB"/>
-              <w:left w:val="single" w:sz="4" w:space="0" w:color="CBCBCB"/>
-              <w:bottom w:val="single" w:sz="4" w:space="0" w:color="CBCBCB"/>
-              <w:right w:val="single" w:sz="4" w:space="0" w:color="CBCBCB"/>
-            </w:tcBorders>
-          </w:tcPr>
-          <w:p>
-            <w:r>
-              <w:rPr>
-                <w:sz w:val="20"/>
-              </w:rPr>
-              <w:t>Navigation bar</w:t>
-            </w:r>
-          </w:p>
-        </w:tc>
-      </w:tr>
-      <w:tr>
-        <w:tc>
-          <w:tcPr>
-            <w:tcW w:type="dxa" w:w="2422"/>
-            <w:shd w:val="clear" w:color="auto" w:fill="B8B3D6"/>
-            <w:tcBorders>
-              <w:top w:val="single" w:sz="4" w:space="0" w:color="CBCBCB"/>
-              <w:left w:val="single" w:sz="4" w:space="0" w:color="CBCBCB"/>
-              <w:bottom w:val="single" w:sz="4" w:space="0" w:color="CBCBCB"/>
-              <w:right w:val="single" w:sz="4" w:space="0" w:color="CBCBCB"/>
-            </w:tcBorders>
-          </w:tcPr>
-          <w:p>
-            <w:r>
-              <w:rPr>
-                <w:rFonts w:ascii="Courier New" w:hAnsi="Courier New"/>
-                <w:color w:val="F05922"/>
-                <w:sz w:val="20"/>
-              </w:rPr>
-              <w:t>KzSidebar</w:t>
-            </w:r>
-          </w:p>
-        </w:tc>
-        <w:tc>
-          <w:tcPr>
-            <w:tcW w:type="dxa" w:w="2422"/>
-            <w:shd w:val="clear" w:color="auto" w:fill="B8B3D6"/>
-            <w:tcBorders>
-              <w:top w:val="single" w:sz="4" w:space="0" w:color="CBCBCB"/>
-              <w:left w:val="single" w:sz="4" w:space="0" w:color="CBCBCB"/>
-              <w:bottom w:val="single" w:sz="4" w:space="0" w:color="CBCBCB"/>
-              <w:right w:val="single" w:sz="4" w:space="0" w:color="CBCBCB"/>
-            </w:tcBorders>
-          </w:tcPr>
-          <w:p>
-            <w:r>
-              <w:rPr>
-                <w:rFonts w:ascii="Courier New" w:hAnsi="Courier New"/>
-                <w:color w:val="F05922"/>
-                <w:sz w:val="20"/>
-              </w:rPr>
-              <w:t>Controls/KzSidebar.cs</w:t>
-            </w:r>
-          </w:p>
-        </w:tc>
-        <w:tc>
-          <w:tcPr>
-            <w:tcW w:type="dxa" w:w="2422"/>
-            <w:shd w:val="clear" w:color="auto" w:fill="B8B3D6"/>
-            <w:tcBorders>
-              <w:top w:val="single" w:sz="4" w:space="0" w:color="CBCBCB"/>
-              <w:left w:val="single" w:sz="4" w:space="0" w:color="CBCBCB"/>
-              <w:bottom w:val="single" w:sz="4" w:space="0" w:color="CBCBCB"/>
-              <w:right w:val="single" w:sz="4" w:space="0" w:color="CBCBCB"/>
-            </w:tcBorders>
-          </w:tcPr>
-          <w:p>
-            <w:r>
-              <w:rPr>
-                <w:sz w:val="20"/>
-              </w:rPr>
-              <w:t>(không có tương đương)</w:t>
-            </w:r>
-          </w:p>
-        </w:tc>
-        <w:tc>
-          <w:tcPr>
-            <w:tcW w:type="dxa" w:w="2422"/>
-            <w:shd w:val="clear" w:color="auto" w:fill="B8B3D6"/>
-            <w:tcBorders>
-              <w:top w:val="single" w:sz="4" w:space="0" w:color="CBCBCB"/>
-              <w:left w:val="single" w:sz="4" w:space="0" w:color="CBCBCB"/>
-              <w:bottom w:val="single" w:sz="4" w:space="0" w:color="CBCBCB"/>
-              <w:right w:val="single" w:sz="4" w:space="0" w:color="CBCBCB"/>
-            </w:tcBorders>
-          </w:tcPr>
-          <w:p>
-            <w:r>
-              <w:rPr>
-                <w:sz w:val="20"/>
-              </w:rPr>
-              <w:t>Sidebar layout</w:t>
-            </w:r>
-          </w:p>
-        </w:tc>
-      </w:tr>
-      <w:tr>
-        <w:tc>
-          <w:tcPr>
-            <w:tcW w:type="dxa" w:w="2422"/>
-            <w:tcBorders>
-              <w:top w:val="single" w:sz="4" w:space="0" w:color="CBCBCB"/>
-              <w:left w:val="single" w:sz="4" w:space="0" w:color="CBCBCB"/>
-              <w:bottom w:val="single" w:sz="4" w:space="0" w:color="CBCBCB"/>
-              <w:right w:val="single" w:sz="4" w:space="0" w:color="CBCBCB"/>
-            </w:tcBorders>
-          </w:tcPr>
-          <w:p>
-            <w:r>
-              <w:rPr>
-                <w:rFonts w:ascii="Courier New" w:hAnsi="Courier New"/>
-                <w:color w:val="F05922"/>
-                <w:sz w:val="20"/>
-              </w:rPr>
-              <w:t>KzSidebarItem</w:t>
-            </w:r>
-          </w:p>
-        </w:tc>
-        <w:tc>
-          <w:tcPr>
-            <w:tcW w:type="dxa" w:w="2422"/>
-            <w:tcBorders>
-              <w:top w:val="single" w:sz="4" w:space="0" w:color="CBCBCB"/>
-              <w:left w:val="single" w:sz="4" w:space="0" w:color="CBCBCB"/>
-              <w:bottom w:val="single" w:sz="4" w:space="0" w:color="CBCBCB"/>
-              <w:right w:val="single" w:sz="4" w:space="0" w:color="CBCBCB"/>
-            </w:tcBorders>
-          </w:tcPr>
-          <w:p>
-            <w:r>
-              <w:rPr>
-                <w:rFonts w:ascii="Courier New" w:hAnsi="Courier New"/>
-                <w:color w:val="F05922"/>
-                <w:sz w:val="20"/>
-              </w:rPr>
-              <w:t>Controls/KzSidebarItem.cs</w:t>
-            </w:r>
-          </w:p>
-        </w:tc>
-        <w:tc>
-          <w:tcPr>
-            <w:tcW w:type="dxa" w:w="2422"/>
-            <w:tcBorders>
-              <w:top w:val="single" w:sz="4" w:space="0" w:color="CBCBCB"/>
-              <w:left w:val="single" w:sz="4" w:space="0" w:color="CBCBCB"/>
-              <w:bottom w:val="single" w:sz="4" w:space="0" w:color="CBCBCB"/>
-              <w:right w:val="single" w:sz="4" w:space="0" w:color="CBCBCB"/>
-            </w:tcBorders>
-          </w:tcPr>
-          <w:p>
-            <w:r>
-              <w:rPr>
-                <w:sz w:val="20"/>
-              </w:rPr>
-              <w:t>(không có tương đương)</w:t>
-            </w:r>
-          </w:p>
-        </w:tc>
-        <w:tc>
-          <w:tcPr>
-            <w:tcW w:type="dxa" w:w="2422"/>
-            <w:tcBorders>
-              <w:top w:val="single" w:sz="4" w:space="0" w:color="CBCBCB"/>
-              <w:left w:val="single" w:sz="4" w:space="0" w:color="CBCBCB"/>
-              <w:bottom w:val="single" w:sz="4" w:space="0" w:color="CBCBCB"/>
-              <w:right w:val="single" w:sz="4" w:space="0" w:color="CBCBCB"/>
-            </w:tcBorders>
-          </w:tcPr>
-          <w:p>
-            <w:r>
-              <w:rPr>
-                <w:sz w:val="20"/>
-              </w:rPr>
-              <w:t>Sidebar menu item</w:t>
-            </w:r>
-          </w:p>
-        </w:tc>
-      </w:tr>
-      <w:tr>
-        <w:tc>
-          <w:tcPr>
-            <w:tcW w:type="dxa" w:w="2422"/>
-            <w:shd w:val="clear" w:color="auto" w:fill="B8B3D6"/>
-            <w:tcBorders>
-              <w:top w:val="single" w:sz="4" w:space="0" w:color="CBCBCB"/>
-              <w:left w:val="single" w:sz="4" w:space="0" w:color="CBCBCB"/>
-              <w:bottom w:val="single" w:sz="4" w:space="0" w:color="CBCBCB"/>
-              <w:right w:val="single" w:sz="4" w:space="0" w:color="CBCBCB"/>
-            </w:tcBorders>
-          </w:tcPr>
-          <w:p>
-            <w:r>
-              <w:rPr>
-                <w:rFonts w:ascii="Courier New" w:hAnsi="Courier New"/>
-                <w:color w:val="F05922"/>
-                <w:sz w:val="20"/>
-              </w:rPr>
-              <w:t>KzDeviceTreeview</w:t>
-            </w:r>
-          </w:p>
-        </w:tc>
-        <w:tc>
-          <w:tcPr>
-            <w:tcW w:type="dxa" w:w="2422"/>
-            <w:shd w:val="clear" w:color="auto" w:fill="B8B3D6"/>
-            <w:tcBorders>
-              <w:top w:val="single" w:sz="4" w:space="0" w:color="CBCBCB"/>
-              <w:left w:val="single" w:sz="4" w:space="0" w:color="CBCBCB"/>
-              <w:bottom w:val="single" w:sz="4" w:space="0" w:color="CBCBCB"/>
-              <w:right w:val="single" w:sz="4" w:space="0" w:color="CBCBCB"/>
-            </w:tcBorders>
-          </w:tcPr>
-          <w:p>
-            <w:r>
-              <w:rPr>
-                <w:rFonts w:ascii="Courier New" w:hAnsi="Courier New"/>
-                <w:color w:val="F05922"/>
-                <w:sz w:val="20"/>
-              </w:rPr>
-              <w:t>Controls/KzDeviceTreeview.cs</w:t>
-            </w:r>
-          </w:p>
-        </w:tc>
-        <w:tc>
-          <w:tcPr>
-            <w:tcW w:type="dxa" w:w="2422"/>
-            <w:shd w:val="clear" w:color="auto" w:fill="B8B3D6"/>
-            <w:tcBorders>
-              <w:top w:val="single" w:sz="4" w:space="0" w:color="CBCBCB"/>
-              <w:left w:val="single" w:sz="4" w:space="0" w:color="CBCBCB"/>
-              <w:bottom w:val="single" w:sz="4" w:space="0" w:color="CBCBCB"/>
-              <w:right w:val="single" w:sz="4" w:space="0" w:color="CBCBCB"/>
-            </w:tcBorders>
-          </w:tcPr>
-          <w:p>
-            <w:r>
-              <w:rPr>
-                <w:rFonts w:ascii="Courier New" w:hAnsi="Courier New"/>
-                <w:color w:val="F05922"/>
-                <w:sz w:val="20"/>
-              </w:rPr>
-              <w:t>TreeView</w:t>
-            </w:r>
-          </w:p>
-        </w:tc>
-        <w:tc>
-          <w:tcPr>
-            <w:tcW w:type="dxa" w:w="2422"/>
-            <w:shd w:val="clear" w:color="auto" w:fill="B8B3D6"/>
-            <w:tcBorders>
-              <w:top w:val="single" w:sz="4" w:space="0" w:color="CBCBCB"/>
-              <w:left w:val="single" w:sz="4" w:space="0" w:color="CBCBCB"/>
-              <w:bottom w:val="single" w:sz="4" w:space="0" w:color="CBCBCB"/>
-              <w:right w:val="single" w:sz="4" w:space="0" w:color="CBCBCB"/>
-            </w:tcBorders>
-          </w:tcPr>
-          <w:p>
-            <w:r>
-              <w:rPr>
-                <w:sz w:val="20"/>
-              </w:rPr>
-              <w:t>Device tree KZTEK</w:t>
-            </w:r>
-          </w:p>
-        </w:tc>
-      </w:tr>
-      <w:tr>
-        <w:tc>
-          <w:tcPr>
-            <w:tcW w:type="dxa" w:w="2422"/>
-            <w:tcBorders>
-              <w:top w:val="single" w:sz="4" w:space="0" w:color="CBCBCB"/>
-              <w:left w:val="single" w:sz="4" w:space="0" w:color="CBCBCB"/>
-              <w:bottom w:val="single" w:sz="4" w:space="0" w:color="CBCBCB"/>
-              <w:right w:val="single" w:sz="4" w:space="0" w:color="CBCBCB"/>
-            </w:tcBorders>
-          </w:tcPr>
-          <w:p>
-            <w:r>
-              <w:rPr>
-                <w:rFonts w:ascii="Courier New" w:hAnsi="Courier New"/>
-                <w:color w:val="F05922"/>
-                <w:sz w:val="20"/>
-              </w:rPr>
-              <w:t>KzKeyboard</w:t>
-            </w:r>
-          </w:p>
-        </w:tc>
-        <w:tc>
-          <w:tcPr>
-            <w:tcW w:type="dxa" w:w="2422"/>
-            <w:tcBorders>
-              <w:top w:val="single" w:sz="4" w:space="0" w:color="CBCBCB"/>
-              <w:left w:val="single" w:sz="4" w:space="0" w:color="CBCBCB"/>
-              <w:bottom w:val="single" w:sz="4" w:space="0" w:color="CBCBCB"/>
-              <w:right w:val="single" w:sz="4" w:space="0" w:color="CBCBCB"/>
-            </w:tcBorders>
-          </w:tcPr>
-          <w:p>
-            <w:r>
-              <w:rPr>
-                <w:rFonts w:ascii="Courier New" w:hAnsi="Courier New"/>
-                <w:color w:val="F05922"/>
-                <w:sz w:val="20"/>
-              </w:rPr>
-              <w:t>Controls/KzKeyboard.cs</w:t>
-            </w:r>
-          </w:p>
-        </w:tc>
-        <w:tc>
-          <w:tcPr>
-            <w:tcW w:type="dxa" w:w="2422"/>
-            <w:tcBorders>
-              <w:top w:val="single" w:sz="4" w:space="0" w:color="CBCBCB"/>
-              <w:left w:val="single" w:sz="4" w:space="0" w:color="CBCBCB"/>
-              <w:bottom w:val="single" w:sz="4" w:space="0" w:color="CBCBCB"/>
-              <w:right w:val="single" w:sz="4" w:space="0" w:color="CBCBCB"/>
-            </w:tcBorders>
-          </w:tcPr>
-          <w:p>
-            <w:r>
-              <w:rPr>
-                <w:sz w:val="20"/>
-              </w:rPr>
-              <w:t>(không có tương đương)</w:t>
-            </w:r>
-          </w:p>
-        </w:tc>
-        <w:tc>
-          <w:tcPr>
-            <w:tcW w:type="dxa" w:w="2422"/>
-            <w:tcBorders>
-              <w:top w:val="single" w:sz="4" w:space="0" w:color="CBCBCB"/>
-              <w:left w:val="single" w:sz="4" w:space="0" w:color="CBCBCB"/>
-              <w:bottom w:val="single" w:sz="4" w:space="0" w:color="CBCBCB"/>
-              <w:right w:val="single" w:sz="4" w:space="0" w:color="CBCBCB"/>
-            </w:tcBorders>
-          </w:tcPr>
-          <w:p>
-            <w:r>
-              <w:rPr>
-                <w:sz w:val="20"/>
-              </w:rPr>
-              <w:t>Soft keyboard</w:t>
-            </w:r>
-          </w:p>
-        </w:tc>
-      </w:tr>
-      <w:tr>
-        <w:tc>
-          <w:tcPr>
-            <w:tcW w:type="dxa" w:w="2422"/>
-            <w:shd w:val="clear" w:color="auto" w:fill="B8B3D6"/>
-            <w:tcBorders>
-              <w:top w:val="single" w:sz="4" w:space="0" w:color="CBCBCB"/>
-              <w:left w:val="single" w:sz="4" w:space="0" w:color="CBCBCB"/>
-              <w:bottom w:val="single" w:sz="4" w:space="0" w:color="CBCBCB"/>
-              <w:right w:val="single" w:sz="4" w:space="0" w:color="CBCBCB"/>
-            </w:tcBorders>
-          </w:tcPr>
-          <w:p>
-            <w:r>
-              <w:rPr>
-                <w:rFonts w:ascii="Courier New" w:hAnsi="Courier New"/>
-                <w:color w:val="F05922"/>
-                <w:sz w:val="20"/>
-              </w:rPr>
-              <w:t>KzCountDown</w:t>
-            </w:r>
-          </w:p>
-        </w:tc>
-        <w:tc>
-          <w:tcPr>
-            <w:tcW w:type="dxa" w:w="2422"/>
-            <w:shd w:val="clear" w:color="auto" w:fill="B8B3D6"/>
-            <w:tcBorders>
-              <w:top w:val="single" w:sz="4" w:space="0" w:color="CBCBCB"/>
-              <w:left w:val="single" w:sz="4" w:space="0" w:color="CBCBCB"/>
-              <w:bottom w:val="single" w:sz="4" w:space="0" w:color="CBCBCB"/>
-              <w:right w:val="single" w:sz="4" w:space="0" w:color="CBCBCB"/>
-            </w:tcBorders>
-          </w:tcPr>
-          <w:p>
-            <w:r>
-              <w:rPr>
-                <w:rFonts w:ascii="Courier New" w:hAnsi="Courier New"/>
-                <w:color w:val="F05922"/>
-                <w:sz w:val="20"/>
-              </w:rPr>
-              <w:t>Controls/KzCountDown.cs</w:t>
-            </w:r>
-          </w:p>
-        </w:tc>
-        <w:tc>
-          <w:tcPr>
-            <w:tcW w:type="dxa" w:w="2422"/>
-            <w:shd w:val="clear" w:color="auto" w:fill="B8B3D6"/>
-            <w:tcBorders>
-              <w:top w:val="single" w:sz="4" w:space="0" w:color="CBCBCB"/>
-              <w:left w:val="single" w:sz="4" w:space="0" w:color="CBCBCB"/>
-              <w:bottom w:val="single" w:sz="4" w:space="0" w:color="CBCBCB"/>
-              <w:right w:val="single" w:sz="4" w:space="0" w:color="CBCBCB"/>
-            </w:tcBorders>
-          </w:tcPr>
-          <w:p>
-            <w:r>
-              <w:rPr>
-                <w:sz w:val="20"/>
-              </w:rPr>
-              <w:t>(không có tương đương)</w:t>
-            </w:r>
-          </w:p>
-        </w:tc>
-        <w:tc>
-          <w:tcPr>
-            <w:tcW w:type="dxa" w:w="2422"/>
-            <w:shd w:val="clear" w:color="auto" w:fill="B8B3D6"/>
-            <w:tcBorders>
-              <w:top w:val="single" w:sz="4" w:space="0" w:color="CBCBCB"/>
-              <w:left w:val="single" w:sz="4" w:space="0" w:color="CBCBCB"/>
-              <w:bottom w:val="single" w:sz="4" w:space="0" w:color="CBCBCB"/>
-              <w:right w:val="single" w:sz="4" w:space="0" w:color="CBCBCB"/>
-            </w:tcBorders>
-          </w:tcPr>
-          <w:p>
-            <w:r>
-              <w:rPr>
-                <w:sz w:val="20"/>
-              </w:rPr>
-              <w:t>Countdown timer</w:t>
-            </w:r>
-          </w:p>
-        </w:tc>
-      </w:tr>
-      <w:tr>
-        <w:tc>
-          <w:tcPr>
-            <w:tcW w:type="dxa" w:w="2422"/>
-            <w:tcBorders>
-              <w:top w:val="single" w:sz="4" w:space="0" w:color="CBCBCB"/>
-              <w:left w:val="single" w:sz="4" w:space="0" w:color="CBCBCB"/>
-              <w:bottom w:val="single" w:sz="4" w:space="0" w:color="CBCBCB"/>
-              <w:right w:val="single" w:sz="4" w:space="0" w:color="CBCBCB"/>
-            </w:tcBorders>
-          </w:tcPr>
-          <w:p>
-            <w:r>
-              <w:rPr>
-                <w:rFonts w:ascii="Courier New" w:hAnsi="Courier New"/>
-                <w:color w:val="F05922"/>
-                <w:sz w:val="20"/>
-              </w:rPr>
-              <w:t>KzRoundCountdown</w:t>
-            </w:r>
-          </w:p>
-        </w:tc>
-        <w:tc>
-          <w:tcPr>
-            <w:tcW w:type="dxa" w:w="2422"/>
-            <w:tcBorders>
-              <w:top w:val="single" w:sz="4" w:space="0" w:color="CBCBCB"/>
-              <w:left w:val="single" w:sz="4" w:space="0" w:color="CBCBCB"/>
-              <w:bottom w:val="single" w:sz="4" w:space="0" w:color="CBCBCB"/>
-              <w:right w:val="single" w:sz="4" w:space="0" w:color="CBCBCB"/>
-            </w:tcBorders>
-          </w:tcPr>
-          <w:p>
-            <w:r>
-              <w:rPr>
-                <w:rFonts w:ascii="Courier New" w:hAnsi="Courier New"/>
-                <w:color w:val="F05922"/>
-                <w:sz w:val="20"/>
-              </w:rPr>
-              <w:t>Controls/KzRoundCountdown.cs</w:t>
-            </w:r>
-          </w:p>
-        </w:tc>
-        <w:tc>
-          <w:tcPr>
-            <w:tcW w:type="dxa" w:w="2422"/>
-            <w:tcBorders>
-              <w:top w:val="single" w:sz="4" w:space="0" w:color="CBCBCB"/>
-              <w:left w:val="single" w:sz="4" w:space="0" w:color="CBCBCB"/>
-              <w:bottom w:val="single" w:sz="4" w:space="0" w:color="CBCBCB"/>
-              <w:right w:val="single" w:sz="4" w:space="0" w:color="CBCBCB"/>
-            </w:tcBorders>
-          </w:tcPr>
-          <w:p>
-            <w:r>
-              <w:rPr>
-                <w:sz w:val="20"/>
-              </w:rPr>
-              <w:t>(không có tương đương)</w:t>
-            </w:r>
-          </w:p>
-        </w:tc>
-        <w:tc>
-          <w:tcPr>
-            <w:tcW w:type="dxa" w:w="2422"/>
-            <w:tcBorders>
-              <w:top w:val="single" w:sz="4" w:space="0" w:color="CBCBCB"/>
-              <w:left w:val="single" w:sz="4" w:space="0" w:color="CBCBCB"/>
-              <w:bottom w:val="single" w:sz="4" w:space="0" w:color="CBCBCB"/>
-              <w:right w:val="single" w:sz="4" w:space="0" w:color="CBCBCB"/>
-            </w:tcBorders>
-          </w:tcPr>
-          <w:p>
-            <w:r>
-              <w:rPr>
-                <w:sz w:val="20"/>
-              </w:rPr>
-              <w:t>Circular countdown</w:t>
-            </w:r>
-          </w:p>
-        </w:tc>
-      </w:tr>
-      <w:tr>
-        <w:tc>
-          <w:tcPr>
-            <w:tcW w:type="dxa" w:w="2422"/>
-            <w:shd w:val="clear" w:color="auto" w:fill="B8B3D6"/>
-            <w:tcBorders>
-              <w:top w:val="single" w:sz="4" w:space="0" w:color="CBCBCB"/>
-              <w:left w:val="single" w:sz="4" w:space="0" w:color="CBCBCB"/>
-              <w:bottom w:val="single" w:sz="4" w:space="0" w:color="CBCBCB"/>
-              <w:right w:val="single" w:sz="4" w:space="0" w:color="CBCBCB"/>
-            </w:tcBorders>
-          </w:tcPr>
-          <w:p>
-            <w:r>
-              <w:rPr>
-                <w:rFonts w:ascii="Courier New" w:hAnsi="Courier New"/>
-                <w:color w:val="F05922"/>
-                <w:sz w:val="20"/>
-              </w:rPr>
-              <w:t>KzTelexEngine</w:t>
-            </w:r>
-          </w:p>
-        </w:tc>
-        <w:tc>
-          <w:tcPr>
-            <w:tcW w:type="dxa" w:w="2422"/>
-            <w:shd w:val="clear" w:color="auto" w:fill="B8B3D6"/>
-            <w:tcBorders>
-              <w:top w:val="single" w:sz="4" w:space="0" w:color="CBCBCB"/>
-              <w:left w:val="single" w:sz="4" w:space="0" w:color="CBCBCB"/>
-              <w:bottom w:val="single" w:sz="4" w:space="0" w:color="CBCBCB"/>
-              <w:right w:val="single" w:sz="4" w:space="0" w:color="CBCBCB"/>
-            </w:tcBorders>
-          </w:tcPr>
-          <w:p>
-            <w:r>
-              <w:rPr>
-                <w:rFonts w:ascii="Courier New" w:hAnsi="Courier New"/>
-                <w:color w:val="F05922"/>
-                <w:sz w:val="20"/>
-              </w:rPr>
-              <w:t>Controls/KzTelexEngine.cs</w:t>
-            </w:r>
-          </w:p>
-        </w:tc>
-        <w:tc>
-          <w:tcPr>
-            <w:tcW w:type="dxa" w:w="2422"/>
-            <w:shd w:val="clear" w:color="auto" w:fill="B8B3D6"/>
-            <w:tcBorders>
-              <w:top w:val="single" w:sz="4" w:space="0" w:color="CBCBCB"/>
-              <w:left w:val="single" w:sz="4" w:space="0" w:color="CBCBCB"/>
-              <w:bottom w:val="single" w:sz="4" w:space="0" w:color="CBCBCB"/>
-              <w:right w:val="single" w:sz="4" w:space="0" w:color="CBCBCB"/>
-            </w:tcBorders>
-          </w:tcPr>
-          <w:p>
-            <w:r>
-              <w:rPr>
-                <w:sz w:val="20"/>
-              </w:rPr>
-              <w:t>(không có tương đương)</w:t>
-            </w:r>
-          </w:p>
-        </w:tc>
-        <w:tc>
-          <w:tcPr>
-            <w:tcW w:type="dxa" w:w="2422"/>
-            <w:shd w:val="clear" w:color="auto" w:fill="B8B3D6"/>
-            <w:tcBorders>
-              <w:top w:val="single" w:sz="4" w:space="0" w:color="CBCBCB"/>
-              <w:left w:val="single" w:sz="4" w:space="0" w:color="CBCBCB"/>
-              <w:bottom w:val="single" w:sz="4" w:space="0" w:color="CBCBCB"/>
-              <w:right w:val="single" w:sz="4" w:space="0" w:color="CBCBCB"/>
-            </w:tcBorders>
-          </w:tcPr>
-          <w:p>
-            <w:r>
-              <w:rPr>
-                <w:sz w:val="20"/>
-              </w:rPr>
-              <w:t>Telex input engine</w:t>
-            </w:r>
-          </w:p>
-        </w:tc>
-      </w:tr>
-    </w:tbl>
-    <w:p/>
-    <w:p>
-      <w:pPr>
-        <w:spacing w:after="80"/>
-      </w:pPr>
-      <w:r>
-        <w:rPr>
-          <w:b/>
-          <w:sz w:val="21"/>
-        </w:rPr>
-        <w:t>Theme files:</w:t>
-      </w:r>
-    </w:p>
-    <w:tbl>
-      <w:tblPr>
-        <w:tblStyle w:val="TableGrid"/>
-        <w:tblW w:type="auto" w:w="0"/>
-        <w:tblLook w:firstColumn="1" w:firstRow="1" w:lastColumn="0" w:lastRow="0" w:noHBand="0" w:noVBand="1" w:val="04A0"/>
-      </w:tblPr>
-      <w:tblGrid>
-        <w:gridCol w:w="4844"/>
-        <w:gridCol w:w="4844"/>
-      </w:tblGrid>
-      <w:tr>
-        <w:tc>
-          <w:tcPr>
-            <w:tcW w:type="dxa" w:w="4844"/>
-            <w:shd w:val="clear" w:color="auto" w:fill="251C53"/>
-            <w:tcBorders>
-              <w:top w:val="single" w:sz="4" w:space="0" w:color="251C53"/>
-              <w:left w:val="single" w:sz="4" w:space="0" w:color="251C53"/>
-              <w:bottom w:val="single" w:sz="4" w:space="0" w:color="251C53"/>
-              <w:right w:val="single" w:sz="4" w:space="0" w:color="251C53"/>
-            </w:tcBorders>
-          </w:tcPr>
-          <w:p>
-            <w:r>
-              <w:rPr>
-                <w:b/>
-                <w:color w:val="FFFFFF"/>
-                <w:sz w:val="20"/>
-              </w:rPr>
-              <w:t>File</w:t>
-            </w:r>
-          </w:p>
-        </w:tc>
-        <w:tc>
-          <w:tcPr>
-            <w:tcW w:type="dxa" w:w="4844"/>
-            <w:shd w:val="clear" w:color="auto" w:fill="251C53"/>
-            <w:tcBorders>
-              <w:top w:val="single" w:sz="4" w:space="0" w:color="251C53"/>
-              <w:left w:val="single" w:sz="4" w:space="0" w:color="251C53"/>
-              <w:bottom w:val="single" w:sz="4" w:space="0" w:color="251C53"/>
-              <w:right w:val="single" w:sz="4" w:space="0" w:color="251C53"/>
-            </w:tcBorders>
-          </w:tcPr>
-          <w:p>
-            <w:r>
-              <w:rPr>
-                <w:b/>
-                <w:color w:val="FFFFFF"/>
-                <w:sz w:val="20"/>
-              </w:rPr>
-              <w:t>Mục đích</w:t>
-            </w:r>
-          </w:p>
-        </w:tc>
-      </w:tr>
-      <w:tr>
-        <w:tc>
-          <w:tcPr>
-            <w:tcW w:type="dxa" w:w="4844"/>
-            <w:tcBorders>
-              <w:top w:val="single" w:sz="4" w:space="0" w:color="CBCBCB"/>
-              <w:left w:val="single" w:sz="4" w:space="0" w:color="CBCBCB"/>
-              <w:bottom w:val="single" w:sz="4" w:space="0" w:color="CBCBCB"/>
-              <w:right w:val="single" w:sz="4" w:space="0" w:color="CBCBCB"/>
-            </w:tcBorders>
-          </w:tcPr>
-          <w:p>
-            <w:r>
-              <w:rPr>
-                <w:sz w:val="20"/>
-              </w:rPr>
-              <w:t>------</w:t>
-            </w:r>
-          </w:p>
-        </w:tc>
-        <w:tc>
-          <w:tcPr>
-            <w:tcW w:type="dxa" w:w="4844"/>
-            <w:tcBorders>
-              <w:top w:val="single" w:sz="4" w:space="0" w:color="CBCBCB"/>
-              <w:left w:val="single" w:sz="4" w:space="0" w:color="CBCBCB"/>
-              <w:bottom w:val="single" w:sz="4" w:space="0" w:color="CBCBCB"/>
-              <w:right w:val="single" w:sz="4" w:space="0" w:color="CBCBCB"/>
-            </w:tcBorders>
-          </w:tcPr>
-          <w:p>
-            <w:r>
-              <w:rPr>
-                <w:sz w:val="20"/>
-              </w:rPr>
-              <w:t>---------</w:t>
-            </w:r>
-          </w:p>
-        </w:tc>
-      </w:tr>
-      <w:tr>
-        <w:tc>
-          <w:tcPr>
-            <w:tcW w:type="dxa" w:w="4844"/>
-            <w:shd w:val="clear" w:color="auto" w:fill="B8B3D6"/>
-            <w:tcBorders>
-              <w:top w:val="single" w:sz="4" w:space="0" w:color="CBCBCB"/>
-              <w:left w:val="single" w:sz="4" w:space="0" w:color="CBCBCB"/>
-              <w:bottom w:val="single" w:sz="4" w:space="0" w:color="CBCBCB"/>
-              <w:right w:val="single" w:sz="4" w:space="0" w:color="CBCBCB"/>
-            </w:tcBorders>
-          </w:tcPr>
-          <w:p>
-            <w:r>
-              <w:rPr>
-                <w:rFonts w:ascii="Courier New" w:hAnsi="Courier New"/>
-                <w:color w:val="F05922"/>
-                <w:sz w:val="20"/>
-              </w:rPr>
-              <w:t>Theme/KzEnums.cs</w:t>
-            </w:r>
-          </w:p>
-        </w:tc>
-        <w:tc>
-          <w:tcPr>
-            <w:tcW w:type="dxa" w:w="4844"/>
-            <w:shd w:val="clear" w:color="auto" w:fill="B8B3D6"/>
-            <w:tcBorders>
-              <w:top w:val="single" w:sz="4" w:space="0" w:color="CBCBCB"/>
-              <w:left w:val="single" w:sz="4" w:space="0" w:color="CBCBCB"/>
-              <w:bottom w:val="single" w:sz="4" w:space="0" w:color="CBCBCB"/>
-              <w:right w:val="single" w:sz="4" w:space="0" w:color="CBCBCB"/>
-            </w:tcBorders>
-          </w:tcPr>
-          <w:p>
-            <w:r>
-              <w:rPr>
-                <w:sz w:val="20"/>
-              </w:rPr>
-              <w:t>Enums dùng chung trong library (ThemeMode, ButtonStyle, ...)</w:t>
-            </w:r>
-          </w:p>
-        </w:tc>
-      </w:tr>
-      <w:tr>
-        <w:tc>
-          <w:tcPr>
-            <w:tcW w:type="dxa" w:w="4844"/>
-            <w:tcBorders>
-              <w:top w:val="single" w:sz="4" w:space="0" w:color="CBCBCB"/>
-              <w:left w:val="single" w:sz="4" w:space="0" w:color="CBCBCB"/>
-              <w:bottom w:val="single" w:sz="4" w:space="0" w:color="CBCBCB"/>
-              <w:right w:val="single" w:sz="4" w:space="0" w:color="CBCBCB"/>
-            </w:tcBorders>
-          </w:tcPr>
-          <w:p>
-            <w:r>
-              <w:rPr>
-                <w:rFonts w:ascii="Courier New" w:hAnsi="Courier New"/>
-                <w:color w:val="F05922"/>
-                <w:sz w:val="20"/>
-              </w:rPr>
-              <w:t>Theme/KzTokens.cs</w:t>
-            </w:r>
-          </w:p>
-        </w:tc>
-        <w:tc>
-          <w:tcPr>
-            <w:tcW w:type="dxa" w:w="4844"/>
-            <w:tcBorders>
-              <w:top w:val="single" w:sz="4" w:space="0" w:color="CBCBCB"/>
-              <w:left w:val="single" w:sz="4" w:space="0" w:color="CBCBCB"/>
-              <w:bottom w:val="single" w:sz="4" w:space="0" w:color="CBCBCB"/>
-              <w:right w:val="single" w:sz="4" w:space="0" w:color="CBCBCB"/>
-            </w:tcBorders>
-          </w:tcPr>
-          <w:p>
-            <w:r>
-              <w:rPr>
-                <w:sz w:val="20"/>
-              </w:rPr>
-              <w:t>Design tokens: màu brand (#251C53, #F05922, ...), spacing, font</w:t>
-            </w:r>
-          </w:p>
-        </w:tc>
-      </w:tr>
-      <w:tr>
-        <w:tc>
-          <w:tcPr>
-            <w:tcW w:type="dxa" w:w="4844"/>
-            <w:shd w:val="clear" w:color="auto" w:fill="B8B3D6"/>
-            <w:tcBorders>
-              <w:top w:val="single" w:sz="4" w:space="0" w:color="CBCBCB"/>
-              <w:left w:val="single" w:sz="4" w:space="0" w:color="CBCBCB"/>
-              <w:bottom w:val="single" w:sz="4" w:space="0" w:color="CBCBCB"/>
-              <w:right w:val="single" w:sz="4" w:space="0" w:color="CBCBCB"/>
-            </w:tcBorders>
-          </w:tcPr>
-          <w:p>
-            <w:r>
-              <w:rPr>
-                <w:rFonts w:ascii="Courier New" w:hAnsi="Courier New"/>
-                <w:color w:val="F05922"/>
-                <w:sz w:val="20"/>
-              </w:rPr>
-              <w:t>Theme/KzThemeHelper.cs</w:t>
-            </w:r>
-          </w:p>
-        </w:tc>
-        <w:tc>
-          <w:tcPr>
-            <w:tcW w:type="dxa" w:w="4844"/>
-            <w:shd w:val="clear" w:color="auto" w:fill="B8B3D6"/>
-            <w:tcBorders>
-              <w:top w:val="single" w:sz="4" w:space="0" w:color="CBCBCB"/>
-              <w:left w:val="single" w:sz="4" w:space="0" w:color="CBCBCB"/>
-              <w:bottom w:val="single" w:sz="4" w:space="0" w:color="CBCBCB"/>
-              <w:right w:val="single" w:sz="4" w:space="0" w:color="CBCBCB"/>
-            </w:tcBorders>
-          </w:tcPr>
-          <w:p>
-            <w:r>
-              <w:rPr>
-                <w:sz w:val="20"/>
-              </w:rPr>
-              <w:t>Helper methods áp dụng theme lên controls</w:t>
-            </w:r>
-          </w:p>
-        </w:tc>
-      </w:tr>
-    </w:tbl>
-    <w:p/>
-    <w:p>
-      <w:pPr>
-        <w:pBdr>
-          <w:bottom w:val="single" w:sz="6" w:space="1" w:color="F05922"/>
-        </w:pBdr>
-        <w:spacing w:after="120"/>
-      </w:pPr>
-    </w:p>
-    <w:p>
-      <w:pPr>
-        <w:pStyle w:val="Heading2"/>
-        <w:spacing w:before="200" w:after="80"/>
-      </w:pPr>
-      <w:r>
-        <w:rPr>
-          <w:color w:val="F05922"/>
-          <w:sz w:val="28"/>
-        </w:rPr>
-        <w:t>Entry Points</w:t>
+        <w:t>API / Interface chính</w:t>
       </w:r>
     </w:p>
     <w:tbl>
@@ -4650,7 +2152,7 @@
                 <w:color w:val="FFFFFF"/>
                 <w:sz w:val="20"/>
               </w:rPr>
-              <w:t>Tên</w:t>
+              <w:t>Interface</w:t>
             </w:r>
           </w:p>
         </w:tc>
@@ -4694,7 +2196,7 @@
                 <w:color w:val="FFFFFF"/>
                 <w:sz w:val="20"/>
               </w:rPr>
-              <w:t>Mô tả</w:t>
+              <w:t>Ghi chú (đợt audit-fix 2026-07-26)</w:t>
             </w:r>
           </w:p>
         </w:tc>
@@ -4715,7 +2217,7 @@
               <w:rPr>
                 <w:sz w:val="20"/>
               </w:rPr>
-              <w:t>-----</w:t>
+              <w:t>-----------</w:t>
             </w:r>
           </w:p>
         </w:tc>
@@ -4753,7 +2255,7 @@
               <w:rPr>
                 <w:sz w:val="20"/>
               </w:rPr>
-              <w:t>-------</w:t>
+              <w:t>------</w:t>
             </w:r>
           </w:p>
         </w:tc>
@@ -4773,9 +2275,11 @@
           <w:p>
             <w:r>
               <w:rPr>
-                <w:sz w:val="20"/>
-              </w:rPr>
-              <w:t>Agent config gốc</w:t>
+                <w:rFonts w:ascii="Courier New" w:hAnsi="Courier New"/>
+                <w:color w:val="F05922"/>
+                <w:sz w:val="20"/>
+              </w:rPr>
+              <w:t>IRemoteControlClient</w:t>
             </w:r>
           </w:p>
         </w:tc>
@@ -4797,7 +2301,7 @@
                 <w:color w:val="F05922"/>
                 <w:sz w:val="20"/>
               </w:rPr>
-              <w:t>GEMINI.md</w:t>
+              <w:t>CcuClient/IRemoteControlClient.cs</w:t>
             </w:r>
           </w:p>
         </w:tc>
@@ -4817,7 +2321,21 @@
               <w:rPr>
                 <w:sz w:val="20"/>
               </w:rPr>
-              <w:t>Toàn bộ quy tắc bắt buộc cho Gemini Agent</w:t>
+              <w:t xml:space="preserve">Client TCP; </w:t>
+            </w:r>
+            <w:r>
+              <w:rPr>
+                <w:rFonts w:ascii="Courier New" w:hAnsi="Courier New"/>
+                <w:color w:val="F05922"/>
+                <w:sz w:val="20"/>
+              </w:rPr>
+              <w:t>FrameReceived</w:t>
+            </w:r>
+            <w:r>
+              <w:rPr>
+                <w:sz w:val="20"/>
+              </w:rPr>
+              <w:t xml:space="preserve"> event chạy trên thread nhận TCP — subscriber phải tự marshal UI</w:t>
             </w:r>
           </w:p>
         </w:tc>
@@ -4836,9 +2354,11 @@
           <w:p>
             <w:r>
               <w:rPr>
-                <w:sz w:val="20"/>
-              </w:rPr>
-              <w:t>Shared context</w:t>
+                <w:rFonts w:ascii="Courier New" w:hAnsi="Courier New"/>
+                <w:color w:val="F05922"/>
+                <w:sz w:val="20"/>
+              </w:rPr>
+              <w:t>IComputerProfileStore</w:t>
             </w:r>
           </w:p>
         </w:tc>
@@ -4859,7 +2379,7 @@
                 <w:color w:val="F05922"/>
                 <w:sz w:val="20"/>
               </w:rPr>
-              <w:t>.gemini/shared/CORE.md</w:t>
+              <w:t>CcuClient/IComputerProfileStore.cs</w:t>
             </w:r>
           </w:p>
         </w:tc>
@@ -4878,7 +2398,21 @@
               <w:rPr>
                 <w:sz w:val="20"/>
               </w:rPr>
-              <w:t>Context ngắn gọn đọc đầu session</w:t>
+              <w:t xml:space="preserve">Load/Persist profile; password/token mã hoá </w:t>
+            </w:r>
+            <w:r>
+              <w:rPr>
+                <w:rFonts w:ascii="Courier New" w:hAnsi="Courier New"/>
+                <w:color w:val="F05922"/>
+                <w:sz w:val="20"/>
+              </w:rPr>
+              <w:t>enc:v1:</w:t>
+            </w:r>
+            <w:r>
+              <w:rPr>
+                <w:sz w:val="20"/>
+              </w:rPr>
+              <w:t xml:space="preserve"> (DPAPI)</w:t>
             </w:r>
           </w:p>
         </w:tc>
@@ -4898,9 +2432,17 @@
           <w:p>
             <w:r>
               <w:rPr>
-                <w:sz w:val="20"/>
-              </w:rPr>
-              <w:t>Export script</w:t>
+                <w:rFonts w:ascii="Courier New" w:hAnsi="Courier New"/>
+                <w:color w:val="F05922"/>
+                <w:sz w:val="20"/>
+              </w:rPr>
+              <w:t>ShellQuote</w:t>
+            </w:r>
+            <w:r>
+              <w:rPr>
+                <w:sz w:val="20"/>
+              </w:rPr>
+              <w:t xml:space="preserve"> (internal)</w:t>
             </w:r>
           </w:p>
         </w:tc>
@@ -4922,7 +2464,7 @@
                 <w:color w:val="F05922"/>
                 <w:sz w:val="20"/>
               </w:rPr>
-              <w:t>scripts/md_to_docx_kztek.py</w:t>
+              <w:t>CcuClient/ShellQuote.cs</w:t>
             </w:r>
           </w:p>
         </w:tc>
@@ -4940,11 +2482,24 @@
           <w:p>
             <w:r>
               <w:rPr>
+                <w:b/>
+                <w:sz w:val="20"/>
+              </w:rPr>
+              <w:t>[MỚI]</w:t>
+            </w:r>
+            <w:r>
+              <w:rPr>
+                <w:sz w:val="20"/>
+              </w:rPr>
+              <w:t xml:space="preserve"> helper dùng chung 3 installer; TD-1: dự kiến nâng </w:t>
+            </w:r>
+            <w:r>
+              <w:rPr>
                 <w:rFonts w:ascii="Courier New" w:hAnsi="Courier New"/>
                 <w:color w:val="F05922"/>
                 <w:sz w:val="20"/>
               </w:rPr>
-              <w:t>python scripts/md_to_docx_kztek.py &lt;file.md&gt;</w:t>
+              <w:t>public</w:t>
             </w:r>
           </w:p>
         </w:tc>
@@ -4963,9 +2518,17 @@
           <w:p>
             <w:r>
               <w:rPr>
-                <w:sz w:val="20"/>
-              </w:rPr>
-              <w:t>Review script</w:t>
+                <w:rFonts w:ascii="Courier New" w:hAnsi="Courier New"/>
+                <w:color w:val="F05922"/>
+                <w:sz w:val="20"/>
+              </w:rPr>
+              <w:t>SecretProtector</w:t>
+            </w:r>
+            <w:r>
+              <w:rPr>
+                <w:sz w:val="20"/>
+              </w:rPr>
+              <w:t xml:space="preserve"> (internal)</w:t>
             </w:r>
           </w:p>
         </w:tc>
@@ -4986,7 +2549,7 @@
                 <w:color w:val="F05922"/>
                 <w:sz w:val="20"/>
               </w:rPr>
-              <w:t>scripts/review-package.sh</w:t>
+              <w:t>CcuClient/SecretProtector.cs</w:t>
             </w:r>
           </w:p>
         </w:tc>
@@ -5003,187 +2566,58 @@
           <w:p>
             <w:r>
               <w:rPr>
+                <w:b/>
+                <w:sz w:val="20"/>
+              </w:rPr>
+              <w:t>[MỚI]</w:t>
+            </w:r>
+            <w:r>
+              <w:rPr>
+                <w:sz w:val="20"/>
+              </w:rPr>
+              <w:t xml:space="preserve"> </w:t>
+            </w:r>
+            <w:r>
+              <w:rPr>
                 <w:rFonts w:ascii="Courier New" w:hAnsi="Courier New"/>
                 <w:color w:val="F05922"/>
                 <w:sz w:val="20"/>
               </w:rPr>
-              <w:t>scripts/review-package.sh &lt;BASE&gt; &lt;HEAD&gt;</w:t>
-            </w:r>
-          </w:p>
-        </w:tc>
-      </w:tr>
-    </w:tbl>
-    <w:p/>
-    <w:p>
-      <w:pPr>
-        <w:pBdr>
-          <w:bottom w:val="single" w:sz="6" w:space="1" w:color="F05922"/>
-        </w:pBdr>
-        <w:spacing w:after="120"/>
-      </w:pPr>
-    </w:p>
-    <w:p>
-      <w:pPr>
-        <w:pStyle w:val="Heading2"/>
-        <w:spacing w:before="200" w:after="80"/>
-      </w:pPr>
-      <w:r>
-        <w:rPr>
-          <w:color w:val="F05922"/>
-          <w:sz w:val="28"/>
-        </w:rPr>
-        <w:t>API / Interface chính</w:t>
-      </w:r>
-    </w:p>
-    <w:p>
-      <w:pPr>
-        <w:spacing w:before="40" w:after="40"/>
-        <w:ind w:left="567"/>
-        <w:pBdr>
-          <w:left w:val="single" w:sz="12" w:space="10" w:color="F05922"/>
-        </w:pBdr>
-      </w:pPr>
-      <w:r>
-        <w:rPr>
-          <w:color w:val="4A3F8C"/>
-        </w:rPr>
-        <w:t>Workspace này là agent configuration — không có HTTP API. Interface chính là các agent definitions và skill commands.</w:t>
-      </w:r>
-    </w:p>
-    <w:tbl>
-      <w:tblPr>
-        <w:tblStyle w:val="TableGrid"/>
-        <w:tblW w:type="auto" w:w="0"/>
-        <w:tblLook w:firstColumn="1" w:firstRow="1" w:lastColumn="0" w:lastRow="0" w:noHBand="0" w:noVBand="1" w:val="04A0"/>
-      </w:tblPr>
-      <w:tblGrid>
-        <w:gridCol w:w="3230"/>
-        <w:gridCol w:w="3230"/>
-        <w:gridCol w:w="3230"/>
-      </w:tblGrid>
-      <w:tr>
-        <w:tc>
-          <w:tcPr>
-            <w:tcW w:type="dxa" w:w="3230"/>
-            <w:shd w:val="clear" w:color="auto" w:fill="251C53"/>
-            <w:tcBorders>
-              <w:top w:val="single" w:sz="4" w:space="0" w:color="251C53"/>
-              <w:left w:val="single" w:sz="4" w:space="0" w:color="251C53"/>
-              <w:bottom w:val="single" w:sz="4" w:space="0" w:color="251C53"/>
-              <w:right w:val="single" w:sz="4" w:space="0" w:color="251C53"/>
-            </w:tcBorders>
-          </w:tcPr>
-          <w:p>
-            <w:r>
-              <w:rPr>
-                <w:b/>
-                <w:color w:val="FFFFFF"/>
-                <w:sz w:val="20"/>
-              </w:rPr>
-              <w:t>Interface</w:t>
-            </w:r>
-          </w:p>
-        </w:tc>
-        <w:tc>
-          <w:tcPr>
-            <w:tcW w:type="dxa" w:w="3230"/>
-            <w:shd w:val="clear" w:color="auto" w:fill="251C53"/>
-            <w:tcBorders>
-              <w:top w:val="single" w:sz="4" w:space="0" w:color="251C53"/>
-              <w:left w:val="single" w:sz="4" w:space="0" w:color="251C53"/>
-              <w:bottom w:val="single" w:sz="4" w:space="0" w:color="251C53"/>
-              <w:right w:val="single" w:sz="4" w:space="0" w:color="251C53"/>
-            </w:tcBorders>
-          </w:tcPr>
-          <w:p>
-            <w:r>
-              <w:rPr>
-                <w:b/>
-                <w:color w:val="FFFFFF"/>
-                <w:sz w:val="20"/>
-              </w:rPr>
-              <w:t>File</w:t>
-            </w:r>
-          </w:p>
-        </w:tc>
-        <w:tc>
-          <w:tcPr>
-            <w:tcW w:type="dxa" w:w="3230"/>
-            <w:shd w:val="clear" w:color="auto" w:fill="251C53"/>
-            <w:tcBorders>
-              <w:top w:val="single" w:sz="4" w:space="0" w:color="251C53"/>
-              <w:left w:val="single" w:sz="4" w:space="0" w:color="251C53"/>
-              <w:bottom w:val="single" w:sz="4" w:space="0" w:color="251C53"/>
-              <w:right w:val="single" w:sz="4" w:space="0" w:color="251C53"/>
-            </w:tcBorders>
-          </w:tcPr>
-          <w:p>
-            <w:r>
-              <w:rPr>
-                <w:b/>
-                <w:color w:val="FFFFFF"/>
-                <w:sz w:val="20"/>
-              </w:rPr>
-              <w:t>Mô tả</w:t>
-            </w:r>
-          </w:p>
-        </w:tc>
-      </w:tr>
-      <w:tr>
-        <w:tc>
-          <w:tcPr>
-            <w:tcW w:type="dxa" w:w="3230"/>
-            <w:tcBorders>
-              <w:top w:val="single" w:sz="4" w:space="0" w:color="CBCBCB"/>
-              <w:left w:val="single" w:sz="4" w:space="0" w:color="CBCBCB"/>
-              <w:bottom w:val="single" w:sz="4" w:space="0" w:color="CBCBCB"/>
-              <w:right w:val="single" w:sz="4" w:space="0" w:color="CBCBCB"/>
-            </w:tcBorders>
-          </w:tcPr>
-          <w:p>
-            <w:r>
-              <w:rPr>
-                <w:sz w:val="20"/>
-              </w:rPr>
-              <w:t>-----------</w:t>
-            </w:r>
-          </w:p>
-        </w:tc>
-        <w:tc>
-          <w:tcPr>
-            <w:tcW w:type="dxa" w:w="3230"/>
-            <w:tcBorders>
-              <w:top w:val="single" w:sz="4" w:space="0" w:color="CBCBCB"/>
-              <w:left w:val="single" w:sz="4" w:space="0" w:color="CBCBCB"/>
-              <w:bottom w:val="single" w:sz="4" w:space="0" w:color="CBCBCB"/>
-              <w:right w:val="single" w:sz="4" w:space="0" w:color="CBCBCB"/>
-            </w:tcBorders>
-          </w:tcPr>
-          <w:p>
-            <w:r>
-              <w:rPr>
-                <w:sz w:val="20"/>
-              </w:rPr>
-              <w:t>------</w:t>
-            </w:r>
-          </w:p>
-        </w:tc>
-        <w:tc>
-          <w:tcPr>
-            <w:tcW w:type="dxa" w:w="3230"/>
-            <w:tcBorders>
-              <w:top w:val="single" w:sz="4" w:space="0" w:color="CBCBCB"/>
-              <w:left w:val="single" w:sz="4" w:space="0" w:color="CBCBCB"/>
-              <w:bottom w:val="single" w:sz="4" w:space="0" w:color="CBCBCB"/>
-              <w:right w:val="single" w:sz="4" w:space="0" w:color="CBCBCB"/>
-            </w:tcBorders>
-          </w:tcPr>
-          <w:p>
-            <w:r>
-              <w:rPr>
-                <w:sz w:val="20"/>
-              </w:rPr>
-              <w:t>-------</w:t>
+              <w:t>Protect</w:t>
+            </w:r>
+            <w:r>
+              <w:rPr>
+                <w:sz w:val="20"/>
+              </w:rPr>
+              <w:t>/</w:t>
+            </w:r>
+            <w:r>
+              <w:rPr>
+                <w:rFonts w:ascii="Courier New" w:hAnsi="Courier New"/>
+                <w:color w:val="F05922"/>
+                <w:sz w:val="20"/>
+              </w:rPr>
+              <w:t>Unprotect</w:t>
+            </w:r>
+            <w:r>
+              <w:rPr>
+                <w:sz w:val="20"/>
+              </w:rPr>
+              <w:t xml:space="preserve"> prefix </w:t>
+            </w:r>
+            <w:r>
+              <w:rPr>
+                <w:rFonts w:ascii="Courier New" w:hAnsi="Courier New"/>
+                <w:color w:val="F05922"/>
+                <w:sz w:val="20"/>
+              </w:rPr>
+              <w:t>enc:v1:</w:t>
+            </w:r>
+            <w:r>
+              <w:rPr>
+                <w:sz w:val="20"/>
+              </w:rPr>
+              <w:t>; Windows-only DPAPI, Linux cảnh báo 1 lần, KHÔNG fallback plaintext im lặng</w:t>
             </w:r>
           </w:p>
         </w:tc>
@@ -5207,13 +2641,7 @@
                 <w:color w:val="F05922"/>
                 <w:sz w:val="20"/>
               </w:rPr>
-              <w:t>task-planner</w:t>
-            </w:r>
-            <w:r>
-              <w:rPr>
-                <w:sz w:val="20"/>
-              </w:rPr>
-              <w:t xml:space="preserve"> agent</w:t>
+              <w:t>ComputerStatusChecker.ProbeAsync</w:t>
             </w:r>
           </w:p>
         </w:tc>
@@ -5235,7 +2663,7 @@
                 <w:color w:val="F05922"/>
                 <w:sz w:val="20"/>
               </w:rPr>
-              <w:t>.gemini/agents/task-planner.md</w:t>
+              <w:t>CcuClient/ComputerStatusChecker.cs</w:t>
             </w:r>
           </w:p>
         </w:tc>
@@ -5253,9 +2681,30 @@
           <w:p>
             <w:r>
               <w:rPr>
-                <w:sz w:val="20"/>
-              </w:rPr>
-              <w:t>Quản lý plan file, điều phối workflow</w:t>
+                <w:b/>
+                <w:sz w:val="20"/>
+              </w:rPr>
+              <w:t>[ĐỔI SIGNATURE]</w:t>
+            </w:r>
+            <w:r>
+              <w:rPr>
+                <w:sz w:val="20"/>
+              </w:rPr>
+              <w:t xml:space="preserve"> thêm param optional </w:t>
+            </w:r>
+            <w:r>
+              <w:rPr>
+                <w:rFonts w:ascii="Courier New" w:hAnsi="Courier New"/>
+                <w:color w:val="F05922"/>
+                <w:sz w:val="20"/>
+              </w:rPr>
+              <w:t>Action&lt;Action&gt;? uiDispatch</w:t>
+            </w:r>
+            <w:r>
+              <w:rPr>
+                <w:sz w:val="20"/>
+              </w:rPr>
+              <w:t xml:space="preserve"> — mutation property marshal về UI thread</w:t>
             </w:r>
           </w:p>
         </w:tc>
@@ -5278,13 +2727,7 @@
                 <w:color w:val="F05922"/>
                 <w:sz w:val="20"/>
               </w:rPr>
-              <w:t>senior-developer</w:t>
-            </w:r>
-            <w:r>
-              <w:rPr>
-                <w:sz w:val="20"/>
-              </w:rPr>
-              <w:t xml:space="preserve"> agent</w:t>
+              <w:t>ZcuRemoteInstallerService.ExecuteCommand</w:t>
             </w:r>
           </w:p>
         </w:tc>
@@ -5305,7 +2748,7 @@
                 <w:color w:val="F05922"/>
                 <w:sz w:val="20"/>
               </w:rPr>
-              <w:t>.gemini/agents/senior-developer.md</w:t>
+              <w:t>CcuClient/ZcuRemoteInstallerService.cs</w:t>
             </w:r>
           </w:p>
         </w:tc>
@@ -5322,9 +2765,44 @@
           <w:p>
             <w:r>
               <w:rPr>
-                <w:sz w:val="20"/>
-              </w:rPr>
-              <w:t>Code phức tạp, review Junior PR</w:t>
+                <w:b/>
+                <w:sz w:val="20"/>
+              </w:rPr>
+              <w:t>[ĐỔI]</w:t>
+            </w:r>
+            <w:r>
+              <w:rPr>
+                <w:sz w:val="20"/>
+              </w:rPr>
+              <w:t xml:space="preserve"> trả </w:t>
+            </w:r>
+            <w:r>
+              <w:rPr>
+                <w:rFonts w:ascii="Courier New" w:hAnsi="Courier New"/>
+                <w:color w:val="F05922"/>
+                <w:sz w:val="20"/>
+              </w:rPr>
+              <w:t>string</w:t>
+            </w:r>
+            <w:r>
+              <w:rPr>
+                <w:sz w:val="20"/>
+              </w:rPr>
+              <w:t xml:space="preserve"> (kết quả) thay vì </w:t>
+            </w:r>
+            <w:r>
+              <w:rPr>
+                <w:rFonts w:ascii="Courier New" w:hAnsi="Courier New"/>
+                <w:color w:val="F05922"/>
+                <w:sz w:val="20"/>
+              </w:rPr>
+              <w:t>SshCommand</w:t>
+            </w:r>
+            <w:r>
+              <w:rPr>
+                <w:sz w:val="20"/>
+              </w:rPr>
+              <w:t xml:space="preserve"> (trước đây trả object đã Dispose — Q6)</w:t>
             </w:r>
           </w:p>
         </w:tc>
@@ -5348,13 +2826,7 @@
                 <w:color w:val="F05922"/>
                 <w:sz w:val="20"/>
               </w:rPr>
-              <w:t>qa-engineer</w:t>
-            </w:r>
-            <w:r>
-              <w:rPr>
-                <w:sz w:val="20"/>
-              </w:rPr>
-              <w:t xml:space="preserve"> agent</w:t>
+              <w:t>IFrameEncoder.EncodeJpeg</w:t>
             </w:r>
           </w:p>
         </w:tc>
@@ -5376,7 +2848,7 @@
                 <w:color w:val="F05922"/>
                 <w:sz w:val="20"/>
               </w:rPr>
-              <w:t>.gemini/agents/qa-engineer.md</w:t>
+              <w:t>ZcuAgent/Interfaces.cs</w:t>
             </w:r>
           </w:p>
         </w:tc>
@@ -5394,9 +2866,44 @@
           <w:p>
             <w:r>
               <w:rPr>
-                <w:sz w:val="20"/>
-              </w:rPr>
-              <w:t>Viết test case, reproduce bug</w:t>
+                <w:b/>
+                <w:sz w:val="20"/>
+              </w:rPr>
+              <w:t>[ĐỔI]</w:t>
+            </w:r>
+            <w:r>
+              <w:rPr>
+                <w:sz w:val="20"/>
+              </w:rPr>
+              <w:t xml:space="preserve"> trả </w:t>
+            </w:r>
+            <w:r>
+              <w:rPr>
+                <w:rFonts w:ascii="Courier New" w:hAnsi="Courier New"/>
+                <w:color w:val="F05922"/>
+                <w:sz w:val="20"/>
+              </w:rPr>
+              <w:t>ReadOnlyMemory&lt;byte&gt;</w:t>
+            </w:r>
+            <w:r>
+              <w:rPr>
+                <w:sz w:val="20"/>
+              </w:rPr>
+              <w:t xml:space="preserve"> thay </w:t>
+            </w:r>
+            <w:r>
+              <w:rPr>
+                <w:rFonts w:ascii="Courier New" w:hAnsi="Courier New"/>
+                <w:color w:val="F05922"/>
+                <w:sz w:val="20"/>
+              </w:rPr>
+              <w:t>byte[]?</w:t>
+            </w:r>
+            <w:r>
+              <w:rPr>
+                <w:sz w:val="20"/>
+              </w:rPr>
+              <w:t xml:space="preserve"> — buffer reuse, chỉ hợp lệ đến lần encode kế (single-threaded capture loop)</w:t>
             </w:r>
           </w:p>
         </w:tc>
@@ -5419,13 +2926,7 @@
                 <w:color w:val="F05922"/>
                 <w:sz w:val="20"/>
               </w:rPr>
-              <w:t>/ship</w:t>
-            </w:r>
-            <w:r>
-              <w:rPr>
-                <w:sz w:val="20"/>
-              </w:rPr>
-              <w:t xml:space="preserve"> skill</w:t>
+              <w:t>AgentOptions.EnableDesktopIntegration</w:t>
             </w:r>
           </w:p>
         </w:tc>
@@ -5446,7 +2947,7 @@
                 <w:color w:val="F05922"/>
                 <w:sz w:val="20"/>
               </w:rPr>
-              <w:t>.gemini/commands/ship.md</w:t>
+              <w:t>ZcuAgent/AgentOptions.cs</w:t>
             </w:r>
           </w:p>
         </w:tc>
@@ -5463,9 +2964,16 @@
           <w:p>
             <w:r>
               <w:rPr>
-                <w:sz w:val="20"/>
-              </w:rPr>
-              <w:t>Gate GO/NO-GO trước deploy</w:t>
+                <w:b/>
+                <w:sz w:val="20"/>
+              </w:rPr>
+              <w:t>[MỚI]</w:t>
+            </w:r>
+            <w:r>
+              <w:rPr>
+                <w:sz w:val="20"/>
+              </w:rPr>
+              <w:t xml:space="preserve"> default true; false = tắt hẳn notify-send/xclip</w:t>
             </w:r>
           </w:p>
         </w:tc>
@@ -5489,13 +2997,7 @@
                 <w:color w:val="F05922"/>
                 <w:sz w:val="20"/>
               </w:rPr>
-              <w:t>/verify-pr</w:t>
-            </w:r>
-            <w:r>
-              <w:rPr>
-                <w:sz w:val="20"/>
-              </w:rPr>
-              <w:t xml:space="preserve"> skill</w:t>
+              <w:t>X11ErrorTracker.ShmMajorOpcode</w:t>
             </w:r>
           </w:p>
         </w:tc>
@@ -5517,7 +3019,7 @@
                 <w:color w:val="F05922"/>
                 <w:sz w:val="20"/>
               </w:rPr>
-              <w:t>.gemini/commands/verify-pr.md</w:t>
+              <w:t>ZcuAgent/Interop/X11ErrorTracker.cs</w:t>
             </w:r>
           </w:p>
         </w:tc>
@@ -5535,9 +3037,30 @@
           <w:p>
             <w:r>
               <w:rPr>
-                <w:sz w:val="20"/>
-              </w:rPr>
-              <w:t>Pre-PR verification checklist</w:t>
+                <w:b/>
+                <w:sz w:val="20"/>
+              </w:rPr>
+              <w:t>[MỚI]</w:t>
+            </w:r>
+            <w:r>
+              <w:rPr>
+                <w:sz w:val="20"/>
+              </w:rPr>
+              <w:t xml:space="preserve"> scope lỗi SHM theo opcode </w:t>
+            </w:r>
+            <w:r>
+              <w:rPr>
+                <w:rFonts w:ascii="Courier New" w:hAnsi="Courier New"/>
+                <w:color w:val="F05922"/>
+                <w:sz w:val="20"/>
+              </w:rPr>
+              <w:t>XQueryExtension("MIT-SHM")</w:t>
+            </w:r>
+            <w:r>
+              <w:rPr>
+                <w:sz w:val="20"/>
+              </w:rPr>
+              <w:t xml:space="preserve"> (P/Invoke mới); opcode chưa biết → flag mọi lỗi (conservative)</w:t>
             </w:r>
           </w:p>
         </w:tc>
@@ -5560,13 +3083,7 @@
                 <w:color w:val="F05922"/>
                 <w:sz w:val="20"/>
               </w:rPr>
-              <w:t>scope-check</w:t>
-            </w:r>
-            <w:r>
-              <w:rPr>
-                <w:sz w:val="20"/>
-              </w:rPr>
-              <w:t xml:space="preserve"> skill</w:t>
+              <w:t>SessionRecorder.Width/Height</w:t>
             </w:r>
           </w:p>
         </w:tc>
@@ -5587,7 +3104,7 @@
                 <w:color w:val="F05922"/>
                 <w:sz w:val="20"/>
               </w:rPr>
-              <w:t>.gemini/commands/scope-check.md</w:t>
+              <w:t>CcuUI/Services/SessionRecorder.cs</w:t>
             </w:r>
           </w:p>
         </w:tc>
@@ -5604,9 +3121,16 @@
           <w:p>
             <w:r>
               <w:rPr>
-                <w:sz w:val="20"/>
-              </w:rPr>
-              <w:t>Làm rõ scope trước khi tạo plan</w:t>
+                <w:b/>
+                <w:sz w:val="20"/>
+              </w:rPr>
+              <w:t>[MỚI]</w:t>
+            </w:r>
+            <w:r>
+              <w:rPr>
+                <w:sz w:val="20"/>
+              </w:rPr>
+              <w:t xml:space="preserve"> expose độ phân giải đang ghi — dừng ghi khi ZCU đổi resolution (AVI header cố định)</w:t>
             </w:r>
           </w:p>
         </w:tc>
@@ -5630,13 +3154,7 @@
                 <w:color w:val="F05922"/>
                 <w:sz w:val="20"/>
               </w:rPr>
-              <w:t>security-audit-stride</w:t>
-            </w:r>
-            <w:r>
-              <w:rPr>
-                <w:sz w:val="20"/>
-              </w:rPr>
-              <w:t xml:space="preserve"> skill</w:t>
+              <w:t>SessionPickerWindow</w:t>
             </w:r>
           </w:p>
         </w:tc>
@@ -5658,7 +3176,7 @@
                 <w:color w:val="F05922"/>
                 <w:sz w:val="20"/>
               </w:rPr>
-              <w:t>.gemini/commands/security-audit-stride.md</w:t>
+              <w:t>CcuUI/Views/SessionPickerWindow.axaml(.cs)</w:t>
             </w:r>
           </w:p>
         </w:tc>
@@ -5676,9 +3194,114 @@
           <w:p>
             <w:r>
               <w:rPr>
-                <w:sz w:val="20"/>
-              </w:rPr>
-              <w:t>OWASP + STRIDE audit</w:t>
+                <w:b/>
+                <w:sz w:val="20"/>
+              </w:rPr>
+              <w:t>[FILE MỚI]</w:t>
+            </w:r>
+            <w:r>
+              <w:rPr>
+                <w:sz w:val="20"/>
+              </w:rPr>
+              <w:t xml:space="preserve"> dialog chọn máy trả </w:t>
+            </w:r>
+            <w:r>
+              <w:rPr>
+                <w:rFonts w:ascii="Courier New" w:hAnsi="Courier New"/>
+                <w:color w:val="F05922"/>
+                <w:sz w:val="20"/>
+              </w:rPr>
+              <w:t>ComputerProfile?</w:t>
+            </w:r>
+            <w:r>
+              <w:rPr>
+                <w:sz w:val="20"/>
+              </w:rPr>
+              <w:t xml:space="preserve"> cho MultiRemote (fix A6)</w:t>
+            </w:r>
+          </w:p>
+        </w:tc>
+      </w:tr>
+      <w:tr>
+        <w:tc>
+          <w:tcPr>
+            <w:tcW w:type="dxa" w:w="3230"/>
+            <w:tcBorders>
+              <w:top w:val="single" w:sz="4" w:space="0" w:color="CBCBCB"/>
+              <w:left w:val="single" w:sz="4" w:space="0" w:color="CBCBCB"/>
+              <w:bottom w:val="single" w:sz="4" w:space="0" w:color="CBCBCB"/>
+              <w:right w:val="single" w:sz="4" w:space="0" w:color="CBCBCB"/>
+            </w:tcBorders>
+          </w:tcPr>
+          <w:p>
+            <w:r>
+              <w:rPr>
+                <w:rFonts w:ascii="Courier New" w:hAnsi="Courier New"/>
+                <w:color w:val="F05922"/>
+                <w:sz w:val="20"/>
+              </w:rPr>
+              <w:t>ConfirmDeleteDialog</w:t>
+            </w:r>
+          </w:p>
+        </w:tc>
+        <w:tc>
+          <w:tcPr>
+            <w:tcW w:type="dxa" w:w="3230"/>
+            <w:tcBorders>
+              <w:top w:val="single" w:sz="4" w:space="0" w:color="CBCBCB"/>
+              <w:left w:val="single" w:sz="4" w:space="0" w:color="CBCBCB"/>
+              <w:bottom w:val="single" w:sz="4" w:space="0" w:color="CBCBCB"/>
+              <w:right w:val="single" w:sz="4" w:space="0" w:color="CBCBCB"/>
+            </w:tcBorders>
+          </w:tcPr>
+          <w:p>
+            <w:r>
+              <w:rPr>
+                <w:rFonts w:ascii="Courier New" w:hAnsi="Courier New"/>
+                <w:color w:val="F05922"/>
+                <w:sz w:val="20"/>
+              </w:rPr>
+              <w:t>CcuUI/Views/ConfirmDeleteDialog.axaml(.cs)</w:t>
+            </w:r>
+          </w:p>
+        </w:tc>
+        <w:tc>
+          <w:tcPr>
+            <w:tcW w:type="dxa" w:w="3230"/>
+            <w:tcBorders>
+              <w:top w:val="single" w:sz="4" w:space="0" w:color="CBCBCB"/>
+              <w:left w:val="single" w:sz="4" w:space="0" w:color="CBCBCB"/>
+              <w:bottom w:val="single" w:sz="4" w:space="0" w:color="CBCBCB"/>
+              <w:right w:val="single" w:sz="4" w:space="0" w:color="CBCBCB"/>
+            </w:tcBorders>
+          </w:tcPr>
+          <w:p>
+            <w:r>
+              <w:rPr>
+                <w:b/>
+                <w:sz w:val="20"/>
+              </w:rPr>
+              <w:t>[FILE MỚI]</w:t>
+            </w:r>
+            <w:r>
+              <w:rPr>
+                <w:sz w:val="20"/>
+              </w:rPr>
+              <w:t xml:space="preserve"> xác nhận xóa file/</w:t>
+            </w:r>
+            <w:r>
+              <w:rPr>
+                <w:rFonts w:ascii="Courier New" w:hAnsi="Courier New"/>
+                <w:color w:val="F05922"/>
+                <w:sz w:val="20"/>
+              </w:rPr>
+              <w:t>rm -rf</w:t>
+            </w:r>
+            <w:r>
+              <w:rPr>
+                <w:sz w:val="20"/>
+              </w:rPr>
+              <w:t xml:space="preserve"> (fix Q14)</w:t>
             </w:r>
           </w:p>
         </w:tc>
@@ -5713,14 +3336,15 @@
         <w:tblLook w:firstColumn="1" w:firstRow="1" w:lastColumn="0" w:lastRow="0" w:noHBand="0" w:noVBand="1" w:val="04A0"/>
       </w:tblPr>
       <w:tblGrid>
-        <w:gridCol w:w="3230"/>
-        <w:gridCol w:w="3230"/>
-        <w:gridCol w:w="3230"/>
+        <w:gridCol w:w="2422"/>
+        <w:gridCol w:w="2422"/>
+        <w:gridCol w:w="2422"/>
+        <w:gridCol w:w="2422"/>
       </w:tblGrid>
       <w:tr>
         <w:tc>
           <w:tcPr>
-            <w:tcW w:type="dxa" w:w="3230"/>
+            <w:tcW w:type="dxa" w:w="2422"/>
             <w:shd w:val="clear" w:color="auto" w:fill="251C53"/>
             <w:tcBorders>
               <w:top w:val="single" w:sz="4" w:space="0" w:color="251C53"/>
@@ -5742,7 +3366,7 @@
         </w:tc>
         <w:tc>
           <w:tcPr>
-            <w:tcW w:type="dxa" w:w="3230"/>
+            <w:tcW w:type="dxa" w:w="2422"/>
             <w:shd w:val="clear" w:color="auto" w:fill="251C53"/>
             <w:tcBorders>
               <w:top w:val="single" w:sz="4" w:space="0" w:color="251C53"/>
@@ -5764,7 +3388,7 @@
         </w:tc>
         <w:tc>
           <w:tcPr>
-            <w:tcW w:type="dxa" w:w="3230"/>
+            <w:tcW w:type="dxa" w:w="2422"/>
             <w:shd w:val="clear" w:color="auto" w:fill="251C53"/>
             <w:tcBorders>
               <w:top w:val="single" w:sz="4" w:space="0" w:color="251C53"/>
@@ -5780,6 +3404,28 @@
                 <w:color w:val="FFFFFF"/>
                 <w:sz w:val="20"/>
               </w:rPr>
+              <w:t>Project</w:t>
+            </w:r>
+          </w:p>
+        </w:tc>
+        <w:tc>
+          <w:tcPr>
+            <w:tcW w:type="dxa" w:w="2422"/>
+            <w:shd w:val="clear" w:color="auto" w:fill="251C53"/>
+            <w:tcBorders>
+              <w:top w:val="single" w:sz="4" w:space="0" w:color="251C53"/>
+              <w:left w:val="single" w:sz="4" w:space="0" w:color="251C53"/>
+              <w:bottom w:val="single" w:sz="4" w:space="0" w:color="251C53"/>
+              <w:right w:val="single" w:sz="4" w:space="0" w:color="251C53"/>
+            </w:tcBorders>
+          </w:tcPr>
+          <w:p>
+            <w:r>
+              <w:rPr>
+                <w:b/>
+                <w:color w:val="FFFFFF"/>
+                <w:sz w:val="20"/>
+              </w:rPr>
               <w:t>Dùng cho</w:t>
             </w:r>
           </w:p>
@@ -5788,7 +3434,7 @@
       <w:tr>
         <w:tc>
           <w:tcPr>
-            <w:tcW w:type="dxa" w:w="3230"/>
+            <w:tcW w:type="dxa" w:w="2422"/>
             <w:tcBorders>
               <w:top w:val="single" w:sz="4" w:space="0" w:color="CBCBCB"/>
               <w:left w:val="single" w:sz="4" w:space="0" w:color="CBCBCB"/>
@@ -5807,7 +3453,7 @@
         </w:tc>
         <w:tc>
           <w:tcPr>
-            <w:tcW w:type="dxa" w:w="3230"/>
+            <w:tcW w:type="dxa" w:w="2422"/>
             <w:tcBorders>
               <w:top w:val="single" w:sz="4" w:space="0" w:color="CBCBCB"/>
               <w:left w:val="single" w:sz="4" w:space="0" w:color="CBCBCB"/>
@@ -5826,7 +3472,7 @@
         </w:tc>
         <w:tc>
           <w:tcPr>
-            <w:tcW w:type="dxa" w:w="3230"/>
+            <w:tcW w:type="dxa" w:w="2422"/>
             <w:tcBorders>
               <w:top w:val="single" w:sz="4" w:space="0" w:color="CBCBCB"/>
               <w:left w:val="single" w:sz="4" w:space="0" w:color="CBCBCB"/>
@@ -5843,11 +3489,30 @@
             </w:r>
           </w:p>
         </w:tc>
+        <w:tc>
+          <w:tcPr>
+            <w:tcW w:type="dxa" w:w="2422"/>
+            <w:tcBorders>
+              <w:top w:val="single" w:sz="4" w:space="0" w:color="CBCBCB"/>
+              <w:left w:val="single" w:sz="4" w:space="0" w:color="CBCBCB"/>
+              <w:bottom w:val="single" w:sz="4" w:space="0" w:color="CBCBCB"/>
+              <w:right w:val="single" w:sz="4" w:space="0" w:color="CBCBCB"/>
+            </w:tcBorders>
+          </w:tcPr>
+          <w:p>
+            <w:r>
+              <w:rPr>
+                <w:sz w:val="20"/>
+              </w:rPr>
+              <w:t>---------</w:t>
+            </w:r>
+          </w:p>
+        </w:tc>
       </w:tr>
       <w:tr>
         <w:tc>
           <w:tcPr>
-            <w:tcW w:type="dxa" w:w="3230"/>
+            <w:tcW w:type="dxa" w:w="2422"/>
             <w:shd w:val="clear" w:color="auto" w:fill="B8B3D6"/>
             <w:tcBorders>
               <w:top w:val="single" w:sz="4" w:space="0" w:color="CBCBCB"/>
@@ -5863,13 +3528,13 @@
                 <w:color w:val="F05922"/>
                 <w:sz w:val="20"/>
               </w:rPr>
-              <w:t>python-docx</w:t>
+              <w:t>System.Security.Cryptography.ProtectedData</w:t>
             </w:r>
           </w:p>
         </w:tc>
         <w:tc>
           <w:tcPr>
-            <w:tcW w:type="dxa" w:w="3230"/>
+            <w:tcW w:type="dxa" w:w="2422"/>
             <w:shd w:val="clear" w:color="auto" w:fill="B8B3D6"/>
             <w:tcBorders>
               <w:top w:val="single" w:sz="4" w:space="0" w:color="CBCBCB"/>
@@ -5883,13 +3548,13 @@
               <w:rPr>
                 <w:sz w:val="20"/>
               </w:rPr>
-              <w:t>latest</w:t>
+              <w:t>8.0.0</w:t>
             </w:r>
           </w:p>
         </w:tc>
         <w:tc>
           <w:tcPr>
-            <w:tcW w:type="dxa" w:w="3230"/>
+            <w:tcW w:type="dxa" w:w="2422"/>
             <w:shd w:val="clear" w:color="auto" w:fill="B8B3D6"/>
             <w:tcBorders>
               <w:top w:val="single" w:sz="4" w:space="0" w:color="CBCBCB"/>
@@ -5901,94 +3566,15 @@
           <w:p>
             <w:r>
               <w:rPr>
-                <w:rFonts w:ascii="Courier New" w:hAnsi="Courier New"/>
-                <w:color w:val="F05922"/>
-                <w:sz w:val="20"/>
-              </w:rPr>
-              <w:t>md_to_docx_kztek.py</w:t>
-            </w:r>
-            <w:r>
-              <w:rPr>
-                <w:sz w:val="20"/>
-              </w:rPr>
-              <w:t xml:space="preserve"> — xuất DOCX từ Markdown</w:t>
-            </w:r>
-          </w:p>
-        </w:tc>
-      </w:tr>
-      <w:tr>
-        <w:tc>
-          <w:tcPr>
-            <w:tcW w:type="dxa" w:w="3230"/>
-            <w:tcBorders>
-              <w:top w:val="single" w:sz="4" w:space="0" w:color="CBCBCB"/>
-              <w:left w:val="single" w:sz="4" w:space="0" w:color="CBCBCB"/>
-              <w:bottom w:val="single" w:sz="4" w:space="0" w:color="CBCBCB"/>
-              <w:right w:val="single" w:sz="4" w:space="0" w:color="CBCBCB"/>
-            </w:tcBorders>
-          </w:tcPr>
-          <w:p>
-            <w:r>
-              <w:rPr>
-                <w:rFonts w:ascii="Courier New" w:hAnsi="Courier New"/>
-                <w:color w:val="F05922"/>
-                <w:sz w:val="20"/>
-              </w:rPr>
-              <w:t>Pillow</w:t>
+                <w:sz w:val="20"/>
+              </w:rPr>
+              <w:t>CcuClient</w:t>
             </w:r>
           </w:p>
         </w:tc>
         <w:tc>
           <w:tcPr>
-            <w:tcW w:type="dxa" w:w="3230"/>
-            <w:tcBorders>
-              <w:top w:val="single" w:sz="4" w:space="0" w:color="CBCBCB"/>
-              <w:left w:val="single" w:sz="4" w:space="0" w:color="CBCBCB"/>
-              <w:bottom w:val="single" w:sz="4" w:space="0" w:color="CBCBCB"/>
-              <w:right w:val="single" w:sz="4" w:space="0" w:color="CBCBCB"/>
-            </w:tcBorders>
-          </w:tcPr>
-          <w:p>
-            <w:r>
-              <w:rPr>
-                <w:sz w:val="20"/>
-              </w:rPr>
-              <w:t>latest</w:t>
-            </w:r>
-          </w:p>
-        </w:tc>
-        <w:tc>
-          <w:tcPr>
-            <w:tcW w:type="dxa" w:w="3230"/>
-            <w:tcBorders>
-              <w:top w:val="single" w:sz="4" w:space="0" w:color="CBCBCB"/>
-              <w:left w:val="single" w:sz="4" w:space="0" w:color="CBCBCB"/>
-              <w:bottom w:val="single" w:sz="4" w:space="0" w:color="CBCBCB"/>
-              <w:right w:val="single" w:sz="4" w:space="0" w:color="CBCBCB"/>
-            </w:tcBorders>
-          </w:tcPr>
-          <w:p>
-            <w:r>
-              <w:rPr>
-                <w:rFonts w:ascii="Courier New" w:hAnsi="Courier New"/>
-                <w:color w:val="F05922"/>
-                <w:sz w:val="20"/>
-              </w:rPr>
-              <w:t>md_to_docx_kztek.py</w:t>
-            </w:r>
-            <w:r>
-              <w:rPr>
-                <w:sz w:val="20"/>
-              </w:rPr>
-              <w:t xml:space="preserve"> — xử lý ảnh/logo trong DOCX</w:t>
-            </w:r>
-          </w:p>
-        </w:tc>
-      </w:tr>
-      <w:tr>
-        <w:tc>
-          <w:tcPr>
-            <w:tcW w:type="dxa" w:w="3230"/>
+            <w:tcW w:type="dxa" w:w="2422"/>
             <w:shd w:val="clear" w:color="auto" w:fill="B8B3D6"/>
             <w:tcBorders>
               <w:top w:val="single" w:sz="4" w:space="0" w:color="CBCBCB"/>
@@ -6000,23 +3586,110 @@
           <w:p>
             <w:r>
               <w:rPr>
+                <w:b/>
+                <w:sz w:val="20"/>
+              </w:rPr>
+              <w:t>[MỚI]</w:t>
+            </w:r>
+            <w:r>
+              <w:rPr>
+                <w:sz w:val="20"/>
+              </w:rPr>
+              <w:t xml:space="preserve"> DPAPI mã hoá SSH password/token trong profiles.json (Windows-only)</w:t>
+            </w:r>
+          </w:p>
+        </w:tc>
+      </w:tr>
+      <w:tr>
+        <w:tc>
+          <w:tcPr>
+            <w:tcW w:type="dxa" w:w="2422"/>
+            <w:tcBorders>
+              <w:top w:val="single" w:sz="4" w:space="0" w:color="CBCBCB"/>
+              <w:left w:val="single" w:sz="4" w:space="0" w:color="CBCBCB"/>
+              <w:bottom w:val="single" w:sz="4" w:space="0" w:color="CBCBCB"/>
+              <w:right w:val="single" w:sz="4" w:space="0" w:color="CBCBCB"/>
+            </w:tcBorders>
+          </w:tcPr>
+          <w:p>
+            <w:r>
+              <w:rPr>
                 <w:rFonts w:ascii="Courier New" w:hAnsi="Courier New"/>
                 <w:color w:val="F05922"/>
                 <w:sz w:val="20"/>
               </w:rPr>
-              <w:t>.NET</w:t>
-            </w:r>
-            <w:r>
-              <w:rPr>
-                <w:sz w:val="20"/>
-              </w:rPr>
-              <w:t xml:space="preserve"> (WinForms)</w:t>
+              <w:t>SSH.NET</w:t>
+            </w:r>
+            <w:r>
+              <w:rPr>
+                <w:sz w:val="20"/>
+              </w:rPr>
+              <w:t xml:space="preserve"> (Renci.SshNet)</w:t>
             </w:r>
           </w:p>
         </w:tc>
         <w:tc>
           <w:tcPr>
-            <w:tcW w:type="dxa" w:w="3230"/>
+            <w:tcW w:type="dxa" w:w="2422"/>
+            <w:tcBorders>
+              <w:top w:val="single" w:sz="4" w:space="0" w:color="CBCBCB"/>
+              <w:left w:val="single" w:sz="4" w:space="0" w:color="CBCBCB"/>
+              <w:bottom w:val="single" w:sz="4" w:space="0" w:color="CBCBCB"/>
+              <w:right w:val="single" w:sz="4" w:space="0" w:color="CBCBCB"/>
+            </w:tcBorders>
+          </w:tcPr>
+          <w:p>
+            <w:r>
+              <w:rPr>
+                <w:sz w:val="20"/>
+              </w:rPr>
+              <w:t>(theo csproj)</w:t>
+            </w:r>
+          </w:p>
+        </w:tc>
+        <w:tc>
+          <w:tcPr>
+            <w:tcW w:type="dxa" w:w="2422"/>
+            <w:tcBorders>
+              <w:top w:val="single" w:sz="4" w:space="0" w:color="CBCBCB"/>
+              <w:left w:val="single" w:sz="4" w:space="0" w:color="CBCBCB"/>
+              <w:bottom w:val="single" w:sz="4" w:space="0" w:color="CBCBCB"/>
+              <w:right w:val="single" w:sz="4" w:space="0" w:color="CBCBCB"/>
+            </w:tcBorders>
+          </w:tcPr>
+          <w:p>
+            <w:r>
+              <w:rPr>
+                <w:sz w:val="20"/>
+              </w:rPr>
+              <w:t>CcuClient, CcuUI</w:t>
+            </w:r>
+          </w:p>
+        </w:tc>
+        <w:tc>
+          <w:tcPr>
+            <w:tcW w:type="dxa" w:w="2422"/>
+            <w:tcBorders>
+              <w:top w:val="single" w:sz="4" w:space="0" w:color="CBCBCB"/>
+              <w:left w:val="single" w:sz="4" w:space="0" w:color="CBCBCB"/>
+              <w:bottom w:val="single" w:sz="4" w:space="0" w:color="CBCBCB"/>
+              <w:right w:val="single" w:sz="4" w:space="0" w:color="CBCBCB"/>
+            </w:tcBorders>
+          </w:tcPr>
+          <w:p>
+            <w:r>
+              <w:rPr>
+                <w:sz w:val="20"/>
+              </w:rPr>
+              <w:t>SSH/SFTP installer, remote command</w:t>
+            </w:r>
+          </w:p>
+        </w:tc>
+      </w:tr>
+      <w:tr>
+        <w:tc>
+          <w:tcPr>
+            <w:tcW w:type="dxa" w:w="2422"/>
             <w:shd w:val="clear" w:color="auto" w:fill="B8B3D6"/>
             <w:tcBorders>
               <w:top w:val="single" w:sz="4" w:space="0" w:color="CBCBCB"/>
@@ -6028,15 +3701,17 @@
           <w:p>
             <w:r>
               <w:rPr>
-                <w:sz w:val="20"/>
-              </w:rPr>
-              <w:t>compatible</w:t>
+                <w:rFonts w:ascii="Courier New" w:hAnsi="Courier New"/>
+                <w:color w:val="F05922"/>
+                <w:sz w:val="20"/>
+              </w:rPr>
+              <w:t>Avalonia</w:t>
             </w:r>
           </w:p>
         </w:tc>
         <w:tc>
           <w:tcPr>
-            <w:tcW w:type="dxa" w:w="3230"/>
+            <w:tcW w:type="dxa" w:w="2422"/>
             <w:shd w:val="clear" w:color="auto" w:fill="B8B3D6"/>
             <w:tcBorders>
               <w:top w:val="single" w:sz="4" w:space="0" w:color="CBCBCB"/>
@@ -6048,17 +3723,249 @@
           <w:p>
             <w:r>
               <w:rPr>
+                <w:sz w:val="20"/>
+              </w:rPr>
+              <w:t>12.x</w:t>
+            </w:r>
+          </w:p>
+        </w:tc>
+        <w:tc>
+          <w:tcPr>
+            <w:tcW w:type="dxa" w:w="2422"/>
+            <w:shd w:val="clear" w:color="auto" w:fill="B8B3D6"/>
+            <w:tcBorders>
+              <w:top w:val="single" w:sz="4" w:space="0" w:color="CBCBCB"/>
+              <w:left w:val="single" w:sz="4" w:space="0" w:color="CBCBCB"/>
+              <w:bottom w:val="single" w:sz="4" w:space="0" w:color="CBCBCB"/>
+              <w:right w:val="single" w:sz="4" w:space="0" w:color="CBCBCB"/>
+            </w:tcBorders>
+          </w:tcPr>
+          <w:p>
+            <w:r>
+              <w:rPr>
+                <w:sz w:val="20"/>
+              </w:rPr>
+              <w:t>CcuUI</w:t>
+            </w:r>
+          </w:p>
+        </w:tc>
+        <w:tc>
+          <w:tcPr>
+            <w:tcW w:type="dxa" w:w="2422"/>
+            <w:shd w:val="clear" w:color="auto" w:fill="B8B3D6"/>
+            <w:tcBorders>
+              <w:top w:val="single" w:sz="4" w:space="0" w:color="CBCBCB"/>
+              <w:left w:val="single" w:sz="4" w:space="0" w:color="CBCBCB"/>
+              <w:bottom w:val="single" w:sz="4" w:space="0" w:color="CBCBCB"/>
+              <w:right w:val="single" w:sz="4" w:space="0" w:color="CBCBCB"/>
+            </w:tcBorders>
+          </w:tcPr>
+          <w:p>
+            <w:r>
+              <w:rPr>
+                <w:sz w:val="20"/>
+              </w:rPr>
+              <w:t xml:space="preserve">UI (lưu ý G011: </w:t>
+            </w:r>
+            <w:r>
+              <w:rPr>
                 <w:rFonts w:ascii="Courier New" w:hAnsi="Courier New"/>
                 <w:color w:val="F05922"/>
                 <w:sz w:val="20"/>
               </w:rPr>
-              <w:t>KztekComponent/</w:t>
-            </w:r>
-            <w:r>
-              <w:rPr>
-                <w:sz w:val="20"/>
-              </w:rPr>
-              <w:t xml:space="preserve"> — thư viện UI C#</w:t>
+              <w:t>PlaceholderText</w:t>
+            </w:r>
+            <w:r>
+              <w:rPr>
+                <w:sz w:val="20"/>
+              </w:rPr>
+              <w:t xml:space="preserve">, không dùng </w:t>
+            </w:r>
+            <w:r>
+              <w:rPr>
+                <w:rFonts w:ascii="Courier New" w:hAnsi="Courier New"/>
+                <w:color w:val="F05922"/>
+                <w:sz w:val="20"/>
+              </w:rPr>
+              <w:t>Watermark</w:t>
+            </w:r>
+            <w:r>
+              <w:rPr>
+                <w:sz w:val="20"/>
+              </w:rPr>
+              <w:t>)</w:t>
+            </w:r>
+          </w:p>
+        </w:tc>
+      </w:tr>
+      <w:tr>
+        <w:tc>
+          <w:tcPr>
+            <w:tcW w:type="dxa" w:w="2422"/>
+            <w:tcBorders>
+              <w:top w:val="single" w:sz="4" w:space="0" w:color="CBCBCB"/>
+              <w:left w:val="single" w:sz="4" w:space="0" w:color="CBCBCB"/>
+              <w:bottom w:val="single" w:sz="4" w:space="0" w:color="CBCBCB"/>
+              <w:right w:val="single" w:sz="4" w:space="0" w:color="CBCBCB"/>
+            </w:tcBorders>
+          </w:tcPr>
+          <w:p>
+            <w:r>
+              <w:rPr>
+                <w:rFonts w:ascii="Courier New" w:hAnsi="Courier New"/>
+                <w:color w:val="F05922"/>
+                <w:sz w:val="20"/>
+              </w:rPr>
+              <w:t>KztekComponentAvalonia</w:t>
+            </w:r>
+          </w:p>
+        </w:tc>
+        <w:tc>
+          <w:tcPr>
+            <w:tcW w:type="dxa" w:w="2422"/>
+            <w:tcBorders>
+              <w:top w:val="single" w:sz="4" w:space="0" w:color="CBCBCB"/>
+              <w:left w:val="single" w:sz="4" w:space="0" w:color="CBCBCB"/>
+              <w:bottom w:val="single" w:sz="4" w:space="0" w:color="CBCBCB"/>
+              <w:right w:val="single" w:sz="4" w:space="0" w:color="CBCBCB"/>
+            </w:tcBorders>
+          </w:tcPr>
+          <w:p>
+            <w:r>
+              <w:rPr>
+                <w:sz w:val="20"/>
+              </w:rPr>
+              <w:t xml:space="preserve">ProjectReference </w:t>
+            </w:r>
+            <w:r>
+              <w:rPr>
+                <w:rFonts w:ascii="Courier New" w:hAnsi="Courier New"/>
+                <w:color w:val="F05922"/>
+                <w:sz w:val="20"/>
+              </w:rPr>
+              <w:t>E:\KZTEK\Code_Git\5.BaseUI</w:t>
+            </w:r>
+          </w:p>
+        </w:tc>
+        <w:tc>
+          <w:tcPr>
+            <w:tcW w:type="dxa" w:w="2422"/>
+            <w:tcBorders>
+              <w:top w:val="single" w:sz="4" w:space="0" w:color="CBCBCB"/>
+              <w:left w:val="single" w:sz="4" w:space="0" w:color="CBCBCB"/>
+              <w:bottom w:val="single" w:sz="4" w:space="0" w:color="CBCBCB"/>
+              <w:right w:val="single" w:sz="4" w:space="0" w:color="CBCBCB"/>
+            </w:tcBorders>
+          </w:tcPr>
+          <w:p>
+            <w:r>
+              <w:rPr>
+                <w:sz w:val="20"/>
+              </w:rPr>
+              <w:t>CcuUI</w:t>
+            </w:r>
+          </w:p>
+        </w:tc>
+        <w:tc>
+          <w:tcPr>
+            <w:tcW w:type="dxa" w:w="2422"/>
+            <w:tcBorders>
+              <w:top w:val="single" w:sz="4" w:space="0" w:color="CBCBCB"/>
+              <w:left w:val="single" w:sz="4" w:space="0" w:color="CBCBCB"/>
+              <w:bottom w:val="single" w:sz="4" w:space="0" w:color="CBCBCB"/>
+              <w:right w:val="single" w:sz="4" w:space="0" w:color="CBCBCB"/>
+            </w:tcBorders>
+          </w:tcPr>
+          <w:p>
+            <w:r>
+              <w:rPr>
+                <w:sz w:val="20"/>
+              </w:rPr>
+              <w:t>Kz controls (nguồn phần lớn warning CS1591/AVLN5001 khi full rebuild)</w:t>
+            </w:r>
+          </w:p>
+        </w:tc>
+      </w:tr>
+      <w:tr>
+        <w:tc>
+          <w:tcPr>
+            <w:tcW w:type="dxa" w:w="2422"/>
+            <w:shd w:val="clear" w:color="auto" w:fill="B8B3D6"/>
+            <w:tcBorders>
+              <w:top w:val="single" w:sz="4" w:space="0" w:color="CBCBCB"/>
+              <w:left w:val="single" w:sz="4" w:space="0" w:color="CBCBCB"/>
+              <w:bottom w:val="single" w:sz="4" w:space="0" w:color="CBCBCB"/>
+              <w:right w:val="single" w:sz="4" w:space="0" w:color="CBCBCB"/>
+            </w:tcBorders>
+          </w:tcPr>
+          <w:p>
+            <w:r>
+              <w:rPr>
+                <w:rFonts w:ascii="Courier New" w:hAnsi="Courier New"/>
+                <w:color w:val="F05922"/>
+                <w:sz w:val="20"/>
+              </w:rPr>
+              <w:t>SkiaSharp</w:t>
+            </w:r>
+          </w:p>
+        </w:tc>
+        <w:tc>
+          <w:tcPr>
+            <w:tcW w:type="dxa" w:w="2422"/>
+            <w:shd w:val="clear" w:color="auto" w:fill="B8B3D6"/>
+            <w:tcBorders>
+              <w:top w:val="single" w:sz="4" w:space="0" w:color="CBCBCB"/>
+              <w:left w:val="single" w:sz="4" w:space="0" w:color="CBCBCB"/>
+              <w:bottom w:val="single" w:sz="4" w:space="0" w:color="CBCBCB"/>
+              <w:right w:val="single" w:sz="4" w:space="0" w:color="CBCBCB"/>
+            </w:tcBorders>
+          </w:tcPr>
+          <w:p>
+            <w:r>
+              <w:rPr>
+                <w:sz w:val="20"/>
+              </w:rPr>
+              <w:t>(theo csproj)</w:t>
+            </w:r>
+          </w:p>
+        </w:tc>
+        <w:tc>
+          <w:tcPr>
+            <w:tcW w:type="dxa" w:w="2422"/>
+            <w:shd w:val="clear" w:color="auto" w:fill="B8B3D6"/>
+            <w:tcBorders>
+              <w:top w:val="single" w:sz="4" w:space="0" w:color="CBCBCB"/>
+              <w:left w:val="single" w:sz="4" w:space="0" w:color="CBCBCB"/>
+              <w:bottom w:val="single" w:sz="4" w:space="0" w:color="CBCBCB"/>
+              <w:right w:val="single" w:sz="4" w:space="0" w:color="CBCBCB"/>
+            </w:tcBorders>
+          </w:tcPr>
+          <w:p>
+            <w:r>
+              <w:rPr>
+                <w:sz w:val="20"/>
+              </w:rPr>
+              <w:t>CcuUI, ZcuAgent</w:t>
+            </w:r>
+          </w:p>
+        </w:tc>
+        <w:tc>
+          <w:tcPr>
+            <w:tcW w:type="dxa" w:w="2422"/>
+            <w:shd w:val="clear" w:color="auto" w:fill="B8B3D6"/>
+            <w:tcBorders>
+              <w:top w:val="single" w:sz="4" w:space="0" w:color="CBCBCB"/>
+              <w:left w:val="single" w:sz="4" w:space="0" w:color="CBCBCB"/>
+              <w:bottom w:val="single" w:sz="4" w:space="0" w:color="CBCBCB"/>
+              <w:right w:val="single" w:sz="4" w:space="0" w:color="CBCBCB"/>
+            </w:tcBorders>
+          </w:tcPr>
+          <w:p>
+            <w:r>
+              <w:rPr>
+                <w:sz w:val="20"/>
+              </w:rPr>
+              <w:t>Decode/encode JPEG</w:t>
             </w:r>
           </w:p>
         </w:tc>
@@ -6084,21 +3991,6 @@
           <w:sz w:val="28"/>
         </w:rPr>
         <w:t>Config / Environment Variables</w:t>
-      </w:r>
-    </w:p>
-    <w:p>
-      <w:pPr>
-        <w:spacing w:before="40" w:after="40"/>
-        <w:ind w:left="567"/>
-        <w:pBdr>
-          <w:left w:val="single" w:sz="12" w:space="10" w:color="F05922"/>
-        </w:pBdr>
-      </w:pPr>
-      <w:r>
-        <w:rPr>
-          <w:color w:val="4A3F8C"/>
-        </w:rPr>
-        <w:t>Workspace hiện tại không có env variable riêng. Project sản phẩm khi phát triển sẽ bổ sung mục này.</w:t>
       </w:r>
     </w:p>
     <w:tbl>
@@ -6154,7 +4046,7 @@
                 <w:color w:val="FFFFFF"/>
                 <w:sz w:val="20"/>
               </w:rPr>
-              <w:t>Default</w:t>
+              <w:t>Vị trí</w:t>
             </w:r>
           </w:p>
         </w:tc>
@@ -6176,7 +4068,7 @@
                 <w:color w:val="FFFFFF"/>
                 <w:sz w:val="20"/>
               </w:rPr>
-              <w:t>Bắt buộc</w:t>
+              <w:t>Default</w:t>
             </w:r>
           </w:p>
         </w:tc>
@@ -6198,7 +4090,7 @@
                 <w:color w:val="FFFFFF"/>
                 <w:sz w:val="20"/>
               </w:rPr>
-              <w:t>Mô tả</w:t>
+              <w:t>Ghi chú</w:t>
             </w:r>
           </w:p>
         </w:tc>
@@ -6238,7 +4130,7 @@
               <w:rPr>
                 <w:sz w:val="20"/>
               </w:rPr>
-              <w:t>---------</w:t>
+              <w:t>--------</w:t>
             </w:r>
           </w:p>
         </w:tc>
@@ -6296,9 +4188,11 @@
           <w:p>
             <w:r>
               <w:rPr>
-                <w:sz w:val="20"/>
-              </w:rPr>
-              <w:t>(Chưa có)</w:t>
+                <w:rFonts w:ascii="Courier New" w:hAnsi="Courier New"/>
+                <w:color w:val="F05922"/>
+                <w:sz w:val="20"/>
+              </w:rPr>
+              <w:t>Agent:Port</w:t>
             </w:r>
           </w:p>
         </w:tc>
@@ -6318,7 +4212,7 @@
               <w:rPr>
                 <w:sz w:val="20"/>
               </w:rPr>
-              <w:t>—</w:t>
+              <w:t>ZcuAgent appsettings.json</w:t>
             </w:r>
           </w:p>
         </w:tc>
@@ -6338,7 +4232,7 @@
               <w:rPr>
                 <w:sz w:val="20"/>
               </w:rPr>
-              <w:t>—</w:t>
+              <w:t>5900</w:t>
             </w:r>
           </w:p>
         </w:tc>
@@ -6358,7 +4252,405 @@
               <w:rPr>
                 <w:sz w:val="20"/>
               </w:rPr>
-              <w:t>Điền khi có project sản phẩm thực tế</w:t>
+              <w:t>TCP listener</w:t>
+            </w:r>
+          </w:p>
+        </w:tc>
+      </w:tr>
+      <w:tr>
+        <w:tc>
+          <w:tcPr>
+            <w:tcW w:type="dxa" w:w="2422"/>
+            <w:tcBorders>
+              <w:top w:val="single" w:sz="4" w:space="0" w:color="CBCBCB"/>
+              <w:left w:val="single" w:sz="4" w:space="0" w:color="CBCBCB"/>
+              <w:bottom w:val="single" w:sz="4" w:space="0" w:color="CBCBCB"/>
+              <w:right w:val="single" w:sz="4" w:space="0" w:color="CBCBCB"/>
+            </w:tcBorders>
+          </w:tcPr>
+          <w:p>
+            <w:r>
+              <w:rPr>
+                <w:rFonts w:ascii="Courier New" w:hAnsi="Courier New"/>
+                <w:color w:val="F05922"/>
+                <w:sz w:val="20"/>
+              </w:rPr>
+              <w:t>Agent:Token</w:t>
+            </w:r>
+          </w:p>
+        </w:tc>
+        <w:tc>
+          <w:tcPr>
+            <w:tcW w:type="dxa" w:w="2422"/>
+            <w:tcBorders>
+              <w:top w:val="single" w:sz="4" w:space="0" w:color="CBCBCB"/>
+              <w:left w:val="single" w:sz="4" w:space="0" w:color="CBCBCB"/>
+              <w:bottom w:val="single" w:sz="4" w:space="0" w:color="CBCBCB"/>
+              <w:right w:val="single" w:sz="4" w:space="0" w:color="CBCBCB"/>
+            </w:tcBorders>
+          </w:tcPr>
+          <w:p>
+            <w:r>
+              <w:rPr>
+                <w:sz w:val="20"/>
+              </w:rPr>
+              <w:t>ZcuAgent appsettings.json</w:t>
+            </w:r>
+          </w:p>
+        </w:tc>
+        <w:tc>
+          <w:tcPr>
+            <w:tcW w:type="dxa" w:w="2422"/>
+            <w:tcBorders>
+              <w:top w:val="single" w:sz="4" w:space="0" w:color="CBCBCB"/>
+              <w:left w:val="single" w:sz="4" w:space="0" w:color="CBCBCB"/>
+              <w:bottom w:val="single" w:sz="4" w:space="0" w:color="CBCBCB"/>
+              <w:right w:val="single" w:sz="4" w:space="0" w:color="CBCBCB"/>
+            </w:tcBorders>
+          </w:tcPr>
+          <w:p>
+            <w:r>
+              <w:rPr>
+                <w:sz w:val="20"/>
+              </w:rPr>
+              <w:t>placeholder</w:t>
+            </w:r>
+          </w:p>
+        </w:tc>
+        <w:tc>
+          <w:tcPr>
+            <w:tcW w:type="dxa" w:w="2422"/>
+            <w:tcBorders>
+              <w:top w:val="single" w:sz="4" w:space="0" w:color="CBCBCB"/>
+              <w:left w:val="single" w:sz="4" w:space="0" w:color="CBCBCB"/>
+              <w:bottom w:val="single" w:sz="4" w:space="0" w:color="CBCBCB"/>
+              <w:right w:val="single" w:sz="4" w:space="0" w:color="CBCBCB"/>
+            </w:tcBorders>
+          </w:tcPr>
+          <w:p>
+            <w:r>
+              <w:rPr>
+                <w:b/>
+                <w:sz w:val="20"/>
+              </w:rPr>
+              <w:t>Fail-fast</w:t>
+            </w:r>
+            <w:r>
+              <w:rPr>
+                <w:sz w:val="20"/>
+              </w:rPr>
+              <w:t>: còn placeholder/rỗng → service từ chối start</w:t>
+            </w:r>
+          </w:p>
+        </w:tc>
+      </w:tr>
+      <w:tr>
+        <w:tc>
+          <w:tcPr>
+            <w:tcW w:type="dxa" w:w="2422"/>
+            <w:shd w:val="clear" w:color="auto" w:fill="B8B3D6"/>
+            <w:tcBorders>
+              <w:top w:val="single" w:sz="4" w:space="0" w:color="CBCBCB"/>
+              <w:left w:val="single" w:sz="4" w:space="0" w:color="CBCBCB"/>
+              <w:bottom w:val="single" w:sz="4" w:space="0" w:color="CBCBCB"/>
+              <w:right w:val="single" w:sz="4" w:space="0" w:color="CBCBCB"/>
+            </w:tcBorders>
+          </w:tcPr>
+          <w:p>
+            <w:r>
+              <w:rPr>
+                <w:rFonts w:ascii="Courier New" w:hAnsi="Courier New"/>
+                <w:color w:val="F05922"/>
+                <w:sz w:val="20"/>
+              </w:rPr>
+              <w:t>Agent:AllowedClientIPs</w:t>
+            </w:r>
+          </w:p>
+        </w:tc>
+        <w:tc>
+          <w:tcPr>
+            <w:tcW w:type="dxa" w:w="2422"/>
+            <w:shd w:val="clear" w:color="auto" w:fill="B8B3D6"/>
+            <w:tcBorders>
+              <w:top w:val="single" w:sz="4" w:space="0" w:color="CBCBCB"/>
+              <w:left w:val="single" w:sz="4" w:space="0" w:color="CBCBCB"/>
+              <w:bottom w:val="single" w:sz="4" w:space="0" w:color="CBCBCB"/>
+              <w:right w:val="single" w:sz="4" w:space="0" w:color="CBCBCB"/>
+            </w:tcBorders>
+          </w:tcPr>
+          <w:p>
+            <w:r>
+              <w:rPr>
+                <w:sz w:val="20"/>
+              </w:rPr>
+              <w:t>ZcuAgent appsettings.json</w:t>
+            </w:r>
+          </w:p>
+        </w:tc>
+        <w:tc>
+          <w:tcPr>
+            <w:tcW w:type="dxa" w:w="2422"/>
+            <w:shd w:val="clear" w:color="auto" w:fill="B8B3D6"/>
+            <w:tcBorders>
+              <w:top w:val="single" w:sz="4" w:space="0" w:color="CBCBCB"/>
+              <w:left w:val="single" w:sz="4" w:space="0" w:color="CBCBCB"/>
+              <w:bottom w:val="single" w:sz="4" w:space="0" w:color="CBCBCB"/>
+              <w:right w:val="single" w:sz="4" w:space="0" w:color="CBCBCB"/>
+            </w:tcBorders>
+          </w:tcPr>
+          <w:p>
+            <w:r>
+              <w:rPr>
+                <w:rFonts w:ascii="Courier New" w:hAnsi="Courier New"/>
+                <w:color w:val="F05922"/>
+                <w:sz w:val="20"/>
+              </w:rPr>
+              <w:t>["0.0.0.0/0"]</w:t>
+            </w:r>
+            <w:r>
+              <w:rPr>
+                <w:sz w:val="20"/>
+              </w:rPr>
+              <w:t xml:space="preserve"> ⚠️</w:t>
+            </w:r>
+          </w:p>
+        </w:tc>
+        <w:tc>
+          <w:tcPr>
+            <w:tcW w:type="dxa" w:w="2422"/>
+            <w:shd w:val="clear" w:color="auto" w:fill="B8B3D6"/>
+            <w:tcBorders>
+              <w:top w:val="single" w:sz="4" w:space="0" w:color="CBCBCB"/>
+              <w:left w:val="single" w:sz="4" w:space="0" w:color="CBCBCB"/>
+              <w:bottom w:val="single" w:sz="4" w:space="0" w:color="CBCBCB"/>
+              <w:right w:val="single" w:sz="4" w:space="0" w:color="CBCBCB"/>
+            </w:tcBorders>
+          </w:tcPr>
+          <w:p>
+            <w:r>
+              <w:rPr>
+                <w:sz w:val="20"/>
+              </w:rPr>
+              <w:t xml:space="preserve">List rỗng = </w:t>
+            </w:r>
+            <w:r>
+              <w:rPr>
+                <w:b/>
+                <w:sz w:val="20"/>
+              </w:rPr>
+              <w:t>deny-all</w:t>
+            </w:r>
+            <w:r>
+              <w:rPr>
+                <w:sz w:val="20"/>
+              </w:rPr>
+              <w:t xml:space="preserve">; </w:t>
+            </w:r>
+            <w:r>
+              <w:rPr>
+                <w:rFonts w:ascii="Courier New" w:hAnsi="Courier New"/>
+                <w:color w:val="F05922"/>
+                <w:sz w:val="20"/>
+              </w:rPr>
+              <w:t>0.0.0.0/0</w:t>
+            </w:r>
+            <w:r>
+              <w:rPr>
+                <w:sz w:val="20"/>
+              </w:rPr>
+              <w:t xml:space="preserve"> tường minh → warning nổi bật. File mẫu — installer ghi đè; user chưa quyết đổi default (hook chặn sửa)</w:t>
+            </w:r>
+          </w:p>
+        </w:tc>
+      </w:tr>
+      <w:tr>
+        <w:tc>
+          <w:tcPr>
+            <w:tcW w:type="dxa" w:w="2422"/>
+            <w:tcBorders>
+              <w:top w:val="single" w:sz="4" w:space="0" w:color="CBCBCB"/>
+              <w:left w:val="single" w:sz="4" w:space="0" w:color="CBCBCB"/>
+              <w:bottom w:val="single" w:sz="4" w:space="0" w:color="CBCBCB"/>
+              <w:right w:val="single" w:sz="4" w:space="0" w:color="CBCBCB"/>
+            </w:tcBorders>
+          </w:tcPr>
+          <w:p>
+            <w:r>
+              <w:rPr>
+                <w:rFonts w:ascii="Courier New" w:hAnsi="Courier New"/>
+                <w:color w:val="F05922"/>
+                <w:sz w:val="20"/>
+              </w:rPr>
+              <w:t>Agent:EnableDesktopIntegration</w:t>
+            </w:r>
+          </w:p>
+        </w:tc>
+        <w:tc>
+          <w:tcPr>
+            <w:tcW w:type="dxa" w:w="2422"/>
+            <w:tcBorders>
+              <w:top w:val="single" w:sz="4" w:space="0" w:color="CBCBCB"/>
+              <w:left w:val="single" w:sz="4" w:space="0" w:color="CBCBCB"/>
+              <w:bottom w:val="single" w:sz="4" w:space="0" w:color="CBCBCB"/>
+              <w:right w:val="single" w:sz="4" w:space="0" w:color="CBCBCB"/>
+            </w:tcBorders>
+          </w:tcPr>
+          <w:p>
+            <w:r>
+              <w:rPr>
+                <w:sz w:val="20"/>
+              </w:rPr>
+              <w:t>ZcuAgent appsettings.json</w:t>
+            </w:r>
+          </w:p>
+        </w:tc>
+        <w:tc>
+          <w:tcPr>
+            <w:tcW w:type="dxa" w:w="2422"/>
+            <w:tcBorders>
+              <w:top w:val="single" w:sz="4" w:space="0" w:color="CBCBCB"/>
+              <w:left w:val="single" w:sz="4" w:space="0" w:color="CBCBCB"/>
+              <w:bottom w:val="single" w:sz="4" w:space="0" w:color="CBCBCB"/>
+              <w:right w:val="single" w:sz="4" w:space="0" w:color="CBCBCB"/>
+            </w:tcBorders>
+          </w:tcPr>
+          <w:p>
+            <w:r>
+              <w:rPr>
+                <w:sz w:val="20"/>
+              </w:rPr>
+              <w:t>true</w:t>
+            </w:r>
+          </w:p>
+        </w:tc>
+        <w:tc>
+          <w:tcPr>
+            <w:tcW w:type="dxa" w:w="2422"/>
+            <w:tcBorders>
+              <w:top w:val="single" w:sz="4" w:space="0" w:color="CBCBCB"/>
+              <w:left w:val="single" w:sz="4" w:space="0" w:color="CBCBCB"/>
+              <w:bottom w:val="single" w:sz="4" w:space="0" w:color="CBCBCB"/>
+              <w:right w:val="single" w:sz="4" w:space="0" w:color="CBCBCB"/>
+            </w:tcBorders>
+          </w:tcPr>
+          <w:p>
+            <w:r>
+              <w:rPr>
+                <w:sz w:val="20"/>
+              </w:rPr>
+              <w:t>Tắt notify-send/xclip</w:t>
+            </w:r>
+          </w:p>
+        </w:tc>
+      </w:tr>
+      <w:tr>
+        <w:tc>
+          <w:tcPr>
+            <w:tcW w:type="dxa" w:w="2422"/>
+            <w:shd w:val="clear" w:color="auto" w:fill="B8B3D6"/>
+            <w:tcBorders>
+              <w:top w:val="single" w:sz="4" w:space="0" w:color="CBCBCB"/>
+              <w:left w:val="single" w:sz="4" w:space="0" w:color="CBCBCB"/>
+              <w:bottom w:val="single" w:sz="4" w:space="0" w:color="CBCBCB"/>
+              <w:right w:val="single" w:sz="4" w:space="0" w:color="CBCBCB"/>
+            </w:tcBorders>
+          </w:tcPr>
+          <w:p>
+            <w:r>
+              <w:rPr>
+                <w:rFonts w:ascii="Courier New" w:hAnsi="Courier New"/>
+                <w:color w:val="F05922"/>
+                <w:sz w:val="20"/>
+              </w:rPr>
+              <w:t>KIOSK_SUDO_PASS</w:t>
+            </w:r>
+          </w:p>
+        </w:tc>
+        <w:tc>
+          <w:tcPr>
+            <w:tcW w:type="dxa" w:w="2422"/>
+            <w:shd w:val="clear" w:color="auto" w:fill="B8B3D6"/>
+            <w:tcBorders>
+              <w:top w:val="single" w:sz="4" w:space="0" w:color="CBCBCB"/>
+              <w:left w:val="single" w:sz="4" w:space="0" w:color="CBCBCB"/>
+              <w:bottom w:val="single" w:sz="4" w:space="0" w:color="CBCBCB"/>
+              <w:right w:val="single" w:sz="4" w:space="0" w:color="CBCBCB"/>
+            </w:tcBorders>
+          </w:tcPr>
+          <w:p>
+            <w:r>
+              <w:rPr>
+                <w:sz w:val="20"/>
+              </w:rPr>
+              <w:t>env khi chạy script kiosk</w:t>
+            </w:r>
+          </w:p>
+        </w:tc>
+        <w:tc>
+          <w:tcPr>
+            <w:tcW w:type="dxa" w:w="2422"/>
+            <w:shd w:val="clear" w:color="auto" w:fill="B8B3D6"/>
+            <w:tcBorders>
+              <w:top w:val="single" w:sz="4" w:space="0" w:color="CBCBCB"/>
+              <w:left w:val="single" w:sz="4" w:space="0" w:color="CBCBCB"/>
+              <w:bottom w:val="single" w:sz="4" w:space="0" w:color="CBCBCB"/>
+              <w:right w:val="single" w:sz="4" w:space="0" w:color="CBCBCB"/>
+            </w:tcBorders>
+          </w:tcPr>
+          <w:p>
+            <w:r>
+              <w:rPr>
+                <w:sz w:val="20"/>
+              </w:rPr>
+              <w:t>—</w:t>
+            </w:r>
+          </w:p>
+        </w:tc>
+        <w:tc>
+          <w:tcPr>
+            <w:tcW w:type="dxa" w:w="2422"/>
+            <w:shd w:val="clear" w:color="auto" w:fill="B8B3D6"/>
+            <w:tcBorders>
+              <w:top w:val="single" w:sz="4" w:space="0" w:color="CBCBCB"/>
+              <w:left w:val="single" w:sz="4" w:space="0" w:color="CBCBCB"/>
+              <w:bottom w:val="single" w:sz="4" w:space="0" w:color="CBCBCB"/>
+              <w:right w:val="single" w:sz="4" w:space="0" w:color="CBCBCB"/>
+            </w:tcBorders>
+          </w:tcPr>
+          <w:p>
+            <w:r>
+              <w:rPr>
+                <w:sz w:val="20"/>
+              </w:rPr>
+              <w:t xml:space="preserve">Chỉ còn </w:t>
+            </w:r>
+            <w:r>
+              <w:rPr>
+                <w:rFonts w:ascii="Courier New" w:hAnsi="Courier New"/>
+                <w:color w:val="F05922"/>
+                <w:sz w:val="20"/>
+              </w:rPr>
+              <w:t>KioskDeployService</w:t>
+            </w:r>
+            <w:r>
+              <w:rPr>
+                <w:sz w:val="20"/>
+              </w:rPr>
+              <w:t xml:space="preserve"> set; CcuUI RemoteCommand/BulkAction ĐÃ BỎ (S3) — chạy tay script kiosk qua RemoteCommandWindow sẽ không có env này, </w:t>
+            </w:r>
+            <w:r>
+              <w:rPr>
+                <w:rFonts w:ascii="Courier New" w:hAnsi="Courier New"/>
+                <w:color w:val="F05922"/>
+                <w:sz w:val="20"/>
+              </w:rPr>
+              <w:t>_sudo()</w:t>
+            </w:r>
+            <w:r>
+              <w:rPr>
+                <w:sz w:val="20"/>
+              </w:rPr>
+              <w:t xml:space="preserve"> fallback sudo thường</w:t>
             </w:r>
           </w:p>
         </w:tc>
@@ -6625,7 +4917,7 @@
               <w:rPr>
                 <w:sz w:val="20"/>
               </w:rPr>
-              <w:t>2026-07-23</w:t>
+              <w:t>2026-07-26</w:t>
             </w:r>
           </w:p>
         </w:tc>
@@ -6643,11 +4935,9 @@
           <w:p>
             <w:r>
               <w:rPr>
-                <w:rFonts w:ascii="Courier New" w:hAnsi="Courier New"/>
-                <w:color w:val="F05922"/>
-                <w:sz w:val="20"/>
-              </w:rPr>
-              <w:t>src/TodoApp/</w:t>
+                <w:sz w:val="20"/>
+              </w:rPr>
+              <w:t>Toàn bộ 3 project</w:t>
             </w:r>
           </w:p>
         </w:tc>
@@ -6667,7 +4957,7 @@
               <w:rPr>
                 <w:sz w:val="20"/>
               </w:rPr>
-              <w:t>Add</w:t>
+              <w:t>Fix</w:t>
             </w:r>
           </w:p>
         </w:tc>
@@ -6687,7 +4977,77 @@
               <w:rPr>
                 <w:sz w:val="20"/>
               </w:rPr>
-              <w:t>Xây dựng ứng dụng TodoApp C# Windows Forms (.NET 10)</w:t>
+              <w:t xml:space="preserve">Audit-fix 41 phát hiện (A1-A6, S1-S4+S7, L1-L9, Q1-Q19) — commits </w:t>
+            </w:r>
+            <w:r>
+              <w:rPr>
+                <w:rFonts w:ascii="Courier New" w:hAnsi="Courier New"/>
+                <w:color w:val="F05922"/>
+                <w:sz w:val="20"/>
+              </w:rPr>
+              <w:t>0146cb4</w:t>
+            </w:r>
+            <w:r>
+              <w:rPr>
+                <w:sz w:val="20"/>
+              </w:rPr>
+              <w:t xml:space="preserve">, </w:t>
+            </w:r>
+            <w:r>
+              <w:rPr>
+                <w:rFonts w:ascii="Courier New" w:hAnsi="Courier New"/>
+                <w:color w:val="F05922"/>
+                <w:sz w:val="20"/>
+              </w:rPr>
+              <w:t>1ab4f03</w:t>
+            </w:r>
+            <w:r>
+              <w:rPr>
+                <w:sz w:val="20"/>
+              </w:rPr>
+              <w:t xml:space="preserve">, </w:t>
+            </w:r>
+            <w:r>
+              <w:rPr>
+                <w:rFonts w:ascii="Courier New" w:hAnsi="Courier New"/>
+                <w:color w:val="F05922"/>
+                <w:sz w:val="20"/>
+              </w:rPr>
+              <w:t>58909eb</w:t>
+            </w:r>
+            <w:r>
+              <w:rPr>
+                <w:sz w:val="20"/>
+              </w:rPr>
+              <w:t xml:space="preserve">, </w:t>
+            </w:r>
+            <w:r>
+              <w:rPr>
+                <w:rFonts w:ascii="Courier New" w:hAnsi="Courier New"/>
+                <w:color w:val="F05922"/>
+                <w:sz w:val="20"/>
+              </w:rPr>
+              <w:t>8b0aaa3</w:t>
+            </w:r>
+            <w:r>
+              <w:rPr>
+                <w:sz w:val="20"/>
+              </w:rPr>
+              <w:t xml:space="preserve">, </w:t>
+            </w:r>
+            <w:r>
+              <w:rPr>
+                <w:rFonts w:ascii="Courier New" w:hAnsi="Courier New"/>
+                <w:color w:val="F05922"/>
+                <w:sz w:val="20"/>
+              </w:rPr>
+              <w:t>de981cf</w:t>
+            </w:r>
+            <w:r>
+              <w:rPr>
+                <w:sz w:val="20"/>
+              </w:rPr>
+              <w:t>. S5/S6 (license) giữ nguyên theo quyết định user</w:t>
             </w:r>
           </w:p>
         </w:tc>
@@ -6707,7 +5067,7 @@
               <w:rPr>
                 <w:sz w:val="20"/>
               </w:rPr>
-              <w:t>senior-developer</w:t>
+              <w:t>senior-developer + tech-lead</w:t>
             </w:r>
           </w:p>
         </w:tc>
@@ -6728,7 +5088,7 @@
               <w:rPr>
                 <w:sz w:val="20"/>
               </w:rPr>
-              <w:t>2026-07-12</w:t>
+              <w:t>2026-07-26</w:t>
             </w:r>
           </w:p>
         </w:tc>
@@ -6749,7 +5109,21 @@
                 <w:color w:val="F05922"/>
                 <w:sz w:val="20"/>
               </w:rPr>
-              <w:t>.gemini/evals/</w:t>
+              <w:t>CcuClient/ShellQuote.cs</w:t>
+            </w:r>
+            <w:r>
+              <w:rPr>
+                <w:sz w:val="20"/>
+              </w:rPr>
+              <w:t xml:space="preserve">, </w:t>
+            </w:r>
+            <w:r>
+              <w:rPr>
+                <w:rFonts w:ascii="Courier New" w:hAnsi="Courier New"/>
+                <w:color w:val="F05922"/>
+                <w:sz w:val="20"/>
+              </w:rPr>
+              <w:t>SecretProtector.cs</w:t>
             </w:r>
           </w:p>
         </w:tc>
@@ -6787,7 +5161,7 @@
               <w:rPr>
                 <w:sz w:val="20"/>
               </w:rPr>
-              <w:t>Tạo thư mục + 3 eval mẫu (task-planner, senior-developer, qa-engineer)</w:t>
+              <w:t>Helper shell-quoting + DPAPI secret (chi tiết bảng Interface)</w:t>
             </w:r>
           </w:p>
         </w:tc>
@@ -6828,7 +5202,7 @@
               <w:rPr>
                 <w:sz w:val="20"/>
               </w:rPr>
-              <w:t>2026-07-12</w:t>
+              <w:t>2026-07-26</w:t>
             </w:r>
           </w:p>
         </w:tc>
@@ -6850,7 +5224,21 @@
                 <w:color w:val="F05922"/>
                 <w:sz w:val="20"/>
               </w:rPr>
-              <w:t>code-graph/CODE-GRAPH.md</w:t>
+              <w:t>CcuUI/Views/SessionPickerWindow</w:t>
+            </w:r>
+            <w:r>
+              <w:rPr>
+                <w:sz w:val="20"/>
+              </w:rPr>
+              <w:t xml:space="preserve">, </w:t>
+            </w:r>
+            <w:r>
+              <w:rPr>
+                <w:rFonts w:ascii="Courier New" w:hAnsi="Courier New"/>
+                <w:color w:val="F05922"/>
+                <w:sz w:val="20"/>
+              </w:rPr>
+              <w:t>ConfirmDeleteDialog</w:t>
             </w:r>
           </w:p>
         </w:tc>
@@ -6890,7 +5278,7 @@
               <w:rPr>
                 <w:sz w:val="20"/>
               </w:rPr>
-              <w:t>Tạo bản đồ codebase ban đầu cho workspace</w:t>
+              <w:t>Dialog mới (A6, Q14)</w:t>
             </w:r>
           </w:p>
         </w:tc>
@@ -6898,6 +5286,105 @@
           <w:tcPr>
             <w:tcW w:type="dxa" w:w="1938"/>
             <w:shd w:val="clear" w:color="auto" w:fill="B8B3D6"/>
+            <w:tcBorders>
+              <w:top w:val="single" w:sz="4" w:space="0" w:color="CBCBCB"/>
+              <w:left w:val="single" w:sz="4" w:space="0" w:color="CBCBCB"/>
+              <w:bottom w:val="single" w:sz="4" w:space="0" w:color="CBCBCB"/>
+              <w:right w:val="single" w:sz="4" w:space="0" w:color="CBCBCB"/>
+            </w:tcBorders>
+          </w:tcPr>
+          <w:p>
+            <w:r>
+              <w:rPr>
+                <w:sz w:val="20"/>
+              </w:rPr>
+              <w:t>senior-developer</w:t>
+            </w:r>
+          </w:p>
+        </w:tc>
+      </w:tr>
+      <w:tr>
+        <w:tc>
+          <w:tcPr>
+            <w:tcW w:type="dxa" w:w="1938"/>
+            <w:tcBorders>
+              <w:top w:val="single" w:sz="4" w:space="0" w:color="CBCBCB"/>
+              <w:left w:val="single" w:sz="4" w:space="0" w:color="CBCBCB"/>
+              <w:bottom w:val="single" w:sz="4" w:space="0" w:color="CBCBCB"/>
+              <w:right w:val="single" w:sz="4" w:space="0" w:color="CBCBCB"/>
+            </w:tcBorders>
+          </w:tcPr>
+          <w:p>
+            <w:r>
+              <w:rPr>
+                <w:sz w:val="20"/>
+              </w:rPr>
+              <w:t>2026-07-26</w:t>
+            </w:r>
+          </w:p>
+        </w:tc>
+        <w:tc>
+          <w:tcPr>
+            <w:tcW w:type="dxa" w:w="1938"/>
+            <w:tcBorders>
+              <w:top w:val="single" w:sz="4" w:space="0" w:color="CBCBCB"/>
+              <w:left w:val="single" w:sz="4" w:space="0" w:color="CBCBCB"/>
+              <w:bottom w:val="single" w:sz="4" w:space="0" w:color="CBCBCB"/>
+              <w:right w:val="single" w:sz="4" w:space="0" w:color="CBCBCB"/>
+            </w:tcBorders>
+          </w:tcPr>
+          <w:p>
+            <w:r>
+              <w:rPr>
+                <w:rFonts w:ascii="Courier New" w:hAnsi="Courier New"/>
+                <w:color w:val="F05922"/>
+                <w:sz w:val="20"/>
+              </w:rPr>
+              <w:t>code-graph/CODE-GRAPH.md</w:t>
+            </w:r>
+          </w:p>
+        </w:tc>
+        <w:tc>
+          <w:tcPr>
+            <w:tcW w:type="dxa" w:w="1938"/>
+            <w:tcBorders>
+              <w:top w:val="single" w:sz="4" w:space="0" w:color="CBCBCB"/>
+              <w:left w:val="single" w:sz="4" w:space="0" w:color="CBCBCB"/>
+              <w:bottom w:val="single" w:sz="4" w:space="0" w:color="CBCBCB"/>
+              <w:right w:val="single" w:sz="4" w:space="0" w:color="CBCBCB"/>
+            </w:tcBorders>
+          </w:tcPr>
+          <w:p>
+            <w:r>
+              <w:rPr>
+                <w:sz w:val="20"/>
+              </w:rPr>
+              <w:t>Rewrite</w:t>
+            </w:r>
+          </w:p>
+        </w:tc>
+        <w:tc>
+          <w:tcPr>
+            <w:tcW w:type="dxa" w:w="1938"/>
+            <w:tcBorders>
+              <w:top w:val="single" w:sz="4" w:space="0" w:color="CBCBCB"/>
+              <w:left w:val="single" w:sz="4" w:space="0" w:color="CBCBCB"/>
+              <w:bottom w:val="single" w:sz="4" w:space="0" w:color="CBCBCB"/>
+              <w:right w:val="single" w:sz="4" w:space="0" w:color="CBCBCB"/>
+            </w:tcBorders>
+          </w:tcPr>
+          <w:p>
+            <w:r>
+              <w:rPr>
+                <w:sz w:val="20"/>
+              </w:rPr>
+              <w:t>Viết lại v2.0 đúng repo RemoteControlTool (bản cũ mô tả workspace khác)</w:t>
+            </w:r>
+          </w:p>
+        </w:tc>
+        <w:tc>
+          <w:tcPr>
+            <w:tcW w:type="dxa" w:w="1938"/>
             <w:tcBorders>
               <w:top w:val="single" w:sz="4" w:space="0" w:color="CBCBCB"/>
               <w:left w:val="single" w:sz="4" w:space="0" w:color="CBCBCB"/>
@@ -7035,7 +5522,7 @@
                 <w:color w:val="FFFFFF"/>
                 <w:sz w:val="20"/>
               </w:rPr>
-              <w:t>Agent ghi nhận</w:t>
+              <w:t>Agent</w:t>
             </w:r>
           </w:p>
         </w:tc>
@@ -7113,7 +5600,7 @@
               <w:rPr>
                 <w:sz w:val="20"/>
               </w:rPr>
-              <w:t>-----------------</w:t>
+              <w:t>-------</w:t>
             </w:r>
           </w:p>
         </w:tc>
@@ -7135,7 +5622,7 @@
               <w:rPr>
                 <w:sz w:val="20"/>
               </w:rPr>
-              <w:t>2026-07-12</w:t>
+              <w:t>2026-07-26</w:t>
             </w:r>
           </w:p>
         </w:tc>
@@ -7155,7 +5642,7 @@
               <w:rPr>
                 <w:sz w:val="20"/>
               </w:rPr>
-              <w:t xml:space="preserve">Dùng </w:t>
+              <w:t xml:space="preserve">License S5/S6 (backdoor </w:t>
             </w:r>
             <w:r>
               <w:rPr>
@@ -7163,27 +5650,13 @@
                 <w:color w:val="F05922"/>
                 <w:sz w:val="20"/>
               </w:rPr>
-              <w:t>--no-pdf</w:t>
-            </w:r>
-            <w:r>
-              <w:rPr>
-                <w:sz w:val="20"/>
-              </w:rPr>
-              <w:t xml:space="preserve"> làm mặc định khi chạy </w:t>
-            </w:r>
-            <w:r>
-              <w:rPr>
-                <w:rFonts w:ascii="Courier New" w:hAnsi="Courier New"/>
-                <w:color w:val="F05922"/>
-                <w:sz w:val="20"/>
-              </w:rPr>
-              <w:t>md_to_docx_kztek.py</w:t>
-            </w:r>
-            <w:r>
-              <w:rPr>
-                <w:sz w:val="20"/>
-              </w:rPr>
-              <w:t xml:space="preserve"> trên môi trường cloud/sandbox</w:t>
+              <w:t>"ANHNV"</w:t>
+            </w:r>
+            <w:r>
+              <w:rPr>
+                <w:sz w:val="20"/>
+              </w:rPr>
+              <w:t xml:space="preserve"> + không enforce) GIỮ NGUYÊN</w:t>
             </w:r>
           </w:p>
         </w:tc>
@@ -7203,7 +5676,15 @@
               <w:rPr>
                 <w:sz w:val="20"/>
               </w:rPr>
-              <w:t>PDF export yêu cầu LibreOffice/docx2pdf không có sẵn trong sandbox — DOCX đủ dùng; PDF optional</w:t>
+              <w:t xml:space="preserve">Quyết định user — có thể cố ý cho nội bộ; ghi nhận tại </w:t>
+            </w:r>
+            <w:r>
+              <w:rPr>
+                <w:rFonts w:ascii="Courier New" w:hAnsi="Courier New"/>
+                <w:color w:val="F05922"/>
+                <w:sz w:val="20"/>
+              </w:rPr>
+              <w:t>docs/bugs/BUG-remote-control-audit-2026-07-26.md</w:t>
             </w:r>
           </w:p>
         </w:tc>
@@ -7223,7 +5704,7 @@
               <w:rPr>
                 <w:sz w:val="20"/>
               </w:rPr>
-              <w:t>senior-developer</w:t>
+              <w:t>dispatcher</w:t>
             </w:r>
           </w:p>
         </w:tc>
@@ -7244,7 +5725,7 @@
               <w:rPr>
                 <w:sz w:val="20"/>
               </w:rPr>
-              <w:t>2026-07-12</w:t>
+              <w:t>2026-07-26</w:t>
             </w:r>
           </w:p>
         </w:tc>
@@ -7261,17 +5742,9 @@
           <w:p>
             <w:r>
               <w:rPr>
-                <w:rFonts w:ascii="Courier New" w:hAnsi="Courier New"/>
-                <w:color w:val="F05922"/>
-                <w:sz w:val="20"/>
-              </w:rPr>
-              <w:t>src/</w:t>
-            </w:r>
-            <w:r>
-              <w:rPr>
-                <w:sz w:val="20"/>
-              </w:rPr>
-              <w:t xml:space="preserve"> không tạo cho workspace agent — không có codebase sản phẩm tại đây</w:t>
+                <w:sz w:val="20"/>
+              </w:rPr>
+              <w:t>DPAPI chỉ Windows — Linux cảnh báo tường minh, KHÔNG im lặng plaintext</w:t>
             </w:r>
           </w:p>
         </w:tc>
@@ -7290,7 +5763,7 @@
               <w:rPr>
                 <w:sz w:val="20"/>
               </w:rPr>
-              <w:t>Workspace này chỉ là framework orchestration; codebase sản phẩm sẽ có project riêng khi bắt đầu</w:t>
+              <w:t>App cross-platform; im lặng fallback = lỗ hổng ẩn</w:t>
             </w:r>
           </w:p>
         </w:tc>
@@ -7309,7 +5782,167 @@
               <w:rPr>
                 <w:sz w:val="20"/>
               </w:rPr>
-              <w:t>senior-developer</w:t>
+              <w:t>tech-lead</w:t>
+            </w:r>
+          </w:p>
+        </w:tc>
+      </w:tr>
+      <w:tr>
+        <w:tc>
+          <w:tcPr>
+            <w:tcW w:type="dxa" w:w="2422"/>
+            <w:shd w:val="clear" w:color="auto" w:fill="B8B3D6"/>
+            <w:tcBorders>
+              <w:top w:val="single" w:sz="4" w:space="0" w:color="CBCBCB"/>
+              <w:left w:val="single" w:sz="4" w:space="0" w:color="CBCBCB"/>
+              <w:bottom w:val="single" w:sz="4" w:space="0" w:color="CBCBCB"/>
+              <w:right w:val="single" w:sz="4" w:space="0" w:color="CBCBCB"/>
+            </w:tcBorders>
+          </w:tcPr>
+          <w:p>
+            <w:r>
+              <w:rPr>
+                <w:sz w:val="20"/>
+              </w:rPr>
+              <w:t>2026-07-26</w:t>
+            </w:r>
+          </w:p>
+        </w:tc>
+        <w:tc>
+          <w:tcPr>
+            <w:tcW w:type="dxa" w:w="2422"/>
+            <w:shd w:val="clear" w:color="auto" w:fill="B8B3D6"/>
+            <w:tcBorders>
+              <w:top w:val="single" w:sz="4" w:space="0" w:color="CBCBCB"/>
+              <w:left w:val="single" w:sz="4" w:space="0" w:color="CBCBCB"/>
+              <w:bottom w:val="single" w:sz="4" w:space="0" w:color="CBCBCB"/>
+              <w:right w:val="single" w:sz="4" w:space="0" w:color="CBCBCB"/>
+            </w:tcBorders>
+          </w:tcPr>
+          <w:p>
+            <w:r>
+              <w:rPr>
+                <w:sz w:val="20"/>
+              </w:rPr>
+              <w:t>TD-1 (ShellQuote public + sudo-stdin helper chung), TD-2 (EncodeFrameJpeg ArrayPool) hoãn sang task refactor riêng</w:t>
+            </w:r>
+          </w:p>
+        </w:tc>
+        <w:tc>
+          <w:tcPr>
+            <w:tcW w:type="dxa" w:w="2422"/>
+            <w:shd w:val="clear" w:color="auto" w:fill="B8B3D6"/>
+            <w:tcBorders>
+              <w:top w:val="single" w:sz="4" w:space="0" w:color="CBCBCB"/>
+              <w:left w:val="single" w:sz="4" w:space="0" w:color="CBCBCB"/>
+              <w:bottom w:val="single" w:sz="4" w:space="0" w:color="CBCBCB"/>
+              <w:right w:val="single" w:sz="4" w:space="0" w:color="CBCBCB"/>
+            </w:tcBorders>
+          </w:tcPr>
+          <w:p>
+            <w:r>
+              <w:rPr>
+                <w:sz w:val="20"/>
+              </w:rPr>
+              <w:t>Refactor ngay trước push tăng rủi ro regression cho code vừa review PASS</w:t>
+            </w:r>
+          </w:p>
+        </w:tc>
+        <w:tc>
+          <w:tcPr>
+            <w:tcW w:type="dxa" w:w="2422"/>
+            <w:shd w:val="clear" w:color="auto" w:fill="B8B3D6"/>
+            <w:tcBorders>
+              <w:top w:val="single" w:sz="4" w:space="0" w:color="CBCBCB"/>
+              <w:left w:val="single" w:sz="4" w:space="0" w:color="CBCBCB"/>
+              <w:bottom w:val="single" w:sz="4" w:space="0" w:color="CBCBCB"/>
+              <w:right w:val="single" w:sz="4" w:space="0" w:color="CBCBCB"/>
+            </w:tcBorders>
+          </w:tcPr>
+          <w:p>
+            <w:r>
+              <w:rPr>
+                <w:sz w:val="20"/>
+              </w:rPr>
+              <w:t>tech-lead</w:t>
+            </w:r>
+          </w:p>
+        </w:tc>
+      </w:tr>
+      <w:tr>
+        <w:tc>
+          <w:tcPr>
+            <w:tcW w:type="dxa" w:w="2422"/>
+            <w:tcBorders>
+              <w:top w:val="single" w:sz="4" w:space="0" w:color="CBCBCB"/>
+              <w:left w:val="single" w:sz="4" w:space="0" w:color="CBCBCB"/>
+              <w:bottom w:val="single" w:sz="4" w:space="0" w:color="CBCBCB"/>
+              <w:right w:val="single" w:sz="4" w:space="0" w:color="CBCBCB"/>
+            </w:tcBorders>
+          </w:tcPr>
+          <w:p>
+            <w:r>
+              <w:rPr>
+                <w:sz w:val="20"/>
+              </w:rPr>
+              <w:t>2026-07-26</w:t>
+            </w:r>
+          </w:p>
+        </w:tc>
+        <w:tc>
+          <w:tcPr>
+            <w:tcW w:type="dxa" w:w="2422"/>
+            <w:tcBorders>
+              <w:top w:val="single" w:sz="4" w:space="0" w:color="CBCBCB"/>
+              <w:left w:val="single" w:sz="4" w:space="0" w:color="CBCBCB"/>
+              <w:bottom w:val="single" w:sz="4" w:space="0" w:color="CBCBCB"/>
+              <w:right w:val="single" w:sz="4" w:space="0" w:color="CBCBCB"/>
+            </w:tcBorders>
+          </w:tcPr>
+          <w:p>
+            <w:r>
+              <w:rPr>
+                <w:sz w:val="20"/>
+              </w:rPr>
+              <w:t>Baseline warning phải đo cùng chế độ build (full rebuild đếm cả project tham chiếu ngoài KztekComponentAvalonia — 456 vs 19 incremental)</w:t>
+            </w:r>
+          </w:p>
+        </w:tc>
+        <w:tc>
+          <w:tcPr>
+            <w:tcW w:type="dxa" w:w="2422"/>
+            <w:tcBorders>
+              <w:top w:val="single" w:sz="4" w:space="0" w:color="CBCBCB"/>
+              <w:left w:val="single" w:sz="4" w:space="0" w:color="CBCBCB"/>
+              <w:bottom w:val="single" w:sz="4" w:space="0" w:color="CBCBCB"/>
+              <w:right w:val="single" w:sz="4" w:space="0" w:color="CBCBCB"/>
+            </w:tcBorders>
+          </w:tcPr>
+          <w:p>
+            <w:r>
+              <w:rPr>
+                <w:sz w:val="20"/>
+              </w:rPr>
+              <w:t>Tránh báo động giả "warning mới"</w:t>
+            </w:r>
+          </w:p>
+        </w:tc>
+        <w:tc>
+          <w:tcPr>
+            <w:tcW w:type="dxa" w:w="2422"/>
+            <w:tcBorders>
+              <w:top w:val="single" w:sz="4" w:space="0" w:color="CBCBCB"/>
+              <w:left w:val="single" w:sz="4" w:space="0" w:color="CBCBCB"/>
+              <w:bottom w:val="single" w:sz="4" w:space="0" w:color="CBCBCB"/>
+              <w:right w:val="single" w:sz="4" w:space="0" w:color="CBCBCB"/>
+            </w:tcBorders>
+          </w:tcPr>
+          <w:p>
+            <w:r>
+              <w:rPr>
+                <w:sz w:val="20"/>
+              </w:rPr>
+              <w:t>tech-lead</w:t>
             </w:r>
           </w:p>
         </w:tc>
@@ -7348,41 +5981,13 @@
           <w:b/>
           <w:sz w:val="21"/>
         </w:rPr>
-        <w:t>Không có codebase sản phẩm:</w:t>
+        <w:t>Không có unit/integration test</w:t>
       </w:r>
       <w:r>
         <w:rPr>
           <w:sz w:val="21"/>
         </w:rPr>
-        <w:t xml:space="preserve"> </w:t>
-      </w:r>
-      <w:r>
-        <w:rPr>
-          <w:rFonts w:ascii="Courier New" w:hAnsi="Courier New"/>
-          <w:color w:val="F05922"/>
-          <w:sz w:val="21"/>
-        </w:rPr>
-        <w:t>src/</w:t>
-      </w:r>
-      <w:r>
-        <w:rPr>
-          <w:sz w:val="21"/>
-        </w:rPr>
-        <w:t xml:space="preserve">, </w:t>
-      </w:r>
-      <w:r>
-        <w:rPr>
-          <w:rFonts w:ascii="Courier New" w:hAnsi="Courier New"/>
-          <w:color w:val="F05922"/>
-          <w:sz w:val="21"/>
-        </w:rPr>
-        <w:t>tests/</w:t>
-      </w:r>
-      <w:r>
-        <w:rPr>
-          <w:sz w:val="21"/>
-        </w:rPr>
-        <w:t xml:space="preserve"> không tồn tại trong workspace này. Tất cả code sản phẩm nằm trong project riêng được quản lý bởi workspace này.</w:t>
+        <w:t xml:space="preserve"> trong cả 3 project — khuyến nghị bổ sung round-trip codec test + reconnect leak test (ghi nhận tại BUG report §7).</w:t>
       </w:r>
     </w:p>
     <w:p>
@@ -7396,13 +6001,13 @@
           <w:b/>
           <w:sz w:val="21"/>
         </w:rPr>
-        <w:t>KztekComponent là shared library thật:</w:t>
+        <w:t>Buffer reuse ZcuAgent:</w:t>
       </w:r>
       <w:r>
         <w:rPr>
           <w:sz w:val="21"/>
         </w:rPr>
-        <w:t xml:space="preserve"> Các controls trong </w:t>
+        <w:t xml:space="preserve"> pixel buffer + jpeg buffer tái dùng giữa các frame — an toàn vì capture loop single-threaded, consume đồng bộ; KHÔNG giữ tham chiếu </w:t>
       </w:r>
       <w:r>
         <w:rPr>
@@ -7410,13 +6015,13 @@
           <w:color w:val="F05922"/>
           <w:sz w:val="21"/>
         </w:rPr>
-        <w:t>KztekComponent/Controls/</w:t>
+        <w:t>ReadOnlyMemory&lt;byte&gt;</w:t>
       </w:r>
       <w:r>
         <w:rPr>
           <w:sz w:val="21"/>
         </w:rPr>
-        <w:t xml:space="preserve"> là C# WinForms components thực tế, dùng chung cho tất cả project C# KZTEK. Mọi coding agent PHẢI tra cứu trước khi tự viết control mới.</w:t>
+        <w:t xml:space="preserve"> qua frame kế.</w:t>
       </w:r>
     </w:p>
     <w:p>
@@ -7430,27 +6035,13 @@
           <w:b/>
           <w:sz w:val="21"/>
         </w:rPr>
-        <w:t>PDF export là optional trong sandbox:</w:t>
+        <w:t>`appsettings.json` ZcuAgent được hook `config-protection` bảo vệ</w:t>
       </w:r>
       <w:r>
         <w:rPr>
           <w:sz w:val="21"/>
         </w:rPr>
-        <w:t xml:space="preserve"> Môi trường cloud không có LibreOffice — chỉ xuất DOCX; PDF có thể xuất ở môi trường local với </w:t>
-      </w:r>
-      <w:r>
-        <w:rPr>
-          <w:rFonts w:ascii="Courier New" w:hAnsi="Courier New"/>
-          <w:color w:val="F05922"/>
-          <w:sz w:val="21"/>
-        </w:rPr>
-        <w:t>docx2pdf</w:t>
-      </w:r>
-      <w:r>
-        <w:rPr>
-          <w:sz w:val="21"/>
-        </w:rPr>
-        <w:t xml:space="preserve"> hoặc LibreOffice.</w:t>
+        <w:t xml:space="preserve"> — không sửa qua Edit/Write; đổi default cần user duyệt.</w:t>
       </w:r>
     </w:p>
     <w:p>
@@ -7464,13 +6055,13 @@
           <w:b/>
           <w:sz w:val="21"/>
         </w:rPr>
-        <w:t>Plan files không commit:</w:t>
+        <w:t>Tech-debt đang mở:</w:t>
       </w:r>
       <w:r>
         <w:rPr>
           <w:sz w:val="21"/>
         </w:rPr>
-        <w:t xml:space="preserve"> </w:t>
+        <w:t xml:space="preserve"> xem </w:t>
       </w:r>
       <w:r>
         <w:rPr>
@@ -7478,27 +6069,13 @@
           <w:color w:val="F05922"/>
           <w:sz w:val="21"/>
         </w:rPr>
-        <w:t>docs/plans/PLAN-*.md</w:t>
+        <w:t>docs/tech-debt/TECH-DEBT.md</w:t>
       </w:r>
       <w:r>
         <w:rPr>
           <w:sz w:val="21"/>
         </w:rPr>
-        <w:t xml:space="preserve"> là scratchpad runtime — đã thêm vào </w:t>
-      </w:r>
-      <w:r>
-        <w:rPr>
-          <w:rFonts w:ascii="Courier New" w:hAnsi="Courier New"/>
-          <w:color w:val="F05922"/>
-          <w:sz w:val="21"/>
-        </w:rPr>
-        <w:t>.gitignore</w:t>
-      </w:r>
-      <w:r>
-        <w:rPr>
-          <w:sz w:val="21"/>
-        </w:rPr>
-        <w:t xml:space="preserve"> (hoặc cần thêm nếu chưa có).</w:t>
+        <w:t xml:space="preserve"> (TD-1, TD-2).</w:t>
       </w:r>
     </w:p>
     <w:sectPr>

--- a/code-graph/CODE-GRAPH.docx
+++ b/code-graph/CODE-GRAPH.docx
@@ -3154,7 +3154,7 @@
                 <w:color w:val="F05922"/>
                 <w:sz w:val="20"/>
               </w:rPr>
-              <w:t>SessionPickerWindow</w:t>
+              <w:t>RemoteControlClient.ScreenWidth/Height</w:t>
             </w:r>
           </w:p>
         </w:tc>
@@ -3176,7 +3176,7 @@
                 <w:color w:val="F05922"/>
                 <w:sz w:val="20"/>
               </w:rPr>
-              <w:t>CcuUI/Views/SessionPickerWindow.axaml(.cs)</w:t>
+              <w:t>CcuClient/RemoteControlClient.cs</w:t>
             </w:r>
           </w:p>
         </w:tc>
@@ -3197,27 +3197,13 @@
                 <w:b/>
                 <w:sz w:val="20"/>
               </w:rPr>
-              <w:t>[FILE MỚI]</w:t>
-            </w:r>
-            <w:r>
-              <w:rPr>
-                <w:sz w:val="20"/>
-              </w:rPr>
-              <w:t xml:space="preserve"> dialog chọn máy trả </w:t>
-            </w:r>
-            <w:r>
-              <w:rPr>
-                <w:rFonts w:ascii="Courier New" w:hAnsi="Courier New"/>
-                <w:color w:val="F05922"/>
-                <w:sz w:val="20"/>
-              </w:rPr>
-              <w:t>ComputerProfile?</w:t>
-            </w:r>
-            <w:r>
-              <w:rPr>
-                <w:sz w:val="20"/>
-              </w:rPr>
-              <w:t xml:space="preserve"> cho MultiRemote (fix A6)</w:t>
+              <w:t>[ĐỔI ngữ nghĩa — F01]</w:t>
+            </w:r>
+            <w:r>
+              <w:rPr>
+                <w:sz w:val="20"/>
+              </w:rPr>
+              <w:t xml:space="preserve"> cập nhật theo TỪNG frame (không chỉ HELLO_ACK) — luôn là độ phân giải đang stream</w:t>
             </w:r>
           </w:p>
         </w:tc>
@@ -3240,7 +3226,7 @@
                 <w:color w:val="F05922"/>
                 <w:sz w:val="20"/>
               </w:rPr>
-              <w:t>ConfirmDeleteDialog</w:t>
+              <w:t>RemoteControlClient.ServerName</w:t>
             </w:r>
           </w:p>
         </w:tc>
@@ -3261,13 +3247,299 @@
                 <w:color w:val="F05922"/>
                 <w:sz w:val="20"/>
               </w:rPr>
-              <w:t>CcuUI/Views/ConfirmDeleteDialog.axaml(.cs)</w:t>
+              <w:t>CcuClient/RemoteControlClient.cs</w:t>
             </w:r>
           </w:p>
         </w:tc>
         <w:tc>
           <w:tcPr>
             <w:tcW w:type="dxa" w:w="3230"/>
+            <w:tcBorders>
+              <w:top w:val="single" w:sz="4" w:space="0" w:color="CBCBCB"/>
+              <w:left w:val="single" w:sz="4" w:space="0" w:color="CBCBCB"/>
+              <w:bottom w:val="single" w:sz="4" w:space="0" w:color="CBCBCB"/>
+              <w:right w:val="single" w:sz="4" w:space="0" w:color="CBCBCB"/>
+            </w:tcBorders>
+          </w:tcPr>
+          <w:p>
+            <w:r>
+              <w:rPr>
+                <w:b/>
+                <w:sz w:val="20"/>
+              </w:rPr>
+              <w:t>[MỚI — F02]</w:t>
+            </w:r>
+            <w:r>
+              <w:rPr>
+                <w:sz w:val="20"/>
+              </w:rPr>
+              <w:t xml:space="preserve"> tên/version agent từ HELLO_ACK (VD </w:t>
+            </w:r>
+            <w:r>
+              <w:rPr>
+                <w:rFonts w:ascii="Courier New" w:hAnsi="Courier New"/>
+                <w:color w:val="F05922"/>
+                <w:sz w:val="20"/>
+              </w:rPr>
+              <w:t>ZcuAgent/1.1</w:t>
+            </w:r>
+            <w:r>
+              <w:rPr>
+                <w:sz w:val="20"/>
+              </w:rPr>
+              <w:t>); UI cảnh báo khi &lt; 1.1 (agent cũ bỏ qua âm thầm SysInfo/Privacy/Chat/Clipboard)</w:t>
+            </w:r>
+          </w:p>
+        </w:tc>
+      </w:tr>
+      <w:tr>
+        <w:tc>
+          <w:tcPr>
+            <w:tcW w:type="dxa" w:w="3230"/>
+            <w:shd w:val="clear" w:color="auto" w:fill="B8B3D6"/>
+            <w:tcBorders>
+              <w:top w:val="single" w:sz="4" w:space="0" w:color="CBCBCB"/>
+              <w:left w:val="single" w:sz="4" w:space="0" w:color="CBCBCB"/>
+              <w:bottom w:val="single" w:sz="4" w:space="0" w:color="CBCBCB"/>
+              <w:right w:val="single" w:sz="4" w:space="0" w:color="CBCBCB"/>
+            </w:tcBorders>
+          </w:tcPr>
+          <w:p>
+            <w:r>
+              <w:rPr>
+                <w:rFonts w:ascii="Courier New" w:hAnsi="Courier New"/>
+                <w:color w:val="F05922"/>
+                <w:sz w:val="20"/>
+              </w:rPr>
+              <w:t>SshInstallerOptions.DefaultLanAllowedClientIPs</w:t>
+            </w:r>
+          </w:p>
+        </w:tc>
+        <w:tc>
+          <w:tcPr>
+            <w:tcW w:type="dxa" w:w="3230"/>
+            <w:shd w:val="clear" w:color="auto" w:fill="B8B3D6"/>
+            <w:tcBorders>
+              <w:top w:val="single" w:sz="4" w:space="0" w:color="CBCBCB"/>
+              <w:left w:val="single" w:sz="4" w:space="0" w:color="CBCBCB"/>
+              <w:bottom w:val="single" w:sz="4" w:space="0" w:color="CBCBCB"/>
+              <w:right w:val="single" w:sz="4" w:space="0" w:color="CBCBCB"/>
+            </w:tcBorders>
+          </w:tcPr>
+          <w:p>
+            <w:r>
+              <w:rPr>
+                <w:rFonts w:ascii="Courier New" w:hAnsi="Courier New"/>
+                <w:color w:val="F05922"/>
+                <w:sz w:val="20"/>
+              </w:rPr>
+              <w:t>CcuClient/ZcuRemoteInstallerService.cs</w:t>
+            </w:r>
+          </w:p>
+        </w:tc>
+        <w:tc>
+          <w:tcPr>
+            <w:tcW w:type="dxa" w:w="3230"/>
+            <w:shd w:val="clear" w:color="auto" w:fill="B8B3D6"/>
+            <w:tcBorders>
+              <w:top w:val="single" w:sz="4" w:space="0" w:color="CBCBCB"/>
+              <w:left w:val="single" w:sz="4" w:space="0" w:color="CBCBCB"/>
+              <w:bottom w:val="single" w:sz="4" w:space="0" w:color="CBCBCB"/>
+              <w:right w:val="single" w:sz="4" w:space="0" w:color="CBCBCB"/>
+            </w:tcBorders>
+          </w:tcPr>
+          <w:p>
+            <w:r>
+              <w:rPr>
+                <w:b/>
+                <w:sz w:val="20"/>
+              </w:rPr>
+              <w:t>[MỚI — F06]</w:t>
+            </w:r>
+            <w:r>
+              <w:rPr>
+                <w:sz w:val="20"/>
+              </w:rPr>
+              <w:t xml:space="preserve"> const </w:t>
+            </w:r>
+            <w:r>
+              <w:rPr>
+                <w:rFonts w:ascii="Courier New" w:hAnsi="Courier New"/>
+                <w:color w:val="F05922"/>
+                <w:sz w:val="20"/>
+              </w:rPr>
+              <w:t>"192.168.0.0/16,10.0.0.0/8,172.16.0.0/12"</w:t>
+            </w:r>
+            <w:r>
+              <w:rPr>
+                <w:sz w:val="20"/>
+              </w:rPr>
+              <w:t xml:space="preserve"> — mặc định AllowedClientIPs mới; installer tách chuỗi nhiều CIDR (</w:t>
+            </w:r>
+            <w:r>
+              <w:rPr>
+                <w:rFonts w:ascii="Courier New" w:hAnsi="Courier New"/>
+                <w:color w:val="F05922"/>
+                <w:sz w:val="20"/>
+              </w:rPr>
+              <w:t>,</w:t>
+            </w:r>
+            <w:r>
+              <w:rPr>
+                <w:sz w:val="20"/>
+              </w:rPr>
+              <w:t>/</w:t>
+            </w:r>
+            <w:r>
+              <w:rPr>
+                <w:rFonts w:ascii="Courier New" w:hAnsi="Courier New"/>
+                <w:color w:val="F05922"/>
+                <w:sz w:val="20"/>
+              </w:rPr>
+              <w:t>;</w:t>
+            </w:r>
+            <w:r>
+              <w:rPr>
+                <w:sz w:val="20"/>
+              </w:rPr>
+              <w:t>) thành mảng JSON</w:t>
+            </w:r>
+          </w:p>
+        </w:tc>
+      </w:tr>
+      <w:tr>
+        <w:tc>
+          <w:tcPr>
+            <w:tcW w:type="dxa" w:w="3230"/>
+            <w:tcBorders>
+              <w:top w:val="single" w:sz="4" w:space="0" w:color="CBCBCB"/>
+              <w:left w:val="single" w:sz="4" w:space="0" w:color="CBCBCB"/>
+              <w:bottom w:val="single" w:sz="4" w:space="0" w:color="CBCBCB"/>
+              <w:right w:val="single" w:sz="4" w:space="0" w:color="CBCBCB"/>
+            </w:tcBorders>
+          </w:tcPr>
+          <w:p>
+            <w:r>
+              <w:rPr>
+                <w:rFonts w:ascii="Courier New" w:hAnsi="Courier New"/>
+                <w:color w:val="F05922"/>
+                <w:sz w:val="20"/>
+              </w:rPr>
+              <w:t>SessionPickerWindow</w:t>
+            </w:r>
+          </w:p>
+        </w:tc>
+        <w:tc>
+          <w:tcPr>
+            <w:tcW w:type="dxa" w:w="3230"/>
+            <w:tcBorders>
+              <w:top w:val="single" w:sz="4" w:space="0" w:color="CBCBCB"/>
+              <w:left w:val="single" w:sz="4" w:space="0" w:color="CBCBCB"/>
+              <w:bottom w:val="single" w:sz="4" w:space="0" w:color="CBCBCB"/>
+              <w:right w:val="single" w:sz="4" w:space="0" w:color="CBCBCB"/>
+            </w:tcBorders>
+          </w:tcPr>
+          <w:p>
+            <w:r>
+              <w:rPr>
+                <w:rFonts w:ascii="Courier New" w:hAnsi="Courier New"/>
+                <w:color w:val="F05922"/>
+                <w:sz w:val="20"/>
+              </w:rPr>
+              <w:t>CcuUI/Views/SessionPickerWindow.axaml(.cs)</w:t>
+            </w:r>
+          </w:p>
+        </w:tc>
+        <w:tc>
+          <w:tcPr>
+            <w:tcW w:type="dxa" w:w="3230"/>
+            <w:tcBorders>
+              <w:top w:val="single" w:sz="4" w:space="0" w:color="CBCBCB"/>
+              <w:left w:val="single" w:sz="4" w:space="0" w:color="CBCBCB"/>
+              <w:bottom w:val="single" w:sz="4" w:space="0" w:color="CBCBCB"/>
+              <w:right w:val="single" w:sz="4" w:space="0" w:color="CBCBCB"/>
+            </w:tcBorders>
+          </w:tcPr>
+          <w:p>
+            <w:r>
+              <w:rPr>
+                <w:b/>
+                <w:sz w:val="20"/>
+              </w:rPr>
+              <w:t>[FILE MỚI]</w:t>
+            </w:r>
+            <w:r>
+              <w:rPr>
+                <w:sz w:val="20"/>
+              </w:rPr>
+              <w:t xml:space="preserve"> dialog chọn máy trả </w:t>
+            </w:r>
+            <w:r>
+              <w:rPr>
+                <w:rFonts w:ascii="Courier New" w:hAnsi="Courier New"/>
+                <w:color w:val="F05922"/>
+                <w:sz w:val="20"/>
+              </w:rPr>
+              <w:t>ComputerProfile?</w:t>
+            </w:r>
+            <w:r>
+              <w:rPr>
+                <w:sz w:val="20"/>
+              </w:rPr>
+              <w:t xml:space="preserve"> cho MultiRemote (fix A6)</w:t>
+            </w:r>
+          </w:p>
+        </w:tc>
+      </w:tr>
+      <w:tr>
+        <w:tc>
+          <w:tcPr>
+            <w:tcW w:type="dxa" w:w="3230"/>
+            <w:shd w:val="clear" w:color="auto" w:fill="B8B3D6"/>
+            <w:tcBorders>
+              <w:top w:val="single" w:sz="4" w:space="0" w:color="CBCBCB"/>
+              <w:left w:val="single" w:sz="4" w:space="0" w:color="CBCBCB"/>
+              <w:bottom w:val="single" w:sz="4" w:space="0" w:color="CBCBCB"/>
+              <w:right w:val="single" w:sz="4" w:space="0" w:color="CBCBCB"/>
+            </w:tcBorders>
+          </w:tcPr>
+          <w:p>
+            <w:r>
+              <w:rPr>
+                <w:rFonts w:ascii="Courier New" w:hAnsi="Courier New"/>
+                <w:color w:val="F05922"/>
+                <w:sz w:val="20"/>
+              </w:rPr>
+              <w:t>ConfirmDeleteDialog</w:t>
+            </w:r>
+          </w:p>
+        </w:tc>
+        <w:tc>
+          <w:tcPr>
+            <w:tcW w:type="dxa" w:w="3230"/>
+            <w:shd w:val="clear" w:color="auto" w:fill="B8B3D6"/>
+            <w:tcBorders>
+              <w:top w:val="single" w:sz="4" w:space="0" w:color="CBCBCB"/>
+              <w:left w:val="single" w:sz="4" w:space="0" w:color="CBCBCB"/>
+              <w:bottom w:val="single" w:sz="4" w:space="0" w:color="CBCBCB"/>
+              <w:right w:val="single" w:sz="4" w:space="0" w:color="CBCBCB"/>
+            </w:tcBorders>
+          </w:tcPr>
+          <w:p>
+            <w:r>
+              <w:rPr>
+                <w:rFonts w:ascii="Courier New" w:hAnsi="Courier New"/>
+                <w:color w:val="F05922"/>
+                <w:sz w:val="20"/>
+              </w:rPr>
+              <w:t>CcuUI/Views/ConfirmDeleteDialog.axaml(.cs)</w:t>
+            </w:r>
+          </w:p>
+        </w:tc>
+        <w:tc>
+          <w:tcPr>
+            <w:tcW w:type="dxa" w:w="3230"/>
+            <w:shd w:val="clear" w:color="auto" w:fill="B8B3D6"/>
             <w:tcBorders>
               <w:top w:val="single" w:sz="4" w:space="0" w:color="CBCBCB"/>
               <w:left w:val="single" w:sz="4" w:space="0" w:color="CBCBCB"/>
@@ -4401,6 +4673,12 @@
           <w:p>
             <w:r>
               <w:rPr>
+                <w:sz w:val="20"/>
+              </w:rPr>
+              <w:t xml:space="preserve">File mẫu còn </w:t>
+            </w:r>
+            <w:r>
+              <w:rPr>
                 <w:rFonts w:ascii="Courier New" w:hAnsi="Courier New"/>
                 <w:color w:val="F05922"/>
                 <w:sz w:val="20"/>
@@ -4411,7 +4689,48 @@
               <w:rPr>
                 <w:sz w:val="20"/>
               </w:rPr>
-              <w:t xml:space="preserve"> ⚠️</w:t>
+              <w:t xml:space="preserve"> (hook chặn sửa) nhưng </w:t>
+            </w:r>
+            <w:r>
+              <w:rPr>
+                <w:b/>
+                <w:sz w:val="20"/>
+              </w:rPr>
+              <w:t>mặc định hiệu lực khi deploy = 3 dải LAN RFC 1918</w:t>
+            </w:r>
+            <w:r>
+              <w:rPr>
+                <w:sz w:val="20"/>
+              </w:rPr>
+              <w:t xml:space="preserve"> (F06: installer/wizard/script </w:t>
+            </w:r>
+            <w:r>
+              <w:rPr>
+                <w:rFonts w:ascii="Courier New" w:hAnsi="Courier New"/>
+                <w:color w:val="F05922"/>
+                <w:sz w:val="20"/>
+              </w:rPr>
+              <w:t>setup-zcu-agent.sh</w:t>
+            </w:r>
+            <w:r>
+              <w:rPr>
+                <w:sz w:val="20"/>
+              </w:rPr>
+              <w:t xml:space="preserve"> đều dùng </w:t>
+            </w:r>
+            <w:r>
+              <w:rPr>
+                <w:rFonts w:ascii="Courier New" w:hAnsi="Courier New"/>
+                <w:color w:val="F05922"/>
+                <w:sz w:val="20"/>
+              </w:rPr>
+              <w:t>DefaultLanAllowedClientIPs</w:t>
+            </w:r>
+            <w:r>
+              <w:rPr>
+                <w:sz w:val="20"/>
+              </w:rPr>
+              <w:t>)</w:t>
             </w:r>
           </w:p>
         </w:tc>
@@ -4458,7 +4777,7 @@
               <w:rPr>
                 <w:sz w:val="20"/>
               </w:rPr>
-              <w:t xml:space="preserve"> tường minh → warning nổi bật. File mẫu — installer ghi đè; user chưa quyết đổi default (hook chặn sửa)</w:t>
+              <w:t xml:space="preserve"> tường minh → warning; token &lt; 16 ký tự → warning (không fail-fast)</w:t>
             </w:r>
           </w:p>
         </w:tc>
@@ -5385,6 +5704,116 @@
         <w:tc>
           <w:tcPr>
             <w:tcW w:type="dxa" w:w="1938"/>
+            <w:tcBorders>
+              <w:top w:val="single" w:sz="4" w:space="0" w:color="CBCBCB"/>
+              <w:left w:val="single" w:sz="4" w:space="0" w:color="CBCBCB"/>
+              <w:bottom w:val="single" w:sz="4" w:space="0" w:color="CBCBCB"/>
+              <w:right w:val="single" w:sz="4" w:space="0" w:color="CBCBCB"/>
+            </w:tcBorders>
+          </w:tcPr>
+          <w:p>
+            <w:r>
+              <w:rPr>
+                <w:sz w:val="20"/>
+              </w:rPr>
+              <w:t>senior-developer</w:t>
+            </w:r>
+          </w:p>
+        </w:tc>
+      </w:tr>
+      <w:tr>
+        <w:tc>
+          <w:tcPr>
+            <w:tcW w:type="dxa" w:w="1938"/>
+            <w:shd w:val="clear" w:color="auto" w:fill="B8B3D6"/>
+            <w:tcBorders>
+              <w:top w:val="single" w:sz="4" w:space="0" w:color="CBCBCB"/>
+              <w:left w:val="single" w:sz="4" w:space="0" w:color="CBCBCB"/>
+              <w:bottom w:val="single" w:sz="4" w:space="0" w:color="CBCBCB"/>
+              <w:right w:val="single" w:sz="4" w:space="0" w:color="CBCBCB"/>
+            </w:tcBorders>
+          </w:tcPr>
+          <w:p>
+            <w:r>
+              <w:rPr>
+                <w:sz w:val="20"/>
+              </w:rPr>
+              <w:t>2026-07-26</w:t>
+            </w:r>
+          </w:p>
+        </w:tc>
+        <w:tc>
+          <w:tcPr>
+            <w:tcW w:type="dxa" w:w="1938"/>
+            <w:shd w:val="clear" w:color="auto" w:fill="B8B3D6"/>
+            <w:tcBorders>
+              <w:top w:val="single" w:sz="4" w:space="0" w:color="CBCBCB"/>
+              <w:left w:val="single" w:sz="4" w:space="0" w:color="CBCBCB"/>
+              <w:bottom w:val="single" w:sz="4" w:space="0" w:color="CBCBCB"/>
+              <w:right w:val="single" w:sz="4" w:space="0" w:color="CBCBCB"/>
+            </w:tcBorders>
+          </w:tcPr>
+          <w:p>
+            <w:r>
+              <w:rPr>
+                <w:sz w:val="20"/>
+              </w:rPr>
+              <w:t>CcuClient + CcuUI Views + ZcuAgent</w:t>
+            </w:r>
+          </w:p>
+        </w:tc>
+        <w:tc>
+          <w:tcPr>
+            <w:tcW w:type="dxa" w:w="1938"/>
+            <w:shd w:val="clear" w:color="auto" w:fill="B8B3D6"/>
+            <w:tcBorders>
+              <w:top w:val="single" w:sz="4" w:space="0" w:color="CBCBCB"/>
+              <w:left w:val="single" w:sz="4" w:space="0" w:color="CBCBCB"/>
+              <w:bottom w:val="single" w:sz="4" w:space="0" w:color="CBCBCB"/>
+              <w:right w:val="single" w:sz="4" w:space="0" w:color="CBCBCB"/>
+            </w:tcBorders>
+          </w:tcPr>
+          <w:p>
+            <w:r>
+              <w:rPr>
+                <w:sz w:val="20"/>
+              </w:rPr>
+              <w:t>Fix</w:t>
+            </w:r>
+          </w:p>
+        </w:tc>
+        <w:tc>
+          <w:tcPr>
+            <w:tcW w:type="dxa" w:w="1938"/>
+            <w:shd w:val="clear" w:color="auto" w:fill="B8B3D6"/>
+            <w:tcBorders>
+              <w:top w:val="single" w:sz="4" w:space="0" w:color="CBCBCB"/>
+              <w:left w:val="single" w:sz="4" w:space="0" w:color="CBCBCB"/>
+              <w:bottom w:val="single" w:sz="4" w:space="0" w:color="CBCBCB"/>
+              <w:right w:val="single" w:sz="4" w:space="0" w:color="CBCBCB"/>
+            </w:tcBorders>
+          </w:tcPr>
+          <w:p>
+            <w:r>
+              <w:rPr>
+                <w:sz w:val="20"/>
+              </w:rPr>
+              <w:t xml:space="preserve">F01-F05 + F06 phần agent (BUG-ccu-ui-findings): resolution theo frame, ServerName + timeout SysInfo, snippet PopulateComplete, reset status, ValidateSshProfile, default AllowedClientIPs → LAN + cảnh báo token yếu; agent HELLO_ACK → </w:t>
+            </w:r>
+            <w:r>
+              <w:rPr>
+                <w:rFonts w:ascii="Courier New" w:hAnsi="Courier New"/>
+                <w:color w:val="F05922"/>
+                <w:sz w:val="20"/>
+              </w:rPr>
+              <w:t>ZcuAgent/1.1</w:t>
+            </w:r>
+          </w:p>
+        </w:tc>
+        <w:tc>
+          <w:tcPr>
+            <w:tcW w:type="dxa" w:w="1938"/>
+            <w:shd w:val="clear" w:color="auto" w:fill="B8B3D6"/>
             <w:tcBorders>
               <w:top w:val="single" w:sz="4" w:space="0" w:color="CBCBCB"/>
               <w:left w:val="single" w:sz="4" w:space="0" w:color="CBCBCB"/>

--- a/code-graph/CODE-GRAPH.docx
+++ b/code-graph/CODE-GRAPH.docx
@@ -734,6 +734,10 @@
         <w:t xml:space="preserve">        KioskDeploy, RemoteAppInstall, ZcuSetupWizard, SystemInventory, ComputerEdit,</w:t>
         <w:br/>
         <w:t xml:space="preserve">        License, RemoteScreenControl, SessionPickerWindow [MỚI], ConfirmDeleteDialog [MỚI])</w:t>
+        <w:br/>
+        <w:t xml:space="preserve">        + SshCommandHints.cs [MỚI — F07] helper static dùng chung RemoteCommand/BulkAction:</w:t>
+        <w:br/>
+        <w:t xml:space="preserve">          nhận diện lệnh reboot/shutdown + lỗi mất-kết-nối (thông báo thân thiện), gate debug log</w:t>
       </w:r>
     </w:p>
     <w:p>
@@ -4881,7 +4885,7 @@
                 <w:color w:val="F05922"/>
                 <w:sz w:val="20"/>
               </w:rPr>
-              <w:t>KIOSK_SUDO_PASS</w:t>
+              <w:t>IPGS_RC_DEBUG</w:t>
             </w:r>
           </w:p>
         </w:tc>
@@ -4901,7 +4905,7 @@
               <w:rPr>
                 <w:sz w:val="20"/>
               </w:rPr>
-              <w:t>env khi chạy script kiosk</w:t>
+              <w:t>env trên máy CCU (CcuUI)</w:t>
             </w:r>
           </w:p>
         </w:tc>
@@ -4921,7 +4925,7 @@
               <w:rPr>
                 <w:sz w:val="20"/>
               </w:rPr>
-              <w:t>—</w:t>
+              <w:t>(unset)</w:t>
             </w:r>
           </w:p>
         </w:tc>
@@ -4929,6 +4933,129 @@
           <w:tcPr>
             <w:tcW w:type="dxa" w:w="2422"/>
             <w:shd w:val="clear" w:color="auto" w:fill="B8B3D6"/>
+            <w:tcBorders>
+              <w:top w:val="single" w:sz="4" w:space="0" w:color="CBCBCB"/>
+              <w:left w:val="single" w:sz="4" w:space="0" w:color="CBCBCB"/>
+              <w:bottom w:val="single" w:sz="4" w:space="0" w:color="CBCBCB"/>
+              <w:right w:val="single" w:sz="4" w:space="0" w:color="CBCBCB"/>
+            </w:tcBorders>
+          </w:tcPr>
+          <w:p>
+            <w:r>
+              <w:rPr>
+                <w:b/>
+                <w:sz w:val="20"/>
+              </w:rPr>
+              <w:t>[MỚI — F07]</w:t>
+            </w:r>
+            <w:r>
+              <w:rPr>
+                <w:sz w:val="20"/>
+              </w:rPr>
+              <w:t xml:space="preserve"> </w:t>
+            </w:r>
+            <w:r>
+              <w:rPr>
+                <w:rFonts w:ascii="Courier New" w:hAnsi="Courier New"/>
+                <w:color w:val="F05922"/>
+                <w:sz w:val="20"/>
+              </w:rPr>
+              <w:t>=1</w:t>
+            </w:r>
+            <w:r>
+              <w:rPr>
+                <w:sz w:val="20"/>
+              </w:rPr>
+              <w:t xml:space="preserve"> → hiện dòng chẩn đoán </w:t>
+            </w:r>
+            <w:r>
+              <w:rPr>
+                <w:rFonts w:ascii="Courier New" w:hAnsi="Courier New"/>
+                <w:color w:val="F05922"/>
+                <w:sz w:val="20"/>
+              </w:rPr>
+              <w:t>[debug] sudo=..., cmd gửi đi: ...</w:t>
+            </w:r>
+            <w:r>
+              <w:rPr>
+                <w:sz w:val="20"/>
+              </w:rPr>
+              <w:t xml:space="preserve"> trong Console Output của RemoteCommandWindow (mặc định ẩn với người dùng cuối); đọc 1 lần lúc load </w:t>
+            </w:r>
+            <w:r>
+              <w:rPr>
+                <w:rFonts w:ascii="Courier New" w:hAnsi="Courier New"/>
+                <w:color w:val="F05922"/>
+                <w:sz w:val="20"/>
+              </w:rPr>
+              <w:t>SshCommandHints</w:t>
+            </w:r>
+          </w:p>
+        </w:tc>
+      </w:tr>
+      <w:tr>
+        <w:tc>
+          <w:tcPr>
+            <w:tcW w:type="dxa" w:w="2422"/>
+            <w:tcBorders>
+              <w:top w:val="single" w:sz="4" w:space="0" w:color="CBCBCB"/>
+              <w:left w:val="single" w:sz="4" w:space="0" w:color="CBCBCB"/>
+              <w:bottom w:val="single" w:sz="4" w:space="0" w:color="CBCBCB"/>
+              <w:right w:val="single" w:sz="4" w:space="0" w:color="CBCBCB"/>
+            </w:tcBorders>
+          </w:tcPr>
+          <w:p>
+            <w:r>
+              <w:rPr>
+                <w:rFonts w:ascii="Courier New" w:hAnsi="Courier New"/>
+                <w:color w:val="F05922"/>
+                <w:sz w:val="20"/>
+              </w:rPr>
+              <w:t>KIOSK_SUDO_PASS</w:t>
+            </w:r>
+          </w:p>
+        </w:tc>
+        <w:tc>
+          <w:tcPr>
+            <w:tcW w:type="dxa" w:w="2422"/>
+            <w:tcBorders>
+              <w:top w:val="single" w:sz="4" w:space="0" w:color="CBCBCB"/>
+              <w:left w:val="single" w:sz="4" w:space="0" w:color="CBCBCB"/>
+              <w:bottom w:val="single" w:sz="4" w:space="0" w:color="CBCBCB"/>
+              <w:right w:val="single" w:sz="4" w:space="0" w:color="CBCBCB"/>
+            </w:tcBorders>
+          </w:tcPr>
+          <w:p>
+            <w:r>
+              <w:rPr>
+                <w:sz w:val="20"/>
+              </w:rPr>
+              <w:t>env khi chạy script kiosk</w:t>
+            </w:r>
+          </w:p>
+        </w:tc>
+        <w:tc>
+          <w:tcPr>
+            <w:tcW w:type="dxa" w:w="2422"/>
+            <w:tcBorders>
+              <w:top w:val="single" w:sz="4" w:space="0" w:color="CBCBCB"/>
+              <w:left w:val="single" w:sz="4" w:space="0" w:color="CBCBCB"/>
+              <w:bottom w:val="single" w:sz="4" w:space="0" w:color="CBCBCB"/>
+              <w:right w:val="single" w:sz="4" w:space="0" w:color="CBCBCB"/>
+            </w:tcBorders>
+          </w:tcPr>
+          <w:p>
+            <w:r>
+              <w:rPr>
+                <w:sz w:val="20"/>
+              </w:rPr>
+              <w:t>—</w:t>
+            </w:r>
+          </w:p>
+        </w:tc>
+        <w:tc>
+          <w:tcPr>
+            <w:tcW w:type="dxa" w:w="2422"/>
             <w:tcBorders>
               <w:top w:val="single" w:sz="4" w:space="0" w:color="CBCBCB"/>
               <w:left w:val="single" w:sz="4" w:space="0" w:color="CBCBCB"/>
@@ -5756,9 +5883,39 @@
           <w:p>
             <w:r>
               <w:rPr>
-                <w:sz w:val="20"/>
-              </w:rPr>
-              <w:t>CcuClient + CcuUI Views + ZcuAgent</w:t>
+                <w:rFonts w:ascii="Courier New" w:hAnsi="Courier New"/>
+                <w:color w:val="F05922"/>
+                <w:sz w:val="20"/>
+              </w:rPr>
+              <w:t>CcuUI/Views/SshCommandHints.cs</w:t>
+            </w:r>
+            <w:r>
+              <w:rPr>
+                <w:sz w:val="20"/>
+              </w:rPr>
+              <w:t xml:space="preserve"> (mới) + </w:t>
+            </w:r>
+            <w:r>
+              <w:rPr>
+                <w:rFonts w:ascii="Courier New" w:hAnsi="Courier New"/>
+                <w:color w:val="F05922"/>
+                <w:sz w:val="20"/>
+              </w:rPr>
+              <w:t>RemoteCommandWindow</w:t>
+            </w:r>
+            <w:r>
+              <w:rPr>
+                <w:sz w:val="20"/>
+              </w:rPr>
+              <w:t>/</w:t>
+            </w:r>
+            <w:r>
+              <w:rPr>
+                <w:rFonts w:ascii="Courier New" w:hAnsi="Courier New"/>
+                <w:color w:val="F05922"/>
+                <w:sz w:val="20"/>
+              </w:rPr>
+              <w:t>BulkActionWindow</w:t>
             </w:r>
           </w:p>
         </w:tc>
@@ -5798,7 +5955,7 @@
               <w:rPr>
                 <w:sz w:val="20"/>
               </w:rPr>
-              <w:t xml:space="preserve">F01-F05 + F06 phần agent (BUG-ccu-ui-findings): resolution theo frame, ServerName + timeout SysInfo, snippet PopulateComplete, reset status, ValidateSshProfile, default AllowedClientIPs → LAN + cảnh báo token yếu; agent HELLO_ACK → </w:t>
+              <w:t xml:space="preserve">F07: lệnh reboot/shutdown làm SSH ngắt → thông báo ℹ️ thân thiện (điều kiện kép: lệnh shutdown + lỗi mất-kết-nối, không nuốt lỗi thật); dòng </w:t>
             </w:r>
             <w:r>
               <w:rPr>
@@ -5806,7 +5963,21 @@
                 <w:color w:val="F05922"/>
                 <w:sz w:val="20"/>
               </w:rPr>
-              <w:t>ZcuAgent/1.1</w:t>
+              <w:t>[debug]</w:t>
+            </w:r>
+            <w:r>
+              <w:rPr>
+                <w:sz w:val="20"/>
+              </w:rPr>
+              <w:t xml:space="preserve"> ẩn mặc định, bật bằng env </w:t>
+            </w:r>
+            <w:r>
+              <w:rPr>
+                <w:rFonts w:ascii="Courier New" w:hAnsi="Courier New"/>
+                <w:color w:val="F05922"/>
+                <w:sz w:val="20"/>
+              </w:rPr>
+              <w:t>IPGS_RC_DEBUG=1</w:t>
             </w:r>
           </w:p>
         </w:tc>
@@ -5814,6 +5985,111 @@
           <w:tcPr>
             <w:tcW w:type="dxa" w:w="1938"/>
             <w:shd w:val="clear" w:color="auto" w:fill="B8B3D6"/>
+            <w:tcBorders>
+              <w:top w:val="single" w:sz="4" w:space="0" w:color="CBCBCB"/>
+              <w:left w:val="single" w:sz="4" w:space="0" w:color="CBCBCB"/>
+              <w:bottom w:val="single" w:sz="4" w:space="0" w:color="CBCBCB"/>
+              <w:right w:val="single" w:sz="4" w:space="0" w:color="CBCBCB"/>
+            </w:tcBorders>
+          </w:tcPr>
+          <w:p>
+            <w:r>
+              <w:rPr>
+                <w:sz w:val="20"/>
+              </w:rPr>
+              <w:t>senior-developer</w:t>
+            </w:r>
+          </w:p>
+        </w:tc>
+      </w:tr>
+      <w:tr>
+        <w:tc>
+          <w:tcPr>
+            <w:tcW w:type="dxa" w:w="1938"/>
+            <w:tcBorders>
+              <w:top w:val="single" w:sz="4" w:space="0" w:color="CBCBCB"/>
+              <w:left w:val="single" w:sz="4" w:space="0" w:color="CBCBCB"/>
+              <w:bottom w:val="single" w:sz="4" w:space="0" w:color="CBCBCB"/>
+              <w:right w:val="single" w:sz="4" w:space="0" w:color="CBCBCB"/>
+            </w:tcBorders>
+          </w:tcPr>
+          <w:p>
+            <w:r>
+              <w:rPr>
+                <w:sz w:val="20"/>
+              </w:rPr>
+              <w:t>2026-07-26</w:t>
+            </w:r>
+          </w:p>
+        </w:tc>
+        <w:tc>
+          <w:tcPr>
+            <w:tcW w:type="dxa" w:w="1938"/>
+            <w:tcBorders>
+              <w:top w:val="single" w:sz="4" w:space="0" w:color="CBCBCB"/>
+              <w:left w:val="single" w:sz="4" w:space="0" w:color="CBCBCB"/>
+              <w:bottom w:val="single" w:sz="4" w:space="0" w:color="CBCBCB"/>
+              <w:right w:val="single" w:sz="4" w:space="0" w:color="CBCBCB"/>
+            </w:tcBorders>
+          </w:tcPr>
+          <w:p>
+            <w:r>
+              <w:rPr>
+                <w:sz w:val="20"/>
+              </w:rPr>
+              <w:t>CcuClient + CcuUI Views + ZcuAgent</w:t>
+            </w:r>
+          </w:p>
+        </w:tc>
+        <w:tc>
+          <w:tcPr>
+            <w:tcW w:type="dxa" w:w="1938"/>
+            <w:tcBorders>
+              <w:top w:val="single" w:sz="4" w:space="0" w:color="CBCBCB"/>
+              <w:left w:val="single" w:sz="4" w:space="0" w:color="CBCBCB"/>
+              <w:bottom w:val="single" w:sz="4" w:space="0" w:color="CBCBCB"/>
+              <w:right w:val="single" w:sz="4" w:space="0" w:color="CBCBCB"/>
+            </w:tcBorders>
+          </w:tcPr>
+          <w:p>
+            <w:r>
+              <w:rPr>
+                <w:sz w:val="20"/>
+              </w:rPr>
+              <w:t>Fix</w:t>
+            </w:r>
+          </w:p>
+        </w:tc>
+        <w:tc>
+          <w:tcPr>
+            <w:tcW w:type="dxa" w:w="1938"/>
+            <w:tcBorders>
+              <w:top w:val="single" w:sz="4" w:space="0" w:color="CBCBCB"/>
+              <w:left w:val="single" w:sz="4" w:space="0" w:color="CBCBCB"/>
+              <w:bottom w:val="single" w:sz="4" w:space="0" w:color="CBCBCB"/>
+              <w:right w:val="single" w:sz="4" w:space="0" w:color="CBCBCB"/>
+            </w:tcBorders>
+          </w:tcPr>
+          <w:p>
+            <w:r>
+              <w:rPr>
+                <w:sz w:val="20"/>
+              </w:rPr>
+              <w:t xml:space="preserve">F01-F05 + F06 phần agent (BUG-ccu-ui-findings): resolution theo frame, ServerName + timeout SysInfo, snippet PopulateComplete, reset status, ValidateSshProfile, default AllowedClientIPs → LAN + cảnh báo token yếu; agent HELLO_ACK → </w:t>
+            </w:r>
+            <w:r>
+              <w:rPr>
+                <w:rFonts w:ascii="Courier New" w:hAnsi="Courier New"/>
+                <w:color w:val="F05922"/>
+                <w:sz w:val="20"/>
+              </w:rPr>
+              <w:t>ZcuAgent/1.1</w:t>
+            </w:r>
+          </w:p>
+        </w:tc>
+        <w:tc>
+          <w:tcPr>
+            <w:tcW w:type="dxa" w:w="1938"/>
             <w:tcBorders>
               <w:top w:val="single" w:sz="4" w:space="0" w:color="CBCBCB"/>
               <w:left w:val="single" w:sz="4" w:space="0" w:color="CBCBCB"/>

--- a/code-graph/CODE-GRAPH.docx
+++ b/code-graph/CODE-GRAPH.docx
@@ -1522,6 +1522,194 @@
               </w:rPr>
               <w:t>ShellQuote</w:t>
             </w:r>
+            <w:r>
+              <w:rPr>
+                <w:sz w:val="20"/>
+              </w:rPr>
+              <w:t xml:space="preserve">. </w:t>
+            </w:r>
+            <w:r>
+              <w:rPr>
+                <w:rFonts w:ascii="Courier New" w:hAnsi="Courier New"/>
+                <w:color w:val="F05922"/>
+                <w:sz w:val="20"/>
+              </w:rPr>
+              <w:t>KioskDeployOptions.LockdownShell</w:t>
+            </w:r>
+            <w:r>
+              <w:rPr>
+                <w:sz w:val="20"/>
+              </w:rPr>
+              <w:t xml:space="preserve"> (F09, tham số 11 của </w:t>
+            </w:r>
+            <w:r>
+              <w:rPr>
+                <w:rFonts w:ascii="Courier New" w:hAnsi="Courier New"/>
+                <w:color w:val="F05922"/>
+                <w:sz w:val="20"/>
+              </w:rPr>
+              <w:t>2-configure-system.sh</w:t>
+            </w:r>
+            <w:r>
+              <w:rPr>
+                <w:sz w:val="20"/>
+              </w:rPr>
+              <w:t>): khoá lối thoát kiosk bằng dconf system-db + lock (</w:t>
+            </w:r>
+            <w:r>
+              <w:rPr>
+                <w:rFonts w:ascii="Courier New" w:hAnsi="Courier New"/>
+                <w:color w:val="F05922"/>
+                <w:sz w:val="20"/>
+              </w:rPr>
+              <w:t>/etc/dconf/db/local.d/00-kiosk-lockdown</w:t>
+            </w:r>
+            <w:r>
+              <w:rPr>
+                <w:sz w:val="20"/>
+              </w:rPr>
+              <w:t xml:space="preserve"> + </w:t>
+            </w:r>
+            <w:r>
+              <w:rPr>
+                <w:rFonts w:ascii="Courier New" w:hAnsi="Courier New"/>
+                <w:color w:val="F05922"/>
+                <w:sz w:val="20"/>
+              </w:rPr>
+              <w:t>locks/</w:t>
+            </w:r>
+            <w:r>
+              <w:rPr>
+                <w:sz w:val="20"/>
+              </w:rPr>
+              <w:t xml:space="preserve"> + </w:t>
+            </w:r>
+            <w:r>
+              <w:rPr>
+                <w:rFonts w:ascii="Courier New" w:hAnsi="Courier New"/>
+                <w:color w:val="F05922"/>
+                <w:sz w:val="20"/>
+              </w:rPr>
+              <w:t>/etc/dconf/profile/user</w:t>
+            </w:r>
+            <w:r>
+              <w:rPr>
+                <w:sz w:val="20"/>
+              </w:rPr>
+              <w:t xml:space="preserve">) — cần reboot để có hiệu lực (G020). </w:t>
+            </w:r>
+            <w:r>
+              <w:rPr>
+                <w:rFonts w:ascii="Courier New" w:hAnsi="Courier New"/>
+                <w:color w:val="F05922"/>
+                <w:sz w:val="20"/>
+              </w:rPr>
+              <w:t>KioskDeployOptions.EnableWatchdog</w:t>
+            </w:r>
+            <w:r>
+              <w:rPr>
+                <w:sz w:val="20"/>
+              </w:rPr>
+              <w:t xml:space="preserve"> (F10, tham số 12): systemd USER service </w:t>
+            </w:r>
+            <w:r>
+              <w:rPr>
+                <w:rFonts w:ascii="Courier New" w:hAnsi="Courier New"/>
+                <w:color w:val="F05922"/>
+                <w:sz w:val="20"/>
+              </w:rPr>
+              <w:t>ipgs-kiosk-app.service</w:t>
+            </w:r>
+            <w:r>
+              <w:rPr>
+                <w:sz w:val="20"/>
+              </w:rPr>
+              <w:t xml:space="preserve"> (</w:t>
+            </w:r>
+            <w:r>
+              <w:rPr>
+                <w:rFonts w:ascii="Courier New" w:hAnsi="Courier New"/>
+                <w:color w:val="F05922"/>
+                <w:sz w:val="20"/>
+              </w:rPr>
+              <w:t>Restart=always</w:t>
+            </w:r>
+            <w:r>
+              <w:rPr>
+                <w:sz w:val="20"/>
+              </w:rPr>
+              <w:t xml:space="preserve"> + </w:t>
+            </w:r>
+            <w:r>
+              <w:rPr>
+                <w:rFonts w:ascii="Courier New" w:hAnsi="Courier New"/>
+                <w:color w:val="F05922"/>
+                <w:sz w:val="20"/>
+              </w:rPr>
+              <w:t>StartLimit</w:t>
+            </w:r>
+            <w:r>
+              <w:rPr>
+                <w:sz w:val="20"/>
+              </w:rPr>
+              <w:t xml:space="preserve"> chống-loop) tự khởi động lại app kiosk; khi bật thì bỏ autostart </w:t>
+            </w:r>
+            <w:r>
+              <w:rPr>
+                <w:rFonts w:ascii="Courier New" w:hAnsi="Courier New"/>
+                <w:color w:val="F05922"/>
+                <w:sz w:val="20"/>
+              </w:rPr>
+              <w:t>.desktop</w:t>
+            </w:r>
+            <w:r>
+              <w:rPr>
+                <w:sz w:val="20"/>
+              </w:rPr>
+              <w:t xml:space="preserve"> của app. Cử chỉ cảm ứng mở overview (F10) chặn bằng extension GNOME Shell cục bộ </w:t>
+            </w:r>
+            <w:r>
+              <w:rPr>
+                <w:rFonts w:ascii="Courier New" w:hAnsi="Courier New"/>
+                <w:color w:val="F05922"/>
+                <w:sz w:val="20"/>
+              </w:rPr>
+              <w:t>disable-overview-gestures@kztek</w:t>
+            </w:r>
+            <w:r>
+              <w:rPr>
+                <w:sz w:val="20"/>
+              </w:rPr>
+              <w:t xml:space="preserve"> nhúng trong </w:t>
+            </w:r>
+            <w:r>
+              <w:rPr>
+                <w:rFonts w:ascii="Courier New" w:hAnsi="Courier New"/>
+                <w:color w:val="F05922"/>
+                <w:sz w:val="20"/>
+              </w:rPr>
+              <w:t>1-install-software.sh</w:t>
+            </w:r>
+            <w:r>
+              <w:rPr>
+                <w:sz w:val="20"/>
+              </w:rPr>
+              <w:t xml:space="preserve"> (theo ô </w:t>
+            </w:r>
+            <w:r>
+              <w:rPr>
+                <w:rFonts w:ascii="Courier New" w:hAnsi="Courier New"/>
+                <w:color w:val="F05922"/>
+                <w:sz w:val="20"/>
+              </w:rPr>
+              <w:t>HideActivities</w:t>
+            </w:r>
+            <w:r>
+              <w:rPr>
+                <w:sz w:val="20"/>
+              </w:rPr>
+              <w:t>)</w:t>
+            </w:r>
           </w:p>
         </w:tc>
         <w:tc>
@@ -6090,6 +6278,194 @@
         <w:tc>
           <w:tcPr>
             <w:tcW w:type="dxa" w:w="1938"/>
+            <w:tcBorders>
+              <w:top w:val="single" w:sz="4" w:space="0" w:color="CBCBCB"/>
+              <w:left w:val="single" w:sz="4" w:space="0" w:color="CBCBCB"/>
+              <w:bottom w:val="single" w:sz="4" w:space="0" w:color="CBCBCB"/>
+              <w:right w:val="single" w:sz="4" w:space="0" w:color="CBCBCB"/>
+            </w:tcBorders>
+          </w:tcPr>
+          <w:p>
+            <w:r>
+              <w:rPr>
+                <w:sz w:val="20"/>
+              </w:rPr>
+              <w:t>senior-developer</w:t>
+            </w:r>
+          </w:p>
+        </w:tc>
+      </w:tr>
+      <w:tr>
+        <w:tc>
+          <w:tcPr>
+            <w:tcW w:type="dxa" w:w="1938"/>
+            <w:shd w:val="clear" w:color="auto" w:fill="B8B3D6"/>
+            <w:tcBorders>
+              <w:top w:val="single" w:sz="4" w:space="0" w:color="CBCBCB"/>
+              <w:left w:val="single" w:sz="4" w:space="0" w:color="CBCBCB"/>
+              <w:bottom w:val="single" w:sz="4" w:space="0" w:color="CBCBCB"/>
+              <w:right w:val="single" w:sz="4" w:space="0" w:color="CBCBCB"/>
+            </w:tcBorders>
+          </w:tcPr>
+          <w:p>
+            <w:r>
+              <w:rPr>
+                <w:sz w:val="20"/>
+              </w:rPr>
+              <w:t>2026-07-27</w:t>
+            </w:r>
+          </w:p>
+        </w:tc>
+        <w:tc>
+          <w:tcPr>
+            <w:tcW w:type="dxa" w:w="1938"/>
+            <w:shd w:val="clear" w:color="auto" w:fill="B8B3D6"/>
+            <w:tcBorders>
+              <w:top w:val="single" w:sz="4" w:space="0" w:color="CBCBCB"/>
+              <w:left w:val="single" w:sz="4" w:space="0" w:color="CBCBCB"/>
+              <w:bottom w:val="single" w:sz="4" w:space="0" w:color="CBCBCB"/>
+              <w:right w:val="single" w:sz="4" w:space="0" w:color="CBCBCB"/>
+            </w:tcBorders>
+          </w:tcPr>
+          <w:p>
+            <w:r>
+              <w:rPr>
+                <w:rFonts w:ascii="Courier New" w:hAnsi="Courier New"/>
+                <w:color w:val="F05922"/>
+                <w:sz w:val="20"/>
+              </w:rPr>
+              <w:t>scripts/linux-kiosk/1-install-software.sh</w:t>
+            </w:r>
+            <w:r>
+              <w:rPr>
+                <w:sz w:val="20"/>
+              </w:rPr>
+              <w:t xml:space="preserve"> + </w:t>
+            </w:r>
+            <w:r>
+              <w:rPr>
+                <w:rFonts w:ascii="Courier New" w:hAnsi="Courier New"/>
+                <w:color w:val="F05922"/>
+                <w:sz w:val="20"/>
+              </w:rPr>
+              <w:t>2-configure-system.sh</w:t>
+            </w:r>
+            <w:r>
+              <w:rPr>
+                <w:sz w:val="20"/>
+              </w:rPr>
+              <w:t xml:space="preserve"> + </w:t>
+            </w:r>
+            <w:r>
+              <w:rPr>
+                <w:rFonts w:ascii="Courier New" w:hAnsi="Courier New"/>
+                <w:color w:val="F05922"/>
+                <w:sz w:val="20"/>
+              </w:rPr>
+              <w:t>CcuClient/KioskDeployService.cs</w:t>
+            </w:r>
+            <w:r>
+              <w:rPr>
+                <w:sz w:val="20"/>
+              </w:rPr>
+              <w:t xml:space="preserve"> + </w:t>
+            </w:r>
+            <w:r>
+              <w:rPr>
+                <w:rFonts w:ascii="Courier New" w:hAnsi="Courier New"/>
+                <w:color w:val="F05922"/>
+                <w:sz w:val="20"/>
+              </w:rPr>
+              <w:t>CcuUI/Views/KioskDeployWindow.axaml(.cs)</w:t>
+            </w:r>
+          </w:p>
+        </w:tc>
+        <w:tc>
+          <w:tcPr>
+            <w:tcW w:type="dxa" w:w="1938"/>
+            <w:shd w:val="clear" w:color="auto" w:fill="B8B3D6"/>
+            <w:tcBorders>
+              <w:top w:val="single" w:sz="4" w:space="0" w:color="CBCBCB"/>
+              <w:left w:val="single" w:sz="4" w:space="0" w:color="CBCBCB"/>
+              <w:bottom w:val="single" w:sz="4" w:space="0" w:color="CBCBCB"/>
+              <w:right w:val="single" w:sz="4" w:space="0" w:color="CBCBCB"/>
+            </w:tcBorders>
+          </w:tcPr>
+          <w:p>
+            <w:r>
+              <w:rPr>
+                <w:sz w:val="20"/>
+              </w:rPr>
+              <w:t>Fix</w:t>
+            </w:r>
+          </w:p>
+        </w:tc>
+        <w:tc>
+          <w:tcPr>
+            <w:tcW w:type="dxa" w:w="1938"/>
+            <w:shd w:val="clear" w:color="auto" w:fill="B8B3D6"/>
+            <w:tcBorders>
+              <w:top w:val="single" w:sz="4" w:space="0" w:color="CBCBCB"/>
+              <w:left w:val="single" w:sz="4" w:space="0" w:color="CBCBCB"/>
+              <w:bottom w:val="single" w:sz="4" w:space="0" w:color="CBCBCB"/>
+              <w:right w:val="single" w:sz="4" w:space="0" w:color="CBCBCB"/>
+            </w:tcBorders>
+          </w:tcPr>
+          <w:p>
+            <w:r>
+              <w:rPr>
+                <w:sz w:val="20"/>
+              </w:rPr>
+              <w:t xml:space="preserve">F10 (kiosk cảm ứng, không bàn phím): (A) extension GNOME Shell cục bộ </w:t>
+            </w:r>
+            <w:r>
+              <w:rPr>
+                <w:rFonts w:ascii="Courier New" w:hAnsi="Courier New"/>
+                <w:color w:val="F05922"/>
+                <w:sz w:val="20"/>
+              </w:rPr>
+              <w:t>disable-overview-gestures@kztek</w:t>
+            </w:r>
+            <w:r>
+              <w:rPr>
+                <w:sz w:val="20"/>
+              </w:rPr>
+              <w:t xml:space="preserve"> chặn cử chỉ cảm ứng mở overview (theo ô HideActivities); (B) </w:t>
+            </w:r>
+            <w:r>
+              <w:rPr>
+                <w:rFonts w:ascii="Courier New" w:hAnsi="Courier New"/>
+                <w:color w:val="F05922"/>
+                <w:sz w:val="20"/>
+              </w:rPr>
+              <w:t>EnableWatchdog</w:t>
+            </w:r>
+            <w:r>
+              <w:rPr>
+                <w:sz w:val="20"/>
+              </w:rPr>
+              <w:t xml:space="preserve"> — systemd USER service </w:t>
+            </w:r>
+            <w:r>
+              <w:rPr>
+                <w:rFonts w:ascii="Courier New" w:hAnsi="Courier New"/>
+                <w:color w:val="F05922"/>
+                <w:sz w:val="20"/>
+              </w:rPr>
+              <w:t>ipgs-kiosk-app.service</w:t>
+            </w:r>
+            <w:r>
+              <w:rPr>
+                <w:sz w:val="20"/>
+              </w:rPr>
+              <w:t xml:space="preserve"> (Restart=always + StartLimit chống-loop) + checkbox mới ở Tab Config phần mềm (tham số 12). Nhóm lỗ phím tắt ⏭️ bỏ theo quyết định user (máy không bàn phím)</w:t>
+            </w:r>
+          </w:p>
+        </w:tc>
+        <w:tc>
+          <w:tcPr>
+            <w:tcW w:type="dxa" w:w="1938"/>
+            <w:shd w:val="clear" w:color="auto" w:fill="B8B3D6"/>
             <w:tcBorders>
               <w:top w:val="single" w:sz="4" w:space="0" w:color="CBCBCB"/>
               <w:left w:val="single" w:sz="4" w:space="0" w:color="CBCBCB"/>

--- a/code-graph/CODE-GRAPH.docx
+++ b/code-graph/CODE-GRAPH.docx
@@ -1638,7 +1638,7 @@
               <w:rPr>
                 <w:sz w:val="20"/>
               </w:rPr>
-              <w:t xml:space="preserve"> + </w:t>
+              <w:t xml:space="preserve"> </w:t>
             </w:r>
             <w:r>
               <w:rPr>
@@ -1646,13 +1646,13 @@
                 <w:color w:val="F05922"/>
                 <w:sz w:val="20"/>
               </w:rPr>
-              <w:t>StartLimit</w:t>
-            </w:r>
-            <w:r>
-              <w:rPr>
-                <w:sz w:val="20"/>
-              </w:rPr>
-              <w:t xml:space="preserve"> chống-loop) tự khởi động lại app kiosk; khi bật thì bỏ autostart </w:t>
+              <w:t>RestartSec=10</w:t>
+            </w:r>
+            <w:r>
+              <w:rPr>
+                <w:sz w:val="20"/>
+              </w:rPr>
+              <w:t xml:space="preserve"> </w:t>
             </w:r>
             <w:r>
               <w:rPr>
@@ -1660,13 +1660,27 @@
                 <w:color w:val="F05922"/>
                 <w:sz w:val="20"/>
               </w:rPr>
+              <w:t>StartLimitIntervalSec=0</w:t>
+            </w:r>
+            <w:r>
+              <w:rPr>
+                <w:sz w:val="20"/>
+              </w:rPr>
+              <w:t xml:space="preserve"> — R2: không bao giờ vào failed vĩnh viễn, kiosk không người trực) tự khởi động lại app kiosk; khi bật thì XÓA autostart </w:t>
+            </w:r>
+            <w:r>
+              <w:rPr>
+                <w:rFonts w:ascii="Courier New" w:hAnsi="Courier New"/>
+                <w:color w:val="F05922"/>
+                <w:sz w:val="20"/>
+              </w:rPr>
               <w:t>.desktop</w:t>
             </w:r>
             <w:r>
               <w:rPr>
                 <w:sz w:val="20"/>
               </w:rPr>
-              <w:t xml:space="preserve"> của app. Cử chỉ cảm ứng mở overview (F10) chặn bằng extension GNOME Shell cục bộ </w:t>
+              <w:t xml:space="preserve"> của app bất kể tham số autostart (R1 — ma trận trạng thái nhất quán). Cử chỉ cảm ứng mở overview (F10) chặn bằng extension GNOME Shell cục bộ </w:t>
             </w:r>
             <w:r>
               <w:rPr>
@@ -6458,7 +6472,7 @@
               <w:rPr>
                 <w:sz w:val="20"/>
               </w:rPr>
-              <w:t xml:space="preserve"> (Restart=always + StartLimit chống-loop) + checkbox mới ở Tab Config phần mềm (tham số 12). Nhóm lỗ phím tắt ⏭️ bỏ theo quyết định user (máy không bàn phím)</w:t>
+              <w:t xml:space="preserve"> (Restart=always) + checkbox mới ở Tab Config phần mềm (tham số 12). Nhóm lỗ phím tắt ⏭️ bỏ theo quyết định user (máy không bàn phím). Vòng 2 theo review Tech Lead: R1 ma trận .desktop×watchdog, R2 RestartSec=10 + StartLimitIntervalSec=0, R3 khoá thêm switch-to-application-1..9 / switch-group / activate-window-menu / minimize vào dconf F09</w:t>
             </w:r>
           </w:p>
         </w:tc>

--- a/code-graph/CODE-GRAPH.docx
+++ b/code-graph/CODE-GRAPH.docx
@@ -1534,13 +1534,13 @@
                 <w:color w:val="F05922"/>
                 <w:sz w:val="20"/>
               </w:rPr>
-              <w:t>KioskDeployOptions.LockdownShell</w:t>
-            </w:r>
-            <w:r>
-              <w:rPr>
-                <w:sz w:val="20"/>
-              </w:rPr>
-              <w:t xml:space="preserve"> (F09, tham số 11 của </w:t>
+              <w:t>KioskDeployOptions</w:t>
+            </w:r>
+            <w:r>
+              <w:rPr>
+                <w:sz w:val="20"/>
+              </w:rPr>
+              <w:t xml:space="preserve"> key properties: </w:t>
             </w:r>
             <w:r>
               <w:rPr>
@@ -1548,13 +1548,13 @@
                 <w:color w:val="F05922"/>
                 <w:sz w:val="20"/>
               </w:rPr>
-              <w:t>2-configure-system.sh</w:t>
-            </w:r>
-            <w:r>
-              <w:rPr>
-                <w:sz w:val="20"/>
-              </w:rPr>
-              <w:t>): khoá lối thoát kiosk bằng dconf system-db + lock (</w:t>
+              <w:t>DisableUbuntuDock</w:t>
+            </w:r>
+            <w:r>
+              <w:rPr>
+                <w:sz w:val="20"/>
+              </w:rPr>
+              <w:t xml:space="preserve"> ($4, default=true) tắt ubuntu-dock@ubuntu.com; </w:t>
             </w:r>
             <w:r>
               <w:rPr>
@@ -1562,13 +1562,26 @@
                 <w:color w:val="F05922"/>
                 <w:sz w:val="20"/>
               </w:rPr>
-              <w:t>/etc/dconf/db/local.d/00-kiosk-lockdown</w:t>
-            </w:r>
-            <w:r>
-              <w:rPr>
-                <w:sz w:val="20"/>
-              </w:rPr>
-              <w:t xml:space="preserve"> + </w:t>
+              <w:t>DisableDesktopIcons</w:t>
+            </w:r>
+            <w:r>
+              <w:rPr>
+                <w:sz w:val="20"/>
+              </w:rPr>
+              <w:t xml:space="preserve"> ($5, default=</w:t>
+            </w:r>
+            <w:r>
+              <w:rPr>
+                <w:b/>
+                <w:sz w:val="20"/>
+              </w:rPr>
+              <w:t>false</w:t>
+            </w:r>
+            <w:r>
+              <w:rPr>
+                <w:sz w:val="20"/>
+              </w:rPr>
+              <w:t xml:space="preserve"> — giữ Desktop Icons bật để icon desktop click được, F14); </w:t>
             </w:r>
             <w:r>
               <w:rPr>
@@ -1576,13 +1589,13 @@
                 <w:color w:val="F05922"/>
                 <w:sz w:val="20"/>
               </w:rPr>
-              <w:t>locks/</w:t>
-            </w:r>
-            <w:r>
-              <w:rPr>
-                <w:sz w:val="20"/>
-              </w:rPr>
-              <w:t xml:space="preserve"> + </w:t>
+              <w:t>LockdownShell</w:t>
+            </w:r>
+            <w:r>
+              <w:rPr>
+                <w:sz w:val="20"/>
+              </w:rPr>
+              <w:t xml:space="preserve"> (F09, $12): khoá lối thoát kiosk bằng dconf system-db + lock — cần reboot (G020); </w:t>
             </w:r>
             <w:r>
               <w:rPr>
@@ -1590,13 +1603,13 @@
                 <w:color w:val="F05922"/>
                 <w:sz w:val="20"/>
               </w:rPr>
-              <w:t>/etc/dconf/profile/user</w:t>
-            </w:r>
-            <w:r>
-              <w:rPr>
-                <w:sz w:val="20"/>
-              </w:rPr>
-              <w:t xml:space="preserve">) — cần reboot để có hiệu lực (G020). </w:t>
+              <w:t>EnableWatchdog</w:t>
+            </w:r>
+            <w:r>
+              <w:rPr>
+                <w:sz w:val="20"/>
+              </w:rPr>
+              <w:t xml:space="preserve"> (F10, $13): systemd USER service </w:t>
             </w:r>
             <w:r>
               <w:rPr>
@@ -1604,13 +1617,13 @@
                 <w:color w:val="F05922"/>
                 <w:sz w:val="20"/>
               </w:rPr>
-              <w:t>KioskDeployOptions.EnableWatchdog</w:t>
-            </w:r>
-            <w:r>
-              <w:rPr>
-                <w:sz w:val="20"/>
-              </w:rPr>
-              <w:t xml:space="preserve"> (F10, tham số 12): systemd USER service </w:t>
+              <w:t>ipgs-kiosk-app.service</w:t>
+            </w:r>
+            <w:r>
+              <w:rPr>
+                <w:sz w:val="20"/>
+              </w:rPr>
+              <w:t xml:space="preserve"> (</w:t>
             </w:r>
             <w:r>
               <w:rPr>
@@ -1618,13 +1631,13 @@
                 <w:color w:val="F05922"/>
                 <w:sz w:val="20"/>
               </w:rPr>
-              <w:t>ipgs-kiosk-app.service</w:t>
-            </w:r>
-            <w:r>
-              <w:rPr>
-                <w:sz w:val="20"/>
-              </w:rPr>
-              <w:t xml:space="preserve"> (</w:t>
+              <w:t>Restart=always</w:t>
+            </w:r>
+            <w:r>
+              <w:rPr>
+                <w:sz w:val="20"/>
+              </w:rPr>
+              <w:t xml:space="preserve"> </w:t>
             </w:r>
             <w:r>
               <w:rPr>
@@ -1632,7 +1645,7 @@
                 <w:color w:val="F05922"/>
                 <w:sz w:val="20"/>
               </w:rPr>
-              <w:t>Restart=always</w:t>
+              <w:t>RestartSec=10</w:t>
             </w:r>
             <w:r>
               <w:rPr>
@@ -1646,13 +1659,13 @@
                 <w:color w:val="F05922"/>
                 <w:sz w:val="20"/>
               </w:rPr>
-              <w:t>RestartSec=10</w:t>
-            </w:r>
-            <w:r>
-              <w:rPr>
-                <w:sz w:val="20"/>
-              </w:rPr>
-              <w:t xml:space="preserve"> </w:t>
+              <w:t>StartLimitIntervalSec=0</w:t>
+            </w:r>
+            <w:r>
+              <w:rPr>
+                <w:sz w:val="20"/>
+              </w:rPr>
+              <w:t xml:space="preserve"> — R2: không bao giờ vào failed vĩnh viễn). Thứ tự args2 </w:t>
             </w:r>
             <w:r>
               <w:rPr>
@@ -1660,13 +1673,13 @@
                 <w:color w:val="F05922"/>
                 <w:sz w:val="20"/>
               </w:rPr>
-              <w:t>StartLimitIntervalSec=0</w:t>
-            </w:r>
-            <w:r>
-              <w:rPr>
-                <w:sz w:val="20"/>
-              </w:rPr>
-              <w:t xml:space="preserve"> — R2: không bao giờ vào failed vĩnh viễn, kiosk không người trực) tự khởi động lại app kiosk; khi bật thì XÓA autostart </w:t>
+              <w:t>2-configure-system.sh</w:t>
+            </w:r>
+            <w:r>
+              <w:rPr>
+                <w:sz w:val="20"/>
+              </w:rPr>
+              <w:t xml:space="preserve">: $3=disable_hotcorner $4=disable_ubuntu_dock $5=disable_desktop_icons $6=block_sleep $7=skip_initial_setup $8=enable_autologin $9=disable_sw_update $10=enable_autostart $11=lock_single_workspace $12=lockdown_shell $13=enable_watchdog. F14: deploy script tạo </w:t>
             </w:r>
             <w:r>
               <w:rPr>
@@ -1674,13 +1687,13 @@
                 <w:color w:val="F05922"/>
                 <w:sz w:val="20"/>
               </w:rPr>
-              <w:t>.desktop</w:t>
-            </w:r>
-            <w:r>
-              <w:rPr>
-                <w:sz w:val="20"/>
-              </w:rPr>
-              <w:t xml:space="preserve"> của app bất kể tham số autostart (R1 — ma trận trạng thái nhất quán). Cử chỉ cảm ứng mở overview (F10) chặn bằng extension GNOME Shell cục bộ </w:t>
+              <w:t>~/Desktop/ipgs-kiosk.desktop</w:t>
+            </w:r>
+            <w:r>
+              <w:rPr>
+                <w:sz w:val="20"/>
+              </w:rPr>
+              <w:t xml:space="preserve"> + </w:t>
             </w:r>
             <w:r>
               <w:rPr>
@@ -1688,41 +1701,13 @@
                 <w:color w:val="F05922"/>
                 <w:sz w:val="20"/>
               </w:rPr>
-              <w:t>disable-overview-gestures@kztek</w:t>
-            </w:r>
-            <w:r>
-              <w:rPr>
-                <w:sz w:val="20"/>
-              </w:rPr>
-              <w:t xml:space="preserve"> nhúng trong </w:t>
-            </w:r>
-            <w:r>
-              <w:rPr>
-                <w:rFonts w:ascii="Courier New" w:hAnsi="Courier New"/>
-                <w:color w:val="F05922"/>
-                <w:sz w:val="20"/>
-              </w:rPr>
-              <w:t>1-install-software.sh</w:t>
-            </w:r>
-            <w:r>
-              <w:rPr>
-                <w:sz w:val="20"/>
-              </w:rPr>
-              <w:t xml:space="preserve"> (theo ô </w:t>
-            </w:r>
-            <w:r>
-              <w:rPr>
-                <w:rFonts w:ascii="Courier New" w:hAnsi="Courier New"/>
-                <w:color w:val="F05922"/>
-                <w:sz w:val="20"/>
-              </w:rPr>
-              <w:t>HideActivities</w:t>
-            </w:r>
-            <w:r>
-              <w:rPr>
-                <w:sz w:val="20"/>
-              </w:rPr>
-              <w:t>)</w:t>
+              <w:t>gio set metadata::trusted true</w:t>
+            </w:r>
+            <w:r>
+              <w:rPr>
+                <w:sz w:val="20"/>
+              </w:rPr>
+              <w:t xml:space="preserve"> (Desktop Icons NG từ GNOME 41+ từ chối .desktop chưa trusted).</w:t>
             </w:r>
           </w:p>
         </w:tc>
